--- a/tuan_2/docs/Bao_cao_Tuan_2_24110054_24110051.docx
+++ b/tuan_2/docs/Bao_cao_Tuan_2_24110054_24110051.docx
@@ -425,7 +425,7 @@
         <w:ind w:firstLine="504"/>
       </w:pPr>
       <w:r>
-        <w:t>Hà Nội có AQI trung bình Tuần 2 đạt 163,56 và 163,05; TP. Hồ Chí Minh đạt 78,00 và 79,05; Đà Nẵng đạt 35,44 và 35,37. Báo cáo trình bày 18 biểu đồ từ dữ liệu thực tế, 24 truy vấn Athena mới thành công, phân bố mẫu, biến thiên theo giờ, ngưỡng cảnh báo, tương quan khí tượng và mức sử dụng tài nguyên. Các kết luận giới hạn trong mẫu đã thu thập.</w:t>
+        <w:t>Hà Nội có AQI trung bình Tuần 2 đạt 163,56 và 163,05; TP. Hồ Chí Minh đạt 78,00 và 79,05; Đà Nẵng đạt 35,44 và 35,37. Báo cáo trình bày 20 biểu đồ từ dữ liệu thực tế, 24 truy vấn Athena mới thành công, phân bố mẫu, biến thiên theo giờ, ngưỡng cảnh báo, tương quan khí tượng và mức sử dụng tài nguyên. Các kết luận giới hạn trong mẫu đã thu thập.</w:t>
       </w:r>
     </w:p>
     <w:p>
@@ -551,7 +551,7 @@
         </w:rPr>
         <w:fldChar w:fldCharType="separate"/>
       </w:r>
-      <w:hyperlink w:anchor="_Toc242878496" w:history="1">
+      <w:hyperlink w:anchor="_Toc242892816" w:history="1">
         <w:r>
           <w:rPr>
             <w:rStyle w:val="Hyperlink"/>
@@ -578,7 +578,7 @@
             <w:noProof/>
             <w:webHidden/>
           </w:rPr>
-          <w:instrText xml:space="preserve"> PAGEREF _Toc242878496 \h </w:instrText>
+          <w:instrText xml:space="preserve"> PAGEREF _Toc242892816 \h </w:instrText>
         </w:r>
         <w:r>
           <w:rPr>
@@ -625,7 +625,7 @@
           <w14:ligatures w14:val="standardContextual"/>
         </w:rPr>
       </w:pPr>
-      <w:hyperlink w:anchor="_Toc242878497" w:history="1">
+      <w:hyperlink w:anchor="_Toc242892817" w:history="1">
         <w:r>
           <w:rPr>
             <w:rStyle w:val="Hyperlink"/>
@@ -652,7 +652,7 @@
             <w:noProof/>
             <w:webHidden/>
           </w:rPr>
-          <w:instrText xml:space="preserve"> PAGEREF _Toc242878497 \h </w:instrText>
+          <w:instrText xml:space="preserve"> PAGEREF _Toc242892817 \h </w:instrText>
         </w:r>
         <w:r>
           <w:rPr>
@@ -699,7 +699,7 @@
           <w14:ligatures w14:val="standardContextual"/>
         </w:rPr>
       </w:pPr>
-      <w:hyperlink w:anchor="_Toc242878498" w:history="1">
+      <w:hyperlink w:anchor="_Toc242892818" w:history="1">
         <w:r>
           <w:rPr>
             <w:rStyle w:val="Hyperlink"/>
@@ -726,7 +726,7 @@
             <w:noProof/>
             <w:webHidden/>
           </w:rPr>
-          <w:instrText xml:space="preserve"> PAGEREF _Toc242878498 \h </w:instrText>
+          <w:instrText xml:space="preserve"> PAGEREF _Toc242892818 \h </w:instrText>
         </w:r>
         <w:r>
           <w:rPr>
@@ -773,7 +773,7 @@
           <w14:ligatures w14:val="standardContextual"/>
         </w:rPr>
       </w:pPr>
-      <w:hyperlink w:anchor="_Toc242878499" w:history="1">
+      <w:hyperlink w:anchor="_Toc242892819" w:history="1">
         <w:r>
           <w:rPr>
             <w:rStyle w:val="Hyperlink"/>
@@ -800,7 +800,7 @@
             <w:noProof/>
             <w:webHidden/>
           </w:rPr>
-          <w:instrText xml:space="preserve"> PAGEREF _Toc242878499 \h </w:instrText>
+          <w:instrText xml:space="preserve"> PAGEREF _Toc242892819 \h </w:instrText>
         </w:r>
         <w:r>
           <w:rPr>
@@ -847,7 +847,7 @@
           <w14:ligatures w14:val="standardContextual"/>
         </w:rPr>
       </w:pPr>
-      <w:hyperlink w:anchor="_Toc242878500" w:history="1">
+      <w:hyperlink w:anchor="_Toc242892820" w:history="1">
         <w:r>
           <w:rPr>
             <w:rStyle w:val="Hyperlink"/>
@@ -874,7 +874,7 @@
             <w:noProof/>
             <w:webHidden/>
           </w:rPr>
-          <w:instrText xml:space="preserve"> PAGEREF _Toc242878500 \h </w:instrText>
+          <w:instrText xml:space="preserve"> PAGEREF _Toc242892820 \h </w:instrText>
         </w:r>
         <w:r>
           <w:rPr>
@@ -922,7 +922,7 @@
           <w14:ligatures w14:val="standardContextual"/>
         </w:rPr>
       </w:pPr>
-      <w:hyperlink w:anchor="_Toc242878501" w:history="1">
+      <w:hyperlink w:anchor="_Toc242892821" w:history="1">
         <w:r>
           <w:rPr>
             <w:rStyle w:val="Hyperlink"/>
@@ -949,7 +949,7 @@
             <w:noProof/>
             <w:webHidden/>
           </w:rPr>
-          <w:instrText xml:space="preserve"> PAGEREF _Toc242878501 \h </w:instrText>
+          <w:instrText xml:space="preserve"> PAGEREF _Toc242892821 \h </w:instrText>
         </w:r>
         <w:r>
           <w:rPr>
@@ -996,7 +996,7 @@
           <w14:ligatures w14:val="standardContextual"/>
         </w:rPr>
       </w:pPr>
-      <w:hyperlink w:anchor="_Toc242878502" w:history="1">
+      <w:hyperlink w:anchor="_Toc242892822" w:history="1">
         <w:r>
           <w:rPr>
             <w:rStyle w:val="Hyperlink"/>
@@ -1023,7 +1023,7 @@
             <w:noProof/>
             <w:webHidden/>
           </w:rPr>
-          <w:instrText xml:space="preserve"> PAGEREF _Toc242878502 \h </w:instrText>
+          <w:instrText xml:space="preserve"> PAGEREF _Toc242892822 \h </w:instrText>
         </w:r>
         <w:r>
           <w:rPr>
@@ -1070,7 +1070,7 @@
           <w14:ligatures w14:val="standardContextual"/>
         </w:rPr>
       </w:pPr>
-      <w:hyperlink w:anchor="_Toc242878503" w:history="1">
+      <w:hyperlink w:anchor="_Toc242892823" w:history="1">
         <w:r>
           <w:rPr>
             <w:rStyle w:val="Hyperlink"/>
@@ -1097,7 +1097,7 @@
             <w:noProof/>
             <w:webHidden/>
           </w:rPr>
-          <w:instrText xml:space="preserve"> PAGEREF _Toc242878503 \h </w:instrText>
+          <w:instrText xml:space="preserve"> PAGEREF _Toc242892823 \h </w:instrText>
         </w:r>
         <w:r>
           <w:rPr>
@@ -1144,7 +1144,7 @@
           <w14:ligatures w14:val="standardContextual"/>
         </w:rPr>
       </w:pPr>
-      <w:hyperlink w:anchor="_Toc242878504" w:history="1">
+      <w:hyperlink w:anchor="_Toc242892824" w:history="1">
         <w:r>
           <w:rPr>
             <w:rStyle w:val="Hyperlink"/>
@@ -1171,7 +1171,7 @@
             <w:noProof/>
             <w:webHidden/>
           </w:rPr>
-          <w:instrText xml:space="preserve"> PAGEREF _Toc242878504 \h </w:instrText>
+          <w:instrText xml:space="preserve"> PAGEREF _Toc242892824 \h </w:instrText>
         </w:r>
         <w:r>
           <w:rPr>
@@ -1218,7 +1218,7 @@
           <w14:ligatures w14:val="standardContextual"/>
         </w:rPr>
       </w:pPr>
-      <w:hyperlink w:anchor="_Toc242878505" w:history="1">
+      <w:hyperlink w:anchor="_Toc242892825" w:history="1">
         <w:r>
           <w:rPr>
             <w:rStyle w:val="Hyperlink"/>
@@ -1245,7 +1245,7 @@
             <w:noProof/>
             <w:webHidden/>
           </w:rPr>
-          <w:instrText xml:space="preserve"> PAGEREF _Toc242878505 \h </w:instrText>
+          <w:instrText xml:space="preserve"> PAGEREF _Toc242892825 \h </w:instrText>
         </w:r>
         <w:r>
           <w:rPr>
@@ -1292,7 +1292,7 @@
           <w14:ligatures w14:val="standardContextual"/>
         </w:rPr>
       </w:pPr>
-      <w:hyperlink w:anchor="_Toc242878506" w:history="1">
+      <w:hyperlink w:anchor="_Toc242892826" w:history="1">
         <w:r>
           <w:rPr>
             <w:rStyle w:val="Hyperlink"/>
@@ -1319,7 +1319,7 @@
             <w:noProof/>
             <w:webHidden/>
           </w:rPr>
-          <w:instrText xml:space="preserve"> PAGEREF _Toc242878506 \h </w:instrText>
+          <w:instrText xml:space="preserve"> PAGEREF _Toc242892826 \h </w:instrText>
         </w:r>
         <w:r>
           <w:rPr>
@@ -1366,7 +1366,7 @@
           <w14:ligatures w14:val="standardContextual"/>
         </w:rPr>
       </w:pPr>
-      <w:hyperlink w:anchor="_Toc242878507" w:history="1">
+      <w:hyperlink w:anchor="_Toc242892827" w:history="1">
         <w:r>
           <w:rPr>
             <w:rStyle w:val="Hyperlink"/>
@@ -1393,7 +1393,7 @@
             <w:noProof/>
             <w:webHidden/>
           </w:rPr>
-          <w:instrText xml:space="preserve"> PAGEREF _Toc242878507 \h </w:instrText>
+          <w:instrText xml:space="preserve"> PAGEREF _Toc242892827 \h </w:instrText>
         </w:r>
         <w:r>
           <w:rPr>
@@ -1440,7 +1440,7 @@
           <w14:ligatures w14:val="standardContextual"/>
         </w:rPr>
       </w:pPr>
-      <w:hyperlink w:anchor="_Toc242878508" w:history="1">
+      <w:hyperlink w:anchor="_Toc242892828" w:history="1">
         <w:r>
           <w:rPr>
             <w:rStyle w:val="Hyperlink"/>
@@ -1467,7 +1467,7 @@
             <w:noProof/>
             <w:webHidden/>
           </w:rPr>
-          <w:instrText xml:space="preserve"> PAGEREF _Toc242878508 \h </w:instrText>
+          <w:instrText xml:space="preserve"> PAGEREF _Toc242892828 \h </w:instrText>
         </w:r>
         <w:r>
           <w:rPr>
@@ -1515,7 +1515,7 @@
           <w14:ligatures w14:val="standardContextual"/>
         </w:rPr>
       </w:pPr>
-      <w:hyperlink w:anchor="_Toc242878509" w:history="1">
+      <w:hyperlink w:anchor="_Toc242892829" w:history="1">
         <w:r>
           <w:rPr>
             <w:rStyle w:val="Hyperlink"/>
@@ -1542,7 +1542,7 @@
             <w:noProof/>
             <w:webHidden/>
           </w:rPr>
-          <w:instrText xml:space="preserve"> PAGEREF _Toc242878509 \h </w:instrText>
+          <w:instrText xml:space="preserve"> PAGEREF _Toc242892829 \h </w:instrText>
         </w:r>
         <w:r>
           <w:rPr>
@@ -1589,7 +1589,7 @@
           <w14:ligatures w14:val="standardContextual"/>
         </w:rPr>
       </w:pPr>
-      <w:hyperlink w:anchor="_Toc242878510" w:history="1">
+      <w:hyperlink w:anchor="_Toc242892830" w:history="1">
         <w:r>
           <w:rPr>
             <w:rStyle w:val="Hyperlink"/>
@@ -1616,7 +1616,7 @@
             <w:noProof/>
             <w:webHidden/>
           </w:rPr>
-          <w:instrText xml:space="preserve"> PAGEREF _Toc242878510 \h </w:instrText>
+          <w:instrText xml:space="preserve"> PAGEREF _Toc242892830 \h </w:instrText>
         </w:r>
         <w:r>
           <w:rPr>
@@ -1663,7 +1663,7 @@
           <w14:ligatures w14:val="standardContextual"/>
         </w:rPr>
       </w:pPr>
-      <w:hyperlink w:anchor="_Toc242878511" w:history="1">
+      <w:hyperlink w:anchor="_Toc242892831" w:history="1">
         <w:r>
           <w:rPr>
             <w:rStyle w:val="Hyperlink"/>
@@ -1690,7 +1690,7 @@
             <w:noProof/>
             <w:webHidden/>
           </w:rPr>
-          <w:instrText xml:space="preserve"> PAGEREF _Toc242878511 \h </w:instrText>
+          <w:instrText xml:space="preserve"> PAGEREF _Toc242892831 \h </w:instrText>
         </w:r>
         <w:r>
           <w:rPr>
@@ -1737,7 +1737,7 @@
           <w14:ligatures w14:val="standardContextual"/>
         </w:rPr>
       </w:pPr>
-      <w:hyperlink w:anchor="_Toc242878512" w:history="1">
+      <w:hyperlink w:anchor="_Toc242892832" w:history="1">
         <w:r>
           <w:rPr>
             <w:rStyle w:val="Hyperlink"/>
@@ -1764,7 +1764,7 @@
             <w:noProof/>
             <w:webHidden/>
           </w:rPr>
-          <w:instrText xml:space="preserve"> PAGEREF _Toc242878512 \h </w:instrText>
+          <w:instrText xml:space="preserve"> PAGEREF _Toc242892832 \h </w:instrText>
         </w:r>
         <w:r>
           <w:rPr>
@@ -1811,7 +1811,7 @@
           <w14:ligatures w14:val="standardContextual"/>
         </w:rPr>
       </w:pPr>
-      <w:hyperlink w:anchor="_Toc242878513" w:history="1">
+      <w:hyperlink w:anchor="_Toc242892833" w:history="1">
         <w:r>
           <w:rPr>
             <w:rStyle w:val="Hyperlink"/>
@@ -1838,7 +1838,7 @@
             <w:noProof/>
             <w:webHidden/>
           </w:rPr>
-          <w:instrText xml:space="preserve"> PAGEREF _Toc242878513 \h </w:instrText>
+          <w:instrText xml:space="preserve"> PAGEREF _Toc242892833 \h </w:instrText>
         </w:r>
         <w:r>
           <w:rPr>
@@ -1885,7 +1885,7 @@
           <w14:ligatures w14:val="standardContextual"/>
         </w:rPr>
       </w:pPr>
-      <w:hyperlink w:anchor="_Toc242878514" w:history="1">
+      <w:hyperlink w:anchor="_Toc242892834" w:history="1">
         <w:r>
           <w:rPr>
             <w:rStyle w:val="Hyperlink"/>
@@ -1912,7 +1912,7 @@
             <w:noProof/>
             <w:webHidden/>
           </w:rPr>
-          <w:instrText xml:space="preserve"> PAGEREF _Toc242878514 \h </w:instrText>
+          <w:instrText xml:space="preserve"> PAGEREF _Toc242892834 \h </w:instrText>
         </w:r>
         <w:r>
           <w:rPr>
@@ -1959,7 +1959,7 @@
           <w14:ligatures w14:val="standardContextual"/>
         </w:rPr>
       </w:pPr>
-      <w:hyperlink w:anchor="_Toc242878515" w:history="1">
+      <w:hyperlink w:anchor="_Toc242892835" w:history="1">
         <w:r>
           <w:rPr>
             <w:rStyle w:val="Hyperlink"/>
@@ -1986,7 +1986,7 @@
             <w:noProof/>
             <w:webHidden/>
           </w:rPr>
-          <w:instrText xml:space="preserve"> PAGEREF _Toc242878515 \h </w:instrText>
+          <w:instrText xml:space="preserve"> PAGEREF _Toc242892835 \h </w:instrText>
         </w:r>
         <w:r>
           <w:rPr>
@@ -2033,7 +2033,7 @@
           <w14:ligatures w14:val="standardContextual"/>
         </w:rPr>
       </w:pPr>
-      <w:hyperlink w:anchor="_Toc242878516" w:history="1">
+      <w:hyperlink w:anchor="_Toc242892836" w:history="1">
         <w:r>
           <w:rPr>
             <w:rStyle w:val="Hyperlink"/>
@@ -2060,7 +2060,7 @@
             <w:noProof/>
             <w:webHidden/>
           </w:rPr>
-          <w:instrText xml:space="preserve"> PAGEREF _Toc242878516 \h </w:instrText>
+          <w:instrText xml:space="preserve"> PAGEREF _Toc242892836 \h </w:instrText>
         </w:r>
         <w:r>
           <w:rPr>
@@ -2107,7 +2107,7 @@
           <w14:ligatures w14:val="standardContextual"/>
         </w:rPr>
       </w:pPr>
-      <w:hyperlink w:anchor="_Toc242878517" w:history="1">
+      <w:hyperlink w:anchor="_Toc242892837" w:history="1">
         <w:r>
           <w:rPr>
             <w:rStyle w:val="Hyperlink"/>
@@ -2134,7 +2134,7 @@
             <w:noProof/>
             <w:webHidden/>
           </w:rPr>
-          <w:instrText xml:space="preserve"> PAGEREF _Toc242878517 \h </w:instrText>
+          <w:instrText xml:space="preserve"> PAGEREF _Toc242892837 \h </w:instrText>
         </w:r>
         <w:r>
           <w:rPr>
@@ -2181,7 +2181,7 @@
           <w14:ligatures w14:val="standardContextual"/>
         </w:rPr>
       </w:pPr>
-      <w:hyperlink w:anchor="_Toc242878518" w:history="1">
+      <w:hyperlink w:anchor="_Toc242892838" w:history="1">
         <w:r>
           <w:rPr>
             <w:rStyle w:val="Hyperlink"/>
@@ -2208,7 +2208,7 @@
             <w:noProof/>
             <w:webHidden/>
           </w:rPr>
-          <w:instrText xml:space="preserve"> PAGEREF _Toc242878518 \h </w:instrText>
+          <w:instrText xml:space="preserve"> PAGEREF _Toc242892838 \h </w:instrText>
         </w:r>
         <w:r>
           <w:rPr>
@@ -2255,7 +2255,7 @@
           <w14:ligatures w14:val="standardContextual"/>
         </w:rPr>
       </w:pPr>
-      <w:hyperlink w:anchor="_Toc242878519" w:history="1">
+      <w:hyperlink w:anchor="_Toc242892839" w:history="1">
         <w:r>
           <w:rPr>
             <w:rStyle w:val="Hyperlink"/>
@@ -2282,7 +2282,7 @@
             <w:noProof/>
             <w:webHidden/>
           </w:rPr>
-          <w:instrText xml:space="preserve"> PAGEREF _Toc242878519 \h </w:instrText>
+          <w:instrText xml:space="preserve"> PAGEREF _Toc242892839 \h </w:instrText>
         </w:r>
         <w:r>
           <w:rPr>
@@ -2329,7 +2329,7 @@
           <w14:ligatures w14:val="standardContextual"/>
         </w:rPr>
       </w:pPr>
-      <w:hyperlink w:anchor="_Toc242878520" w:history="1">
+      <w:hyperlink w:anchor="_Toc242892840" w:history="1">
         <w:r>
           <w:rPr>
             <w:rStyle w:val="Hyperlink"/>
@@ -2356,7 +2356,7 @@
             <w:noProof/>
             <w:webHidden/>
           </w:rPr>
-          <w:instrText xml:space="preserve"> PAGEREF _Toc242878520 \h </w:instrText>
+          <w:instrText xml:space="preserve"> PAGEREF _Toc242892840 \h </w:instrText>
         </w:r>
         <w:r>
           <w:rPr>
@@ -2403,7 +2403,7 @@
           <w14:ligatures w14:val="standardContextual"/>
         </w:rPr>
       </w:pPr>
-      <w:hyperlink w:anchor="_Toc242878521" w:history="1">
+      <w:hyperlink w:anchor="_Toc242892841" w:history="1">
         <w:r>
           <w:rPr>
             <w:rStyle w:val="Hyperlink"/>
@@ -2430,7 +2430,7 @@
             <w:noProof/>
             <w:webHidden/>
           </w:rPr>
-          <w:instrText xml:space="preserve"> PAGEREF _Toc242878521 \h </w:instrText>
+          <w:instrText xml:space="preserve"> PAGEREF _Toc242892841 \h </w:instrText>
         </w:r>
         <w:r>
           <w:rPr>
@@ -2478,7 +2478,7 @@
           <w14:ligatures w14:val="standardContextual"/>
         </w:rPr>
       </w:pPr>
-      <w:hyperlink w:anchor="_Toc242878522" w:history="1">
+      <w:hyperlink w:anchor="_Toc242892842" w:history="1">
         <w:r>
           <w:rPr>
             <w:rStyle w:val="Hyperlink"/>
@@ -2505,304 +2505,7 @@
             <w:noProof/>
             <w:webHidden/>
           </w:rPr>
-          <w:instrText xml:space="preserve"> PAGEREF _Toc242878522 \h </w:instrText>
-        </w:r>
-        <w:r>
-          <w:rPr>
-            <w:noProof/>
-            <w:webHidden/>
-          </w:rPr>
-        </w:r>
-        <w:r>
-          <w:rPr>
-            <w:noProof/>
-            <w:webHidden/>
-          </w:rPr>
-          <w:fldChar w:fldCharType="separate"/>
-        </w:r>
-        <w:r>
-          <w:rPr>
-            <w:noProof/>
-            <w:webHidden/>
-          </w:rPr>
-          <w:t>26</w:t>
-        </w:r>
-        <w:r>
-          <w:rPr>
-            <w:noProof/>
-            <w:webHidden/>
-          </w:rPr>
-          <w:fldChar w:fldCharType="end"/>
-        </w:r>
-      </w:hyperlink>
-    </w:p>
-    <w:p>
-      <w:pPr>
-        <w:pStyle w:val="TOC2"/>
-        <w:tabs>
-          <w:tab w:val="right" w:leader="dot" w:pos="9926"/>
-        </w:tabs>
-        <w:rPr>
-          <w:rFonts w:asciiTheme="minorHAnsi" w:eastAsiaTheme="minorEastAsia" w:hAnsiTheme="minorHAnsi" w:cstheme="minorBidi"/>
-          <w:noProof/>
-          <w:color w:val="auto"/>
-          <w:kern w:val="2"/>
-          <w:szCs w:val="24"/>
-          <w:lang w:val="en-US" w:eastAsia="ja-JP"/>
-          <w14:ligatures w14:val="standardContextual"/>
-        </w:rPr>
-      </w:pPr>
-      <w:hyperlink w:anchor="_Toc242878523" w:history="1">
-        <w:r>
-          <w:rPr>
-            <w:rStyle w:val="Hyperlink"/>
-            <w:noProof/>
-          </w:rPr>
-          <w:t>4.1 Thời gian thực thi và bộ nhớ Lambda</w:t>
-        </w:r>
-        <w:r>
-          <w:rPr>
-            <w:noProof/>
-            <w:webHidden/>
-          </w:rPr>
-          <w:tab/>
-        </w:r>
-        <w:r>
-          <w:rPr>
-            <w:noProof/>
-            <w:webHidden/>
-          </w:rPr>
-          <w:fldChar w:fldCharType="begin"/>
-        </w:r>
-        <w:r>
-          <w:rPr>
-            <w:noProof/>
-            <w:webHidden/>
-          </w:rPr>
-          <w:instrText xml:space="preserve"> PAGEREF _Toc242878523 \h </w:instrText>
-        </w:r>
-        <w:r>
-          <w:rPr>
-            <w:noProof/>
-            <w:webHidden/>
-          </w:rPr>
-        </w:r>
-        <w:r>
-          <w:rPr>
-            <w:noProof/>
-            <w:webHidden/>
-          </w:rPr>
-          <w:fldChar w:fldCharType="separate"/>
-        </w:r>
-        <w:r>
-          <w:rPr>
-            <w:noProof/>
-            <w:webHidden/>
-          </w:rPr>
-          <w:t>26</w:t>
-        </w:r>
-        <w:r>
-          <w:rPr>
-            <w:noProof/>
-            <w:webHidden/>
-          </w:rPr>
-          <w:fldChar w:fldCharType="end"/>
-        </w:r>
-      </w:hyperlink>
-    </w:p>
-    <w:p>
-      <w:pPr>
-        <w:pStyle w:val="TOC2"/>
-        <w:tabs>
-          <w:tab w:val="right" w:leader="dot" w:pos="9926"/>
-        </w:tabs>
-        <w:rPr>
-          <w:rFonts w:asciiTheme="minorHAnsi" w:eastAsiaTheme="minorEastAsia" w:hAnsiTheme="minorHAnsi" w:cstheme="minorBidi"/>
-          <w:noProof/>
-          <w:color w:val="auto"/>
-          <w:kern w:val="2"/>
-          <w:szCs w:val="24"/>
-          <w:lang w:val="en-US" w:eastAsia="ja-JP"/>
-          <w14:ligatures w14:val="standardContextual"/>
-        </w:rPr>
-      </w:pPr>
-      <w:hyperlink w:anchor="_Toc242878524" w:history="1">
-        <w:r>
-          <w:rPr>
-            <w:rStyle w:val="Hyperlink"/>
-            <w:noProof/>
-          </w:rPr>
-          <w:t>4.2 Lịch thu thập và thông báo SNS</w:t>
-        </w:r>
-        <w:r>
-          <w:rPr>
-            <w:noProof/>
-            <w:webHidden/>
-          </w:rPr>
-          <w:tab/>
-        </w:r>
-        <w:r>
-          <w:rPr>
-            <w:noProof/>
-            <w:webHidden/>
-          </w:rPr>
-          <w:fldChar w:fldCharType="begin"/>
-        </w:r>
-        <w:r>
-          <w:rPr>
-            <w:noProof/>
-            <w:webHidden/>
-          </w:rPr>
-          <w:instrText xml:space="preserve"> PAGEREF _Toc242878524 \h </w:instrText>
-        </w:r>
-        <w:r>
-          <w:rPr>
-            <w:noProof/>
-            <w:webHidden/>
-          </w:rPr>
-        </w:r>
-        <w:r>
-          <w:rPr>
-            <w:noProof/>
-            <w:webHidden/>
-          </w:rPr>
-          <w:fldChar w:fldCharType="separate"/>
-        </w:r>
-        <w:r>
-          <w:rPr>
-            <w:noProof/>
-            <w:webHidden/>
-          </w:rPr>
-          <w:t>27</w:t>
-        </w:r>
-        <w:r>
-          <w:rPr>
-            <w:noProof/>
-            <w:webHidden/>
-          </w:rPr>
-          <w:fldChar w:fldCharType="end"/>
-        </w:r>
-      </w:hyperlink>
-    </w:p>
-    <w:p>
-      <w:pPr>
-        <w:pStyle w:val="TOC2"/>
-        <w:tabs>
-          <w:tab w:val="right" w:leader="dot" w:pos="9926"/>
-        </w:tabs>
-        <w:rPr>
-          <w:rFonts w:asciiTheme="minorHAnsi" w:eastAsiaTheme="minorEastAsia" w:hAnsiTheme="minorHAnsi" w:cstheme="minorBidi"/>
-          <w:noProof/>
-          <w:color w:val="auto"/>
-          <w:kern w:val="2"/>
-          <w:szCs w:val="24"/>
-          <w:lang w:val="en-US" w:eastAsia="ja-JP"/>
-          <w14:ligatures w14:val="standardContextual"/>
-        </w:rPr>
-      </w:pPr>
-      <w:hyperlink w:anchor="_Toc242878525" w:history="1">
-        <w:r>
-          <w:rPr>
-            <w:rStyle w:val="Hyperlink"/>
-            <w:noProof/>
-          </w:rPr>
-          <w:t>4.3 Đối chiếu sự nhất quán của chỉ số vận hành</w:t>
-        </w:r>
-        <w:r>
-          <w:rPr>
-            <w:noProof/>
-            <w:webHidden/>
-          </w:rPr>
-          <w:tab/>
-        </w:r>
-        <w:r>
-          <w:rPr>
-            <w:noProof/>
-            <w:webHidden/>
-          </w:rPr>
-          <w:fldChar w:fldCharType="begin"/>
-        </w:r>
-        <w:r>
-          <w:rPr>
-            <w:noProof/>
-            <w:webHidden/>
-          </w:rPr>
-          <w:instrText xml:space="preserve"> PAGEREF _Toc242878525 \h </w:instrText>
-        </w:r>
-        <w:r>
-          <w:rPr>
-            <w:noProof/>
-            <w:webHidden/>
-          </w:rPr>
-        </w:r>
-        <w:r>
-          <w:rPr>
-            <w:noProof/>
-            <w:webHidden/>
-          </w:rPr>
-          <w:fldChar w:fldCharType="separate"/>
-        </w:r>
-        <w:r>
-          <w:rPr>
-            <w:noProof/>
-            <w:webHidden/>
-          </w:rPr>
-          <w:t>27</w:t>
-        </w:r>
-        <w:r>
-          <w:rPr>
-            <w:noProof/>
-            <w:webHidden/>
-          </w:rPr>
-          <w:fldChar w:fldCharType="end"/>
-        </w:r>
-      </w:hyperlink>
-    </w:p>
-    <w:p>
-      <w:pPr>
-        <w:pStyle w:val="TOC1"/>
-        <w:tabs>
-          <w:tab w:val="right" w:leader="dot" w:pos="9926"/>
-        </w:tabs>
-        <w:rPr>
-          <w:rFonts w:asciiTheme="minorHAnsi" w:eastAsiaTheme="minorEastAsia" w:hAnsiTheme="minorHAnsi" w:cstheme="minorBidi"/>
-          <w:b w:val="0"/>
-          <w:noProof/>
-          <w:color w:val="auto"/>
-          <w:kern w:val="2"/>
-          <w:szCs w:val="24"/>
-          <w:lang w:val="en-US" w:eastAsia="ja-JP"/>
-          <w14:ligatures w14:val="standardContextual"/>
-        </w:rPr>
-      </w:pPr>
-      <w:hyperlink w:anchor="_Toc242878526" w:history="1">
-        <w:r>
-          <w:rPr>
-            <w:rStyle w:val="Hyperlink"/>
-            <w:noProof/>
-          </w:rPr>
-          <w:t>Chương 5 Phân tích truy vấn và sử dụng tài nguyên</w:t>
-        </w:r>
-        <w:r>
-          <w:rPr>
-            <w:noProof/>
-            <w:webHidden/>
-          </w:rPr>
-          <w:tab/>
-        </w:r>
-        <w:r>
-          <w:rPr>
-            <w:noProof/>
-            <w:webHidden/>
-          </w:rPr>
-          <w:fldChar w:fldCharType="begin"/>
-        </w:r>
-        <w:r>
-          <w:rPr>
-            <w:noProof/>
-            <w:webHidden/>
-          </w:rPr>
-          <w:instrText xml:space="preserve"> PAGEREF _Toc242878526 \h </w:instrText>
+          <w:instrText xml:space="preserve"> PAGEREF _Toc242892842 \h </w:instrText>
         </w:r>
         <w:r>
           <w:rPr>
@@ -2849,13 +2552,13 @@
           <w14:ligatures w14:val="standardContextual"/>
         </w:rPr>
       </w:pPr>
-      <w:hyperlink w:anchor="_Toc242878527" w:history="1">
+      <w:hyperlink w:anchor="_Toc242892843" w:history="1">
         <w:r>
           <w:rPr>
             <w:rStyle w:val="Hyperlink"/>
             <w:noProof/>
           </w:rPr>
-          <w:t>5.1 Đối chứng hiệu quả lọc phân vùng</w:t>
+          <w:t>4.1 Thời gian thực thi và bộ nhớ Lambda</w:t>
         </w:r>
         <w:r>
           <w:rPr>
@@ -2876,7 +2579,7 @@
             <w:noProof/>
             <w:webHidden/>
           </w:rPr>
-          <w:instrText xml:space="preserve"> PAGEREF _Toc242878527 \h </w:instrText>
+          <w:instrText xml:space="preserve"> PAGEREF _Toc242892843 \h </w:instrText>
         </w:r>
         <w:r>
           <w:rPr>
@@ -2923,13 +2626,13 @@
           <w14:ligatures w14:val="standardContextual"/>
         </w:rPr>
       </w:pPr>
-      <w:hyperlink w:anchor="_Toc242878528" w:history="1">
+      <w:hyperlink w:anchor="_Toc242892844" w:history="1">
         <w:r>
           <w:rPr>
             <w:rStyle w:val="Hyperlink"/>
             <w:noProof/>
           </w:rPr>
-          <w:t>5.2 Hai mươi bốn truy vấn phân tích mới</w:t>
+          <w:t>4.2 Lịch thu thập và thông báo SNS</w:t>
         </w:r>
         <w:r>
           <w:rPr>
@@ -2950,7 +2653,7 @@
             <w:noProof/>
             <w:webHidden/>
           </w:rPr>
-          <w:instrText xml:space="preserve"> PAGEREF _Toc242878528 \h </w:instrText>
+          <w:instrText xml:space="preserve"> PAGEREF _Toc242892844 \h </w:instrText>
         </w:r>
         <w:r>
           <w:rPr>
@@ -2997,13 +2700,13 @@
           <w14:ligatures w14:val="standardContextual"/>
         </w:rPr>
       </w:pPr>
-      <w:hyperlink w:anchor="_Toc242878529" w:history="1">
+      <w:hyperlink w:anchor="_Toc242892845" w:history="1">
         <w:r>
           <w:rPr>
             <w:rStyle w:val="Hyperlink"/>
             <w:noProof/>
           </w:rPr>
-          <w:t>5.3 Lịch sử truy vấn và phạm vi lỗi</w:t>
+          <w:t>4.3 Đối chiếu sự nhất quán của chỉ số vận hành</w:t>
         </w:r>
         <w:r>
           <w:rPr>
@@ -3024,7 +2727,82 @@
             <w:noProof/>
             <w:webHidden/>
           </w:rPr>
-          <w:instrText xml:space="preserve"> PAGEREF _Toc242878529 \h </w:instrText>
+          <w:instrText xml:space="preserve"> PAGEREF _Toc242892845 \h </w:instrText>
+        </w:r>
+        <w:r>
+          <w:rPr>
+            <w:noProof/>
+            <w:webHidden/>
+          </w:rPr>
+        </w:r>
+        <w:r>
+          <w:rPr>
+            <w:noProof/>
+            <w:webHidden/>
+          </w:rPr>
+          <w:fldChar w:fldCharType="separate"/>
+        </w:r>
+        <w:r>
+          <w:rPr>
+            <w:noProof/>
+            <w:webHidden/>
+          </w:rPr>
+          <w:t>29</w:t>
+        </w:r>
+        <w:r>
+          <w:rPr>
+            <w:noProof/>
+            <w:webHidden/>
+          </w:rPr>
+          <w:fldChar w:fldCharType="end"/>
+        </w:r>
+      </w:hyperlink>
+    </w:p>
+    <w:p>
+      <w:pPr>
+        <w:pStyle w:val="TOC1"/>
+        <w:tabs>
+          <w:tab w:val="right" w:leader="dot" w:pos="9926"/>
+        </w:tabs>
+        <w:rPr>
+          <w:rFonts w:asciiTheme="minorHAnsi" w:eastAsiaTheme="minorEastAsia" w:hAnsiTheme="minorHAnsi" w:cstheme="minorBidi"/>
+          <w:b w:val="0"/>
+          <w:noProof/>
+          <w:color w:val="auto"/>
+          <w:kern w:val="2"/>
+          <w:szCs w:val="24"/>
+          <w:lang w:val="en-US" w:eastAsia="ja-JP"/>
+          <w14:ligatures w14:val="standardContextual"/>
+        </w:rPr>
+      </w:pPr>
+      <w:hyperlink w:anchor="_Toc242892846" w:history="1">
+        <w:r>
+          <w:rPr>
+            <w:rStyle w:val="Hyperlink"/>
+            <w:noProof/>
+          </w:rPr>
+          <w:t>Chương 5 Phân tích truy vấn và sử dụng tài nguyên</w:t>
+        </w:r>
+        <w:r>
+          <w:rPr>
+            <w:noProof/>
+            <w:webHidden/>
+          </w:rPr>
+          <w:tab/>
+        </w:r>
+        <w:r>
+          <w:rPr>
+            <w:noProof/>
+            <w:webHidden/>
+          </w:rPr>
+          <w:fldChar w:fldCharType="begin"/>
+        </w:r>
+        <w:r>
+          <w:rPr>
+            <w:noProof/>
+            <w:webHidden/>
+          </w:rPr>
+          <w:instrText xml:space="preserve"> PAGEREF _Toc242892846 \h </w:instrText>
         </w:r>
         <w:r>
           <w:rPr>
@@ -3071,13 +2849,13 @@
           <w14:ligatures w14:val="standardContextual"/>
         </w:rPr>
       </w:pPr>
-      <w:hyperlink w:anchor="_Toc242878530" w:history="1">
+      <w:hyperlink w:anchor="_Toc242892847" w:history="1">
         <w:r>
           <w:rPr>
             <w:rStyle w:val="Hyperlink"/>
             <w:noProof/>
           </w:rPr>
-          <w:t>5.4 Chi phí từ Cost Explorer</w:t>
+          <w:t>5.1 Đối chứng hiệu quả lọc phân vùng</w:t>
         </w:r>
         <w:r>
           <w:rPr>
@@ -3098,7 +2876,81 @@
             <w:noProof/>
             <w:webHidden/>
           </w:rPr>
-          <w:instrText xml:space="preserve"> PAGEREF _Toc242878530 \h </w:instrText>
+          <w:instrText xml:space="preserve"> PAGEREF _Toc242892847 \h </w:instrText>
+        </w:r>
+        <w:r>
+          <w:rPr>
+            <w:noProof/>
+            <w:webHidden/>
+          </w:rPr>
+        </w:r>
+        <w:r>
+          <w:rPr>
+            <w:noProof/>
+            <w:webHidden/>
+          </w:rPr>
+          <w:fldChar w:fldCharType="separate"/>
+        </w:r>
+        <w:r>
+          <w:rPr>
+            <w:noProof/>
+            <w:webHidden/>
+          </w:rPr>
+          <w:t>30</w:t>
+        </w:r>
+        <w:r>
+          <w:rPr>
+            <w:noProof/>
+            <w:webHidden/>
+          </w:rPr>
+          <w:fldChar w:fldCharType="end"/>
+        </w:r>
+      </w:hyperlink>
+    </w:p>
+    <w:p>
+      <w:pPr>
+        <w:pStyle w:val="TOC2"/>
+        <w:tabs>
+          <w:tab w:val="right" w:leader="dot" w:pos="9926"/>
+        </w:tabs>
+        <w:rPr>
+          <w:rFonts w:asciiTheme="minorHAnsi" w:eastAsiaTheme="minorEastAsia" w:hAnsiTheme="minorHAnsi" w:cstheme="minorBidi"/>
+          <w:noProof/>
+          <w:color w:val="auto"/>
+          <w:kern w:val="2"/>
+          <w:szCs w:val="24"/>
+          <w:lang w:val="en-US" w:eastAsia="ja-JP"/>
+          <w14:ligatures w14:val="standardContextual"/>
+        </w:rPr>
+      </w:pPr>
+      <w:hyperlink w:anchor="_Toc242892848" w:history="1">
+        <w:r>
+          <w:rPr>
+            <w:rStyle w:val="Hyperlink"/>
+            <w:noProof/>
+          </w:rPr>
+          <w:t>5.2 Hai mươi bốn truy vấn phân tích mới</w:t>
+        </w:r>
+        <w:r>
+          <w:rPr>
+            <w:noProof/>
+            <w:webHidden/>
+          </w:rPr>
+          <w:tab/>
+        </w:r>
+        <w:r>
+          <w:rPr>
+            <w:noProof/>
+            <w:webHidden/>
+          </w:rPr>
+          <w:fldChar w:fldCharType="begin"/>
+        </w:r>
+        <w:r>
+          <w:rPr>
+            <w:noProof/>
+            <w:webHidden/>
+          </w:rPr>
+          <w:instrText xml:space="preserve"> PAGEREF _Toc242892848 \h </w:instrText>
         </w:r>
         <w:r>
           <w:rPr>
@@ -3131,13 +2983,12 @@
     </w:p>
     <w:p>
       <w:pPr>
-        <w:pStyle w:val="TOC1"/>
+        <w:pStyle w:val="TOC2"/>
         <w:tabs>
           <w:tab w:val="right" w:leader="dot" w:pos="9926"/>
         </w:tabs>
         <w:rPr>
           <w:rFonts w:asciiTheme="minorHAnsi" w:eastAsiaTheme="minorEastAsia" w:hAnsiTheme="minorHAnsi" w:cstheme="minorBidi"/>
-          <w:b w:val="0"/>
           <w:noProof/>
           <w:color w:val="auto"/>
           <w:kern w:val="2"/>
@@ -3146,13 +2997,13 @@
           <w14:ligatures w14:val="standardContextual"/>
         </w:rPr>
       </w:pPr>
-      <w:hyperlink w:anchor="_Toc242878531" w:history="1">
+      <w:hyperlink w:anchor="_Toc242892849" w:history="1">
         <w:r>
           <w:rPr>
             <w:rStyle w:val="Hyperlink"/>
             <w:noProof/>
           </w:rPr>
-          <w:t>Chương 6 Tổng hợp kết quả Tuần 2</w:t>
+          <w:t>5.3 Lịch sử truy vấn và phạm vi lỗi</w:t>
         </w:r>
         <w:r>
           <w:rPr>
@@ -3173,7 +3024,7 @@
             <w:noProof/>
             <w:webHidden/>
           </w:rPr>
-          <w:instrText xml:space="preserve"> PAGEREF _Toc242878531 \h </w:instrText>
+          <w:instrText xml:space="preserve"> PAGEREF _Toc242892849 \h </w:instrText>
         </w:r>
         <w:r>
           <w:rPr>
@@ -3220,7 +3071,156 @@
           <w14:ligatures w14:val="standardContextual"/>
         </w:rPr>
       </w:pPr>
-      <w:hyperlink w:anchor="_Toc242878532" w:history="1">
+      <w:hyperlink w:anchor="_Toc242892850" w:history="1">
+        <w:r>
+          <w:rPr>
+            <w:rStyle w:val="Hyperlink"/>
+            <w:noProof/>
+          </w:rPr>
+          <w:t>5.4 Chi phí từ Cost Explorer</w:t>
+        </w:r>
+        <w:r>
+          <w:rPr>
+            <w:noProof/>
+            <w:webHidden/>
+          </w:rPr>
+          <w:tab/>
+        </w:r>
+        <w:r>
+          <w:rPr>
+            <w:noProof/>
+            <w:webHidden/>
+          </w:rPr>
+          <w:fldChar w:fldCharType="begin"/>
+        </w:r>
+        <w:r>
+          <w:rPr>
+            <w:noProof/>
+            <w:webHidden/>
+          </w:rPr>
+          <w:instrText xml:space="preserve"> PAGEREF _Toc242892850 \h </w:instrText>
+        </w:r>
+        <w:r>
+          <w:rPr>
+            <w:noProof/>
+            <w:webHidden/>
+          </w:rPr>
+        </w:r>
+        <w:r>
+          <w:rPr>
+            <w:noProof/>
+            <w:webHidden/>
+          </w:rPr>
+          <w:fldChar w:fldCharType="separate"/>
+        </w:r>
+        <w:r>
+          <w:rPr>
+            <w:noProof/>
+            <w:webHidden/>
+          </w:rPr>
+          <w:t>33</w:t>
+        </w:r>
+        <w:r>
+          <w:rPr>
+            <w:noProof/>
+            <w:webHidden/>
+          </w:rPr>
+          <w:fldChar w:fldCharType="end"/>
+        </w:r>
+      </w:hyperlink>
+    </w:p>
+    <w:p>
+      <w:pPr>
+        <w:pStyle w:val="TOC1"/>
+        <w:tabs>
+          <w:tab w:val="right" w:leader="dot" w:pos="9926"/>
+        </w:tabs>
+        <w:rPr>
+          <w:rFonts w:asciiTheme="minorHAnsi" w:eastAsiaTheme="minorEastAsia" w:hAnsiTheme="minorHAnsi" w:cstheme="minorBidi"/>
+          <w:b w:val="0"/>
+          <w:noProof/>
+          <w:color w:val="auto"/>
+          <w:kern w:val="2"/>
+          <w:szCs w:val="24"/>
+          <w:lang w:val="en-US" w:eastAsia="ja-JP"/>
+          <w14:ligatures w14:val="standardContextual"/>
+        </w:rPr>
+      </w:pPr>
+      <w:hyperlink w:anchor="_Toc242892851" w:history="1">
+        <w:r>
+          <w:rPr>
+            <w:rStyle w:val="Hyperlink"/>
+            <w:noProof/>
+          </w:rPr>
+          <w:t>Chương 6 Tổng hợp kết quả Tuần 2</w:t>
+        </w:r>
+        <w:r>
+          <w:rPr>
+            <w:noProof/>
+            <w:webHidden/>
+          </w:rPr>
+          <w:tab/>
+        </w:r>
+        <w:r>
+          <w:rPr>
+            <w:noProof/>
+            <w:webHidden/>
+          </w:rPr>
+          <w:fldChar w:fldCharType="begin"/>
+        </w:r>
+        <w:r>
+          <w:rPr>
+            <w:noProof/>
+            <w:webHidden/>
+          </w:rPr>
+          <w:instrText xml:space="preserve"> PAGEREF _Toc242892851 \h </w:instrText>
+        </w:r>
+        <w:r>
+          <w:rPr>
+            <w:noProof/>
+            <w:webHidden/>
+          </w:rPr>
+        </w:r>
+        <w:r>
+          <w:rPr>
+            <w:noProof/>
+            <w:webHidden/>
+          </w:rPr>
+          <w:fldChar w:fldCharType="separate"/>
+        </w:r>
+        <w:r>
+          <w:rPr>
+            <w:noProof/>
+            <w:webHidden/>
+          </w:rPr>
+          <w:t>34</w:t>
+        </w:r>
+        <w:r>
+          <w:rPr>
+            <w:noProof/>
+            <w:webHidden/>
+          </w:rPr>
+          <w:fldChar w:fldCharType="end"/>
+        </w:r>
+      </w:hyperlink>
+    </w:p>
+    <w:p>
+      <w:pPr>
+        <w:pStyle w:val="TOC2"/>
+        <w:tabs>
+          <w:tab w:val="right" w:leader="dot" w:pos="9926"/>
+        </w:tabs>
+        <w:rPr>
+          <w:rFonts w:asciiTheme="minorHAnsi" w:eastAsiaTheme="minorEastAsia" w:hAnsiTheme="minorHAnsi" w:cstheme="minorBidi"/>
+          <w:noProof/>
+          <w:color w:val="auto"/>
+          <w:kern w:val="2"/>
+          <w:szCs w:val="24"/>
+          <w:lang w:val="en-US" w:eastAsia="ja-JP"/>
+          <w14:ligatures w14:val="standardContextual"/>
+        </w:rPr>
+      </w:pPr>
+      <w:hyperlink w:anchor="_Toc242892852" w:history="1">
         <w:r>
           <w:rPr>
             <w:rStyle w:val="Hyperlink"/>
@@ -3247,7 +3247,7 @@
             <w:noProof/>
             <w:webHidden/>
           </w:rPr>
-          <w:instrText xml:space="preserve"> PAGEREF _Toc242878532 \h </w:instrText>
+          <w:instrText xml:space="preserve"> PAGEREF _Toc242892852 \h </w:instrText>
         </w:r>
         <w:r>
           <w:rPr>
@@ -3267,7 +3267,7 @@
             <w:noProof/>
             <w:webHidden/>
           </w:rPr>
-          <w:t>32</w:t>
+          <w:t>34</w:t>
         </w:r>
         <w:r>
           <w:rPr>
@@ -3294,7 +3294,7 @@
           <w14:ligatures w14:val="standardContextual"/>
         </w:rPr>
       </w:pPr>
-      <w:hyperlink w:anchor="_Toc242878533" w:history="1">
+      <w:hyperlink w:anchor="_Toc242892853" w:history="1">
         <w:r>
           <w:rPr>
             <w:rStyle w:val="Hyperlink"/>
@@ -3321,7 +3321,7 @@
             <w:noProof/>
             <w:webHidden/>
           </w:rPr>
-          <w:instrText xml:space="preserve"> PAGEREF _Toc242878533 \h </w:instrText>
+          <w:instrText xml:space="preserve"> PAGEREF _Toc242892853 \h </w:instrText>
         </w:r>
         <w:r>
           <w:rPr>
@@ -3341,7 +3341,7 @@
             <w:noProof/>
             <w:webHidden/>
           </w:rPr>
-          <w:t>32</w:t>
+          <w:t>34</w:t>
         </w:r>
         <w:r>
           <w:rPr>
@@ -3389,7 +3389,7 @@
       <w:bookmarkStart w:id="7" w:name="_Toc242875938"/>
       <w:bookmarkStart w:id="8" w:name="_Toc242876903"/>
       <w:bookmarkStart w:id="9" w:name="_Toc242877888"/>
-      <w:bookmarkStart w:id="10" w:name="_Toc242878496"/>
+      <w:bookmarkStart w:id="10" w:name="_Toc242892816"/>
       <w:r>
         <w:lastRenderedPageBreak/>
         <w:t>Chương 1 Phạm vi và hệ thống thực hành Tuần 2</w:t>
@@ -3420,7 +3420,7 @@
       <w:bookmarkStart w:id="18" w:name="_Toc242875939"/>
       <w:bookmarkStart w:id="19" w:name="_Toc242876904"/>
       <w:bookmarkStart w:id="20" w:name="_Toc242877889"/>
-      <w:bookmarkStart w:id="21" w:name="_Toc242878497"/>
+      <w:bookmarkStart w:id="21" w:name="_Toc242892817"/>
       <w:r>
         <w:t>1.1 Mục tiêu và phạm vi số liệu</w:t>
       </w:r>
@@ -3468,7 +3468,7 @@
       <w:bookmarkStart w:id="29" w:name="_Toc242875940"/>
       <w:bookmarkStart w:id="30" w:name="_Toc242876905"/>
       <w:bookmarkStart w:id="31" w:name="_Toc242877890"/>
-      <w:bookmarkStart w:id="32" w:name="_Toc242878498"/>
+      <w:bookmarkStart w:id="32" w:name="_Toc242892818"/>
       <w:r>
         <w:t>1.2 Phân công và thời gian thực hiện</w:t>
       </w:r>
@@ -3800,7 +3800,7 @@
       <w:bookmarkStart w:id="40" w:name="_Toc242875941"/>
       <w:bookmarkStart w:id="41" w:name="_Toc242876906"/>
       <w:bookmarkStart w:id="42" w:name="_Toc242877891"/>
-      <w:bookmarkStart w:id="43" w:name="_Toc242878499"/>
+      <w:bookmarkStart w:id="43" w:name="_Toc242892819"/>
       <w:r>
         <w:lastRenderedPageBreak/>
         <w:t>1.3 Kiến trúc và luồng xử lý</w:t>
@@ -3898,7 +3898,7 @@
       <w:bookmarkStart w:id="51" w:name="_Toc242875942"/>
       <w:bookmarkStart w:id="52" w:name="_Toc242876907"/>
       <w:bookmarkStart w:id="53" w:name="_Toc242877892"/>
-      <w:bookmarkStart w:id="54" w:name="_Toc242878500"/>
+      <w:bookmarkStart w:id="54" w:name="_Toc242892820"/>
       <w:r>
         <w:lastRenderedPageBreak/>
         <w:t>1.4 Trạng thái dịch vụ trong dữ liệu Tuần 2</w:t>
@@ -4351,7 +4351,7 @@
       <w:bookmarkStart w:id="62" w:name="_Toc242875943"/>
       <w:bookmarkStart w:id="63" w:name="_Toc242876908"/>
       <w:bookmarkStart w:id="64" w:name="_Toc242877893"/>
-      <w:bookmarkStart w:id="65" w:name="_Toc242878501"/>
+      <w:bookmarkStart w:id="65" w:name="_Toc242892821"/>
       <w:r>
         <w:lastRenderedPageBreak/>
         <w:t>Chương 2 Nguồn dữ liệu và phương pháp phân tích</w:t>
@@ -4382,7 +4382,7 @@
       <w:bookmarkStart w:id="73" w:name="_Toc242875944"/>
       <w:bookmarkStart w:id="74" w:name="_Toc242876909"/>
       <w:bookmarkStart w:id="75" w:name="_Toc242877894"/>
-      <w:bookmarkStart w:id="76" w:name="_Toc242878502"/>
+      <w:bookmarkStart w:id="76" w:name="_Toc242892822"/>
       <w:r>
         <w:t>2.1 Toàn bộ dữ liệu và mẫu thuộc Tuần 2</w:t>
       </w:r>
@@ -4883,7 +4883,7 @@
       <w:bookmarkStart w:id="84" w:name="_Toc242875945"/>
       <w:bookmarkStart w:id="85" w:name="_Toc242876910"/>
       <w:bookmarkStart w:id="86" w:name="_Toc242877895"/>
-      <w:bookmarkStart w:id="87" w:name="_Toc242878503"/>
+      <w:bookmarkStart w:id="87" w:name="_Toc242892823"/>
       <w:r>
         <w:lastRenderedPageBreak/>
         <w:t>2.2 Cấu trúc và chất lượng bản ghi</w:t>
@@ -5264,7 +5264,7 @@
       <w:bookmarkStart w:id="90" w:name="_Toc242875946"/>
       <w:bookmarkStart w:id="91" w:name="_Toc242876911"/>
       <w:bookmarkStart w:id="92" w:name="_Toc242877896"/>
-      <w:bookmarkStart w:id="93" w:name="_Toc242878504"/>
+      <w:bookmarkStart w:id="93" w:name="_Toc242892824"/>
       <w:r>
         <w:t>2.3 Hai bộ báo cáo dữ liệu của nhóm</w:t>
       </w:r>
@@ -5307,7 +5307,7 @@
       <w:bookmarkStart w:id="101" w:name="_Toc242875947"/>
       <w:bookmarkStart w:id="102" w:name="_Toc242876912"/>
       <w:bookmarkStart w:id="103" w:name="_Toc242877897"/>
-      <w:bookmarkStart w:id="104" w:name="_Toc242878505"/>
+      <w:bookmarkStart w:id="104" w:name="_Toc242892825"/>
       <w:r>
         <w:lastRenderedPageBreak/>
         <w:t>2.4 Các đại lượng và cách diễn giải</w:t>
@@ -5674,7 +5674,7 @@
       <w:bookmarkStart w:id="112" w:name="_Toc242875948"/>
       <w:bookmarkStart w:id="113" w:name="_Toc242876913"/>
       <w:bookmarkStart w:id="114" w:name="_Toc242877898"/>
-      <w:bookmarkStart w:id="115" w:name="_Toc242878506"/>
+      <w:bookmarkStart w:id="115" w:name="_Toc242892826"/>
       <w:r>
         <w:lastRenderedPageBreak/>
         <w:t>2.5 Thiết kế chức năng thu thập bằng Lambda</w:t>
@@ -6140,7 +6140,7 @@
       <w:bookmarkStart w:id="123" w:name="_Toc242875949"/>
       <w:bookmarkStart w:id="124" w:name="_Toc242876914"/>
       <w:bookmarkStart w:id="125" w:name="_Toc242877899"/>
-      <w:bookmarkStart w:id="126" w:name="_Toc242878507"/>
+      <w:bookmarkStart w:id="126" w:name="_Toc242892827"/>
       <w:r>
         <w:lastRenderedPageBreak/>
         <w:t>2.6 Lược đồ bản ghi và truy vấn dữ liệu</w:t>
@@ -8093,7 +8093,7 @@
       <w:bookmarkStart w:id="134" w:name="_Toc242875950"/>
       <w:bookmarkStart w:id="135" w:name="_Toc242876915"/>
       <w:bookmarkStart w:id="136" w:name="_Toc242877900"/>
-      <w:bookmarkStart w:id="137" w:name="_Toc242878508"/>
+      <w:bookmarkStart w:id="137" w:name="_Toc242892828"/>
       <w:r>
         <w:lastRenderedPageBreak/>
         <w:t>2.7 Quyền kích hoạt và điều kiện gửi thông báo</w:t>
@@ -8144,7 +8144,7 @@
       <w:bookmarkStart w:id="145" w:name="_Toc242875951"/>
       <w:bookmarkStart w:id="146" w:name="_Toc242876916"/>
       <w:bookmarkStart w:id="147" w:name="_Toc242877901"/>
-      <w:bookmarkStart w:id="148" w:name="_Toc242878509"/>
+      <w:bookmarkStart w:id="148" w:name="_Toc242892829"/>
       <w:r>
         <w:lastRenderedPageBreak/>
         <w:t>Chương 3 Phân tích dữ liệu môi trường Tuần 2</w:t>
@@ -8175,7 +8175,7 @@
       <w:bookmarkStart w:id="156" w:name="_Toc242875952"/>
       <w:bookmarkStart w:id="157" w:name="_Toc242876917"/>
       <w:bookmarkStart w:id="158" w:name="_Toc242877902"/>
-      <w:bookmarkStart w:id="159" w:name="_Toc242878510"/>
+      <w:bookmarkStart w:id="159" w:name="_Toc242892830"/>
       <w:r>
         <w:t>3.1 So sánh AQI theo đô thị</w:t>
       </w:r>
@@ -9282,7 +9282,7 @@
       <w:bookmarkStart w:id="167" w:name="_Toc242875953"/>
       <w:bookmarkStart w:id="168" w:name="_Toc242876918"/>
       <w:bookmarkStart w:id="169" w:name="_Toc242877903"/>
-      <w:bookmarkStart w:id="170" w:name="_Toc242878511"/>
+      <w:bookmarkStart w:id="170" w:name="_Toc242892831"/>
       <w:r>
         <w:lastRenderedPageBreak/>
         <w:t>3.2 Nồng độ PM2.5 và PM10</w:t>
@@ -10177,7 +10177,7 @@
     <w:p>
       <w:pPr>
         <w:keepNext/>
-        <w:spacing w:after="60"/>
+        <w:spacing w:before="120" w:after="60"/>
         <w:jc w:val="center"/>
       </w:pPr>
       <w:r>
@@ -10255,7 +10255,7 @@
       <w:bookmarkStart w:id="178" w:name="_Toc242875954"/>
       <w:bookmarkStart w:id="179" w:name="_Toc242876919"/>
       <w:bookmarkStart w:id="180" w:name="_Toc242877904"/>
-      <w:bookmarkStart w:id="181" w:name="_Toc242878512"/>
+      <w:bookmarkStart w:id="181" w:name="_Toc242892832"/>
       <w:r>
         <w:lastRenderedPageBreak/>
         <w:t>3.3 Trung vị tứ phân vị và P95</w:t>
@@ -11285,7 +11285,7 @@
     <w:p>
       <w:pPr>
         <w:keepNext/>
-        <w:spacing w:after="60"/>
+        <w:spacing w:before="120" w:after="60"/>
         <w:jc w:val="center"/>
       </w:pPr>
       <w:r>
@@ -11363,7 +11363,7 @@
       <w:bookmarkStart w:id="189" w:name="_Toc242875955"/>
       <w:bookmarkStart w:id="190" w:name="_Toc242876920"/>
       <w:bookmarkStart w:id="191" w:name="_Toc242877905"/>
-      <w:bookmarkStart w:id="192" w:name="_Toc242878513"/>
+      <w:bookmarkStart w:id="192" w:name="_Toc242892833"/>
       <w:r>
         <w:lastRenderedPageBreak/>
         <w:t>3.4 Diễn biến tại các giờ có quan trắc</w:t>
@@ -12212,7 +12212,7 @@
       <w:bookmarkStart w:id="200" w:name="_Toc242875956"/>
       <w:bookmarkStart w:id="201" w:name="_Toc242876921"/>
       <w:bookmarkStart w:id="202" w:name="_Toc242877906"/>
-      <w:bookmarkStart w:id="203" w:name="_Toc242878514"/>
+      <w:bookmarkStart w:id="203" w:name="_Toc242892834"/>
       <w:r>
         <w:lastRenderedPageBreak/>
         <w:t>3.5 Độ phủ và mật độ lấy mẫu</w:t>
@@ -12319,7 +12319,7 @@
       <w:bookmarkStart w:id="211" w:name="_Toc242875957"/>
       <w:bookmarkStart w:id="212" w:name="_Toc242876922"/>
       <w:bookmarkStart w:id="213" w:name="_Toc242877907"/>
-      <w:bookmarkStart w:id="214" w:name="_Toc242878515"/>
+      <w:bookmarkStart w:id="214" w:name="_Toc242892835"/>
       <w:r>
         <w:lastRenderedPageBreak/>
         <w:t>3.6 Phân bố các cấp chất lượng không khí</w:t>
@@ -13079,7 +13079,7 @@
     <w:p>
       <w:pPr>
         <w:keepNext/>
-        <w:spacing w:after="60"/>
+        <w:spacing w:before="120" w:after="60"/>
         <w:jc w:val="center"/>
       </w:pPr>
       <w:r>
@@ -13157,7 +13157,7 @@
       <w:bookmarkStart w:id="222" w:name="_Toc242875958"/>
       <w:bookmarkStart w:id="223" w:name="_Toc242876923"/>
       <w:bookmarkStart w:id="224" w:name="_Toc242877908"/>
-      <w:bookmarkStart w:id="225" w:name="_Toc242878516"/>
+      <w:bookmarkStart w:id="225" w:name="_Toc242892836"/>
       <w:r>
         <w:lastRenderedPageBreak/>
         <w:t>3.7 Tần suất vượt ngưỡng cấu hình cảnh báo</w:t>
@@ -14000,7 +14000,7 @@
       <w:bookmarkStart w:id="228" w:name="_Toc242875959"/>
       <w:bookmarkStart w:id="229" w:name="_Toc242876924"/>
       <w:bookmarkStart w:id="230" w:name="_Toc242877909"/>
-      <w:bookmarkStart w:id="231" w:name="_Toc242878517"/>
+      <w:bookmarkStart w:id="231" w:name="_Toc242892837"/>
       <w:r>
         <w:lastRenderedPageBreak/>
         <w:t>3.8 Đối chiếu hai báo cáo dữ liệu theo đô thị và giờ</w:t>
@@ -14066,7 +14066,7 @@
         <w:jc w:val="center"/>
       </w:pPr>
       <w:r>
-        <w:t>Hình 3.8 Chênh lệch Sinh viên Ngọc Quyên trừ Sinh viên Tiến Sơn</w:t>
+        <w:t>Hình 3.8 AQI và PM2.5 trung bình tại các giờ quan trắc chung</w:t>
       </w:r>
     </w:p>
     <w:p>
@@ -14077,7 +14077,7 @@
         <w:jc w:val="center"/>
       </w:pPr>
       <w:r>
-        <w:t>Bảng 3.7 Chênh lệch Ngọc Quyên trừ Tiến Sơn tại các giờ đối chiếu</w:t>
+        <w:t>Bảng 3.7 Giá trị trung bình và chênh lệch tại bảy giờ quan trắc chung</w:t>
       </w:r>
     </w:p>
     <w:tbl>
@@ -14089,11 +14089,12 @@
         <w:tblLook w:val="04A0" w:firstRow="1" w:lastRow="0" w:firstColumn="1" w:lastColumn="0" w:noHBand="0" w:noVBand="1"/>
       </w:tblPr>
       <w:tblGrid>
-        <w:gridCol w:w="2664"/>
-        <w:gridCol w:w="1224"/>
-        <w:gridCol w:w="1872"/>
-        <w:gridCol w:w="2016"/>
-        <w:gridCol w:w="2160"/>
+        <w:gridCol w:w="1440"/>
+        <w:gridCol w:w="1440"/>
+        <w:gridCol w:w="1440"/>
+        <w:gridCol w:w="1440"/>
+        <w:gridCol w:w="1440"/>
+        <w:gridCol w:w="1440"/>
       </w:tblGrid>
       <w:tr>
         <w:trPr>
@@ -14103,7 +14104,7 @@
         </w:trPr>
         <w:tc>
           <w:tcPr>
-            <w:tcW w:w="2664" w:type="dxa"/>
+            <w:tcW w:w="1440" w:type="dxa"/>
             <w:shd w:val="clear" w:color="auto" w:fill="E7E7E7"/>
             <w:vAlign w:val="center"/>
           </w:tcPr>
@@ -14116,7 +14117,7 @@
             <w:r>
               <w:rPr>
                 <w:b/>
-                <w:sz w:val="22"/>
+                <w:sz w:val="21"/>
               </w:rPr>
               <w:t>Đô thị</w:t>
             </w:r>
@@ -14124,7 +14125,7 @@
         </w:tc>
         <w:tc>
           <w:tcPr>
-            <w:tcW w:w="1224" w:type="dxa"/>
+            <w:tcW w:w="1440" w:type="dxa"/>
             <w:shd w:val="clear" w:color="auto" w:fill="E7E7E7"/>
             <w:vAlign w:val="center"/>
           </w:tcPr>
@@ -14137,15 +14138,15 @@
             <w:r>
               <w:rPr>
                 <w:b/>
-                <w:sz w:val="22"/>
-              </w:rPr>
-              <w:t>Giờ ghép</w:t>
-            </w:r>
-          </w:p>
-        </w:tc>
-        <w:tc>
-          <w:tcPr>
-            <w:tcW w:w="1872" w:type="dxa"/>
+                <w:sz w:val="21"/>
+              </w:rPr>
+              <w:t>Giờ chung</w:t>
+            </w:r>
+          </w:p>
+        </w:tc>
+        <w:tc>
+          <w:tcPr>
+            <w:tcW w:w="1440" w:type="dxa"/>
             <w:shd w:val="clear" w:color="auto" w:fill="E7E7E7"/>
             <w:vAlign w:val="center"/>
           </w:tcPr>
@@ -14158,15 +14159,23 @@
             <w:r>
               <w:rPr>
                 <w:b/>
-                <w:sz w:val="22"/>
-              </w:rPr>
-              <w:t>ΔAQI TB</w:t>
-            </w:r>
-          </w:p>
-        </w:tc>
-        <w:tc>
-          <w:tcPr>
-            <w:tcW w:w="2016" w:type="dxa"/>
+                <w:sz w:val="21"/>
+              </w:rPr>
+              <w:t>AQI TB</w:t>
+            </w:r>
+            <w:r>
+              <w:rPr>
+                <w:b/>
+                <w:sz w:val="21"/>
+              </w:rPr>
+              <w:br/>
+              <w:t>hai báo cáo</w:t>
+            </w:r>
+          </w:p>
+        </w:tc>
+        <w:tc>
+          <w:tcPr>
+            <w:tcW w:w="1440" w:type="dxa"/>
             <w:shd w:val="clear" w:color="auto" w:fill="E7E7E7"/>
             <w:vAlign w:val="center"/>
           </w:tcPr>
@@ -14179,15 +14188,23 @@
             <w:r>
               <w:rPr>
                 <w:b/>
-                <w:sz w:val="22"/>
-              </w:rPr>
-              <w:t>ΔPM2.5 TB</w:t>
-            </w:r>
-          </w:p>
-        </w:tc>
-        <w:tc>
-          <w:tcPr>
-            <w:tcW w:w="2160" w:type="dxa"/>
+                <w:sz w:val="21"/>
+              </w:rPr>
+              <w:t>PM2.5 TB</w:t>
+            </w:r>
+            <w:r>
+              <w:rPr>
+                <w:b/>
+                <w:sz w:val="21"/>
+              </w:rPr>
+              <w:br/>
+              <w:t>hai báo cáo</w:t>
+            </w:r>
+          </w:p>
+        </w:tc>
+        <w:tc>
+          <w:tcPr>
+            <w:tcW w:w="1440" w:type="dxa"/>
             <w:shd w:val="clear" w:color="auto" w:fill="E7E7E7"/>
             <w:vAlign w:val="center"/>
           </w:tcPr>
@@ -14200,9 +14217,46 @@
             <w:r>
               <w:rPr>
                 <w:b/>
-                <w:sz w:val="22"/>
-              </w:rPr>
-              <w:t>|ΔAQI| max</w:t>
+                <w:sz w:val="21"/>
+              </w:rPr>
+              <w:t>Δ nhiệt độ</w:t>
+            </w:r>
+            <w:r>
+              <w:rPr>
+                <w:b/>
+                <w:sz w:val="21"/>
+              </w:rPr>
+              <w:br/>
+              <w:t>°C</w:t>
+            </w:r>
+          </w:p>
+        </w:tc>
+        <w:tc>
+          <w:tcPr>
+            <w:tcW w:w="1440" w:type="dxa"/>
+            <w:shd w:val="clear" w:color="auto" w:fill="E7E7E7"/>
+            <w:vAlign w:val="center"/>
+          </w:tcPr>
+          <w:p>
+            <w:pPr>
+              <w:keepNext/>
+              <w:spacing w:before="60" w:after="60" w:line="264" w:lineRule="auto"/>
+              <w:jc w:val="center"/>
+            </w:pPr>
+            <w:r>
+              <w:rPr>
+                <w:b/>
+                <w:sz w:val="21"/>
+              </w:rPr>
+              <w:t>Δ độ ẩm</w:t>
+            </w:r>
+            <w:r>
+              <w:rPr>
+                <w:b/>
+                <w:sz w:val="21"/>
+              </w:rPr>
+              <w:br/>
+              <w:t>điểm %</w:t>
             </w:r>
           </w:p>
         </w:tc>
@@ -14214,18 +14268,18 @@
         </w:trPr>
         <w:tc>
           <w:tcPr>
-            <w:tcW w:w="2664" w:type="dxa"/>
-            <w:shd w:val="clear" w:color="auto" w:fill="FFFFFF"/>
-            <w:vAlign w:val="center"/>
-          </w:tcPr>
-          <w:p>
-            <w:pPr>
-              <w:keepNext/>
-              <w:spacing w:before="60" w:after="60" w:line="264" w:lineRule="auto"/>
-            </w:pPr>
-            <w:r>
-              <w:rPr>
-                <w:sz w:val="22"/>
+            <w:tcW w:w="1440" w:type="dxa"/>
+            <w:shd w:val="clear" w:color="auto" w:fill="FFFFFF"/>
+            <w:vAlign w:val="center"/>
+          </w:tcPr>
+          <w:p>
+            <w:pPr>
+              <w:keepNext/>
+              <w:spacing w:before="60" w:after="60" w:line="264" w:lineRule="auto"/>
+            </w:pPr>
+            <w:r>
+              <w:rPr>
+                <w:sz w:val="21"/>
               </w:rPr>
               <w:t>TP. Hồ Chí Minh</w:t>
             </w:r>
@@ -14233,18 +14287,18 @@
         </w:tc>
         <w:tc>
           <w:tcPr>
-            <w:tcW w:w="1224" w:type="dxa"/>
-            <w:shd w:val="clear" w:color="auto" w:fill="FFFFFF"/>
-            <w:vAlign w:val="center"/>
-          </w:tcPr>
-          <w:p>
-            <w:pPr>
-              <w:keepNext/>
-              <w:spacing w:before="60" w:after="60" w:line="264" w:lineRule="auto"/>
-            </w:pPr>
-            <w:r>
-              <w:rPr>
-                <w:sz w:val="22"/>
+            <w:tcW w:w="1440" w:type="dxa"/>
+            <w:shd w:val="clear" w:color="auto" w:fill="FFFFFF"/>
+            <w:vAlign w:val="center"/>
+          </w:tcPr>
+          <w:p>
+            <w:pPr>
+              <w:keepNext/>
+              <w:spacing w:before="60" w:after="60" w:line="264" w:lineRule="auto"/>
+            </w:pPr>
+            <w:r>
+              <w:rPr>
+                <w:sz w:val="21"/>
               </w:rPr>
               <w:t>7</w:t>
             </w:r>
@@ -14252,58 +14306,77 @@
         </w:tc>
         <w:tc>
           <w:tcPr>
-            <w:tcW w:w="1872" w:type="dxa"/>
-            <w:shd w:val="clear" w:color="auto" w:fill="FFFFFF"/>
-            <w:vAlign w:val="center"/>
-          </w:tcPr>
-          <w:p>
-            <w:pPr>
-              <w:keepNext/>
-              <w:spacing w:before="60" w:after="60" w:line="264" w:lineRule="auto"/>
-            </w:pPr>
-            <w:r>
-              <w:rPr>
-                <w:sz w:val="22"/>
-              </w:rPr>
-              <w:t>0,00</w:t>
-            </w:r>
-          </w:p>
-        </w:tc>
-        <w:tc>
-          <w:tcPr>
-            <w:tcW w:w="2016" w:type="dxa"/>
-            <w:shd w:val="clear" w:color="auto" w:fill="FFFFFF"/>
-            <w:vAlign w:val="center"/>
-          </w:tcPr>
-          <w:p>
-            <w:pPr>
-              <w:keepNext/>
-              <w:spacing w:before="60" w:after="60" w:line="264" w:lineRule="auto"/>
-            </w:pPr>
-            <w:r>
-              <w:rPr>
-                <w:sz w:val="22"/>
-              </w:rPr>
-              <w:t>0,00</w:t>
-            </w:r>
-          </w:p>
-        </w:tc>
-        <w:tc>
-          <w:tcPr>
-            <w:tcW w:w="2160" w:type="dxa"/>
-            <w:shd w:val="clear" w:color="auto" w:fill="FFFFFF"/>
-            <w:vAlign w:val="center"/>
-          </w:tcPr>
-          <w:p>
-            <w:pPr>
-              <w:keepNext/>
-              <w:spacing w:before="60" w:after="60" w:line="264" w:lineRule="auto"/>
-            </w:pPr>
-            <w:r>
-              <w:rPr>
-                <w:sz w:val="22"/>
-              </w:rPr>
-              <w:t>0,00</w:t>
+            <w:tcW w:w="1440" w:type="dxa"/>
+            <w:shd w:val="clear" w:color="auto" w:fill="FFFFFF"/>
+            <w:vAlign w:val="center"/>
+          </w:tcPr>
+          <w:p>
+            <w:pPr>
+              <w:keepNext/>
+              <w:spacing w:before="60" w:after="60" w:line="264" w:lineRule="auto"/>
+            </w:pPr>
+            <w:r>
+              <w:rPr>
+                <w:sz w:val="21"/>
+              </w:rPr>
+              <w:t>78,71</w:t>
+            </w:r>
+          </w:p>
+        </w:tc>
+        <w:tc>
+          <w:tcPr>
+            <w:tcW w:w="1440" w:type="dxa"/>
+            <w:shd w:val="clear" w:color="auto" w:fill="FFFFFF"/>
+            <w:vAlign w:val="center"/>
+          </w:tcPr>
+          <w:p>
+            <w:pPr>
+              <w:keepNext/>
+              <w:spacing w:before="60" w:after="60" w:line="264" w:lineRule="auto"/>
+            </w:pPr>
+            <w:r>
+              <w:rPr>
+                <w:sz w:val="21"/>
+              </w:rPr>
+              <w:t>23,17</w:t>
+            </w:r>
+          </w:p>
+        </w:tc>
+        <w:tc>
+          <w:tcPr>
+            <w:tcW w:w="1440" w:type="dxa"/>
+            <w:shd w:val="clear" w:color="auto" w:fill="FFFFFF"/>
+            <w:vAlign w:val="center"/>
+          </w:tcPr>
+          <w:p>
+            <w:pPr>
+              <w:keepNext/>
+              <w:spacing w:before="60" w:after="60" w:line="264" w:lineRule="auto"/>
+            </w:pPr>
+            <w:r>
+              <w:rPr>
+                <w:sz w:val="21"/>
+              </w:rPr>
+              <w:t>-0,19</w:t>
+            </w:r>
+          </w:p>
+        </w:tc>
+        <w:tc>
+          <w:tcPr>
+            <w:tcW w:w="1440" w:type="dxa"/>
+            <w:shd w:val="clear" w:color="auto" w:fill="FFFFFF"/>
+            <w:vAlign w:val="center"/>
+          </w:tcPr>
+          <w:p>
+            <w:pPr>
+              <w:keepNext/>
+              <w:spacing w:before="60" w:after="60" w:line="264" w:lineRule="auto"/>
+            </w:pPr>
+            <w:r>
+              <w:rPr>
+                <w:sz w:val="21"/>
+              </w:rPr>
+              <w:t>+0,57</w:t>
             </w:r>
           </w:p>
         </w:tc>
@@ -14315,18 +14388,18 @@
         </w:trPr>
         <w:tc>
           <w:tcPr>
-            <w:tcW w:w="2664" w:type="dxa"/>
-            <w:shd w:val="clear" w:color="auto" w:fill="FFFFFF"/>
-            <w:vAlign w:val="center"/>
-          </w:tcPr>
-          <w:p>
-            <w:pPr>
-              <w:keepNext/>
-              <w:spacing w:before="60" w:after="60" w:line="264" w:lineRule="auto"/>
-            </w:pPr>
-            <w:r>
-              <w:rPr>
-                <w:sz w:val="22"/>
+            <w:tcW w:w="1440" w:type="dxa"/>
+            <w:shd w:val="clear" w:color="auto" w:fill="FFFFFF"/>
+            <w:vAlign w:val="center"/>
+          </w:tcPr>
+          <w:p>
+            <w:pPr>
+              <w:keepNext/>
+              <w:spacing w:before="60" w:after="60" w:line="264" w:lineRule="auto"/>
+            </w:pPr>
+            <w:r>
+              <w:rPr>
+                <w:sz w:val="21"/>
               </w:rPr>
               <w:t>Hà Nội</w:t>
             </w:r>
@@ -14334,18 +14407,18 @@
         </w:tc>
         <w:tc>
           <w:tcPr>
-            <w:tcW w:w="1224" w:type="dxa"/>
-            <w:shd w:val="clear" w:color="auto" w:fill="FFFFFF"/>
-            <w:vAlign w:val="center"/>
-          </w:tcPr>
-          <w:p>
-            <w:pPr>
-              <w:keepNext/>
-              <w:spacing w:before="60" w:after="60" w:line="264" w:lineRule="auto"/>
-            </w:pPr>
-            <w:r>
-              <w:rPr>
-                <w:sz w:val="22"/>
+            <w:tcW w:w="1440" w:type="dxa"/>
+            <w:shd w:val="clear" w:color="auto" w:fill="FFFFFF"/>
+            <w:vAlign w:val="center"/>
+          </w:tcPr>
+          <w:p>
+            <w:pPr>
+              <w:keepNext/>
+              <w:spacing w:before="60" w:after="60" w:line="264" w:lineRule="auto"/>
+            </w:pPr>
+            <w:r>
+              <w:rPr>
+                <w:sz w:val="21"/>
               </w:rPr>
               <w:t>7</w:t>
             </w:r>
@@ -14353,58 +14426,77 @@
         </w:tc>
         <w:tc>
           <w:tcPr>
-            <w:tcW w:w="1872" w:type="dxa"/>
-            <w:shd w:val="clear" w:color="auto" w:fill="FFFFFF"/>
-            <w:vAlign w:val="center"/>
-          </w:tcPr>
-          <w:p>
-            <w:pPr>
-              <w:keepNext/>
-              <w:spacing w:before="60" w:after="60" w:line="264" w:lineRule="auto"/>
-            </w:pPr>
-            <w:r>
-              <w:rPr>
-                <w:sz w:val="22"/>
-              </w:rPr>
-              <w:t>0,00</w:t>
-            </w:r>
-          </w:p>
-        </w:tc>
-        <w:tc>
-          <w:tcPr>
-            <w:tcW w:w="2016" w:type="dxa"/>
-            <w:shd w:val="clear" w:color="auto" w:fill="FFFFFF"/>
-            <w:vAlign w:val="center"/>
-          </w:tcPr>
-          <w:p>
-            <w:pPr>
-              <w:keepNext/>
-              <w:spacing w:before="60" w:after="60" w:line="264" w:lineRule="auto"/>
-            </w:pPr>
-            <w:r>
-              <w:rPr>
-                <w:sz w:val="22"/>
-              </w:rPr>
-              <w:t>0,00</w:t>
-            </w:r>
-          </w:p>
-        </w:tc>
-        <w:tc>
-          <w:tcPr>
-            <w:tcW w:w="2160" w:type="dxa"/>
-            <w:shd w:val="clear" w:color="auto" w:fill="FFFFFF"/>
-            <w:vAlign w:val="center"/>
-          </w:tcPr>
-          <w:p>
-            <w:pPr>
-              <w:keepNext/>
-              <w:spacing w:before="60" w:after="60" w:line="264" w:lineRule="auto"/>
-            </w:pPr>
-            <w:r>
-              <w:rPr>
-                <w:sz w:val="22"/>
-              </w:rPr>
-              <w:t>0,00</w:t>
+            <w:tcW w:w="1440" w:type="dxa"/>
+            <w:shd w:val="clear" w:color="auto" w:fill="FFFFFF"/>
+            <w:vAlign w:val="center"/>
+          </w:tcPr>
+          <w:p>
+            <w:pPr>
+              <w:keepNext/>
+              <w:spacing w:before="60" w:after="60" w:line="264" w:lineRule="auto"/>
+            </w:pPr>
+            <w:r>
+              <w:rPr>
+                <w:sz w:val="21"/>
+              </w:rPr>
+              <w:t>163,29</w:t>
+            </w:r>
+          </w:p>
+        </w:tc>
+        <w:tc>
+          <w:tcPr>
+            <w:tcW w:w="1440" w:type="dxa"/>
+            <w:shd w:val="clear" w:color="auto" w:fill="FFFFFF"/>
+            <w:vAlign w:val="center"/>
+          </w:tcPr>
+          <w:p>
+            <w:pPr>
+              <w:keepNext/>
+              <w:spacing w:before="60" w:after="60" w:line="264" w:lineRule="auto"/>
+            </w:pPr>
+            <w:r>
+              <w:rPr>
+                <w:sz w:val="21"/>
+              </w:rPr>
+              <w:t>73,66</w:t>
+            </w:r>
+          </w:p>
+        </w:tc>
+        <w:tc>
+          <w:tcPr>
+            <w:tcW w:w="1440" w:type="dxa"/>
+            <w:shd w:val="clear" w:color="auto" w:fill="FFFFFF"/>
+            <w:vAlign w:val="center"/>
+          </w:tcPr>
+          <w:p>
+            <w:pPr>
+              <w:keepNext/>
+              <w:spacing w:before="60" w:after="60" w:line="264" w:lineRule="auto"/>
+            </w:pPr>
+            <w:r>
+              <w:rPr>
+                <w:sz w:val="21"/>
+              </w:rPr>
+              <w:t>-0,19</w:t>
+            </w:r>
+          </w:p>
+        </w:tc>
+        <w:tc>
+          <w:tcPr>
+            <w:tcW w:w="1440" w:type="dxa"/>
+            <w:shd w:val="clear" w:color="auto" w:fill="FFFFFF"/>
+            <w:vAlign w:val="center"/>
+          </w:tcPr>
+          <w:p>
+            <w:pPr>
+              <w:keepNext/>
+              <w:spacing w:before="60" w:after="60" w:line="264" w:lineRule="auto"/>
+            </w:pPr>
+            <w:r>
+              <w:rPr>
+                <w:sz w:val="21"/>
+              </w:rPr>
+              <w:t>+1,29</w:t>
             </w:r>
           </w:p>
         </w:tc>
@@ -14416,17 +14508,17 @@
         </w:trPr>
         <w:tc>
           <w:tcPr>
-            <w:tcW w:w="2664" w:type="dxa"/>
-            <w:shd w:val="clear" w:color="auto" w:fill="FFFFFF"/>
-            <w:vAlign w:val="center"/>
-          </w:tcPr>
-          <w:p>
-            <w:pPr>
-              <w:spacing w:before="60" w:after="60" w:line="264" w:lineRule="auto"/>
-            </w:pPr>
-            <w:r>
-              <w:rPr>
-                <w:sz w:val="22"/>
+            <w:tcW w:w="1440" w:type="dxa"/>
+            <w:shd w:val="clear" w:color="auto" w:fill="FFFFFF"/>
+            <w:vAlign w:val="center"/>
+          </w:tcPr>
+          <w:p>
+            <w:pPr>
+              <w:spacing w:before="60" w:after="60" w:line="264" w:lineRule="auto"/>
+            </w:pPr>
+            <w:r>
+              <w:rPr>
+                <w:sz w:val="21"/>
               </w:rPr>
               <w:t>Đà Nẵng</w:t>
             </w:r>
@@ -14434,17 +14526,17 @@
         </w:tc>
         <w:tc>
           <w:tcPr>
-            <w:tcW w:w="1224" w:type="dxa"/>
-            <w:shd w:val="clear" w:color="auto" w:fill="FFFFFF"/>
-            <w:vAlign w:val="center"/>
-          </w:tcPr>
-          <w:p>
-            <w:pPr>
-              <w:spacing w:before="60" w:after="60" w:line="264" w:lineRule="auto"/>
-            </w:pPr>
-            <w:r>
-              <w:rPr>
-                <w:sz w:val="22"/>
+            <w:tcW w:w="1440" w:type="dxa"/>
+            <w:shd w:val="clear" w:color="auto" w:fill="FFFFFF"/>
+            <w:vAlign w:val="center"/>
+          </w:tcPr>
+          <w:p>
+            <w:pPr>
+              <w:spacing w:before="60" w:after="60" w:line="264" w:lineRule="auto"/>
+            </w:pPr>
+            <w:r>
+              <w:rPr>
+                <w:sz w:val="21"/>
               </w:rPr>
               <w:t>7</w:t>
             </w:r>
@@ -14452,17 +14544,53 @@
         </w:tc>
         <w:tc>
           <w:tcPr>
-            <w:tcW w:w="1872" w:type="dxa"/>
-            <w:shd w:val="clear" w:color="auto" w:fill="FFFFFF"/>
-            <w:vAlign w:val="center"/>
-          </w:tcPr>
-          <w:p>
-            <w:pPr>
-              <w:spacing w:before="60" w:after="60" w:line="264" w:lineRule="auto"/>
-            </w:pPr>
-            <w:r>
-              <w:rPr>
-                <w:sz w:val="22"/>
+            <w:tcW w:w="1440" w:type="dxa"/>
+            <w:shd w:val="clear" w:color="auto" w:fill="FFFFFF"/>
+            <w:vAlign w:val="center"/>
+          </w:tcPr>
+          <w:p>
+            <w:pPr>
+              <w:spacing w:before="60" w:after="60" w:line="264" w:lineRule="auto"/>
+            </w:pPr>
+            <w:r>
+              <w:rPr>
+                <w:sz w:val="21"/>
+              </w:rPr>
+              <w:t>35,43</w:t>
+            </w:r>
+          </w:p>
+        </w:tc>
+        <w:tc>
+          <w:tcPr>
+            <w:tcW w:w="1440" w:type="dxa"/>
+            <w:shd w:val="clear" w:color="auto" w:fill="FFFFFF"/>
+            <w:vAlign w:val="center"/>
+          </w:tcPr>
+          <w:p>
+            <w:pPr>
+              <w:spacing w:before="60" w:after="60" w:line="264" w:lineRule="auto"/>
+            </w:pPr>
+            <w:r>
+              <w:rPr>
+                <w:sz w:val="21"/>
+              </w:rPr>
+              <w:t>6,34</w:t>
+            </w:r>
+          </w:p>
+        </w:tc>
+        <w:tc>
+          <w:tcPr>
+            <w:tcW w:w="1440" w:type="dxa"/>
+            <w:shd w:val="clear" w:color="auto" w:fill="FFFFFF"/>
+            <w:vAlign w:val="center"/>
+          </w:tcPr>
+          <w:p>
+            <w:pPr>
+              <w:spacing w:before="60" w:after="60" w:line="264" w:lineRule="auto"/>
+            </w:pPr>
+            <w:r>
+              <w:rPr>
+                <w:sz w:val="21"/>
               </w:rPr>
               <w:t>0,00</w:t>
             </w:r>
@@ -14470,37 +14598,19 @@
         </w:tc>
         <w:tc>
           <w:tcPr>
-            <w:tcW w:w="2016" w:type="dxa"/>
-            <w:shd w:val="clear" w:color="auto" w:fill="FFFFFF"/>
-            <w:vAlign w:val="center"/>
-          </w:tcPr>
-          <w:p>
-            <w:pPr>
-              <w:spacing w:before="60" w:after="60" w:line="264" w:lineRule="auto"/>
-            </w:pPr>
-            <w:r>
-              <w:rPr>
-                <w:sz w:val="22"/>
-              </w:rPr>
-              <w:t>0,00</w:t>
-            </w:r>
-          </w:p>
-        </w:tc>
-        <w:tc>
-          <w:tcPr>
-            <w:tcW w:w="2160" w:type="dxa"/>
-            <w:shd w:val="clear" w:color="auto" w:fill="FFFFFF"/>
-            <w:vAlign w:val="center"/>
-          </w:tcPr>
-          <w:p>
-            <w:pPr>
-              <w:spacing w:before="60" w:after="60" w:line="264" w:lineRule="auto"/>
-            </w:pPr>
-            <w:r>
-              <w:rPr>
-                <w:sz w:val="22"/>
-              </w:rPr>
-              <w:t>0,00</w:t>
+            <w:tcW w:w="1440" w:type="dxa"/>
+            <w:shd w:val="clear" w:color="auto" w:fill="FFFFFF"/>
+            <w:vAlign w:val="center"/>
+          </w:tcPr>
+          <w:p>
+            <w:pPr>
+              <w:spacing w:before="60" w:after="60" w:line="264" w:lineRule="auto"/>
+            </w:pPr>
+            <w:r>
+              <w:rPr>
+                <w:sz w:val="21"/>
+              </w:rPr>
+              <w:t>-0,57</w:t>
             </w:r>
           </w:p>
         </w:tc>
@@ -14513,7 +14623,15 @@
         <w:ind w:firstLine="504"/>
       </w:pPr>
       <w:r>
-        <w:t>Mỗi giờ đối chiếu có trọng số như nhau, giúp trình bày cân bằng hai bộ báo cáo có mật độ lấy mẫu khác nhau. Chênh lệch mô tả số liệu của sinh viên Ngọc Quyên so với sinh viên Tiến Sơn tại cùng đô thị và giờ; có thể chịu ảnh hưởng của thời điểm gọi API trong giờ.</w:t>
+        <w:t>Hai bộ báo cáo có bảy giờ quan trắc chung cho mỗi đô thị, tổng cộng 21 nhóm đối chiếu. Tại từng nhóm, AQI, PM2.5 và PM10 bằng nhau trước khi làm tròn; vì vậy chênh lệch của các chỉ số ô nhiễm bằng 0. Hình 3.8 trình bày giá trị thực để thể hiện mức ô nhiễm trong phạm vi giờ chung. Các giá trị này khác trung bình toàn bộ mẫu Tuần 2 vì phạm vi tính chỉ gồm bảy giờ chung.</w:t>
+      </w:r>
+    </w:p>
+    <w:p>
+      <w:pPr>
+        <w:pStyle w:val="BodyText"/>
+      </w:pPr>
+      <w:r>
+        <w:t>Nhiệt độ và độ ẩm vẫn có khác biệt. Chênh lệch được tính bằng giá trị của sinh viên Ngọc Quyên trừ sinh viên Tiến Sơn, sau khi lấy trung bình riêng trong từng giờ và cho mỗi giờ cùng trọng số. Δ độ ẩm dùng điểm phần trăm; số gần 0 được hiển thị 0,00 ở độ chính xác hai chữ số thập phân. Số liệu gốc và số mẫu của từng giờ được giữ trong CSV đối chiếu.</w:t>
       </w:r>
     </w:p>
     <w:p>
@@ -14531,7 +14649,7 @@
       <w:bookmarkStart w:id="239" w:name="_Toc242875960"/>
       <w:bookmarkStart w:id="240" w:name="_Toc242876925"/>
       <w:bookmarkStart w:id="241" w:name="_Toc242877910"/>
-      <w:bookmarkStart w:id="242" w:name="_Toc242878518"/>
+      <w:bookmarkStart w:id="242" w:name="_Toc242892838"/>
       <w:r>
         <w:lastRenderedPageBreak/>
         <w:t>3.9 Tương quan Pearson và Spearman</w:t>
@@ -15426,7 +15544,7 @@
     <w:p>
       <w:pPr>
         <w:keepNext/>
-        <w:spacing w:after="60"/>
+        <w:spacing w:before="120" w:after="60"/>
         <w:jc w:val="center"/>
       </w:pPr>
       <w:r>
@@ -15513,7 +15631,7 @@
       <w:bookmarkStart w:id="250" w:name="_Toc242875961"/>
       <w:bookmarkStart w:id="251" w:name="_Toc242876926"/>
       <w:bookmarkStart w:id="252" w:name="_Toc242877911"/>
-      <w:bookmarkStart w:id="253" w:name="_Toc242878519"/>
+      <w:bookmarkStart w:id="253" w:name="_Toc242892839"/>
       <w:r>
         <w:lastRenderedPageBreak/>
         <w:t>3.10 Quan sát trực tiếp quan hệ nhiệt độ và PM2.5</w:t>
@@ -15620,7 +15738,7 @@
       <w:bookmarkStart w:id="261" w:name="_Toc242875962"/>
       <w:bookmarkStart w:id="262" w:name="_Toc242876927"/>
       <w:bookmarkStart w:id="263" w:name="_Toc242877912"/>
-      <w:bookmarkStart w:id="264" w:name="_Toc242878520"/>
+      <w:bookmarkStart w:id="264" w:name="_Toc242892840"/>
       <w:r>
         <w:lastRenderedPageBreak/>
         <w:t>3.11 Các khí ô nhiễm còn lại</w:t>
@@ -16515,7 +16633,7 @@
     <w:p>
       <w:pPr>
         <w:keepNext/>
-        <w:spacing w:after="60"/>
+        <w:spacing w:before="120" w:after="60"/>
         <w:jc w:val="center"/>
       </w:pPr>
       <w:r>
@@ -16590,7 +16708,7 @@
       <w:bookmarkStart w:id="269" w:name="_Toc242875963"/>
       <w:bookmarkStart w:id="270" w:name="_Toc242876928"/>
       <w:bookmarkStart w:id="271" w:name="_Toc242877913"/>
-      <w:bookmarkStart w:id="272" w:name="_Toc242878521"/>
+      <w:bookmarkStart w:id="272" w:name="_Toc242892841"/>
       <w:r>
         <w:lastRenderedPageBreak/>
         <w:t>3.12 Đối chiếu với báo cáo Tuần 1</w:t>
@@ -17808,6 +17926,140 @@
     </w:p>
     <w:p>
       <w:pPr>
+        <w:keepNext/>
+        <w:pageBreakBefore/>
+        <w:spacing w:after="80"/>
+        <w:jc w:val="center"/>
+      </w:pPr>
+      <w:r>
+        <w:rPr>
+          <w:noProof/>
+        </w:rPr>
+        <w:lastRenderedPageBreak/>
+        <w:drawing>
+          <wp:inline distT="0" distB="0" distL="0" distR="0" wp14:anchorId="3B187974" wp14:editId="34F83999">
+            <wp:extent cx="5715000" cy="2910980"/>
+            <wp:effectExtent l="0" t="0" r="0" b="0"/>
+            <wp:docPr id="21" name="Picture 21"/>
+            <wp:cNvGraphicFramePr>
+              <a:graphicFrameLocks xmlns:a="http://schemas.openxmlformats.org/drawingml/2006/main" noChangeAspect="1"/>
+            </wp:cNvGraphicFramePr>
+            <a:graphic xmlns:a="http://schemas.openxmlformats.org/drawingml/2006/main">
+              <a:graphicData uri="http://schemas.openxmlformats.org/drawingml/2006/picture">
+                <pic:pic xmlns:pic="http://schemas.openxmlformats.org/drawingml/2006/picture">
+                  <pic:nvPicPr>
+                    <pic:cNvPr id="0" name="19_week1_category_comparison.png"/>
+                    <pic:cNvPicPr/>
+                  </pic:nvPicPr>
+                  <pic:blipFill>
+                    <a:blip r:embed="rId28"/>
+                    <a:stretch>
+                      <a:fillRect/>
+                    </a:stretch>
+                  </pic:blipFill>
+                  <pic:spPr>
+                    <a:xfrm>
+                      <a:off x="0" y="0"/>
+                      <a:ext cx="5715000" cy="2910980"/>
+                    </a:xfrm>
+                    <a:prstGeom prst="rect">
+                      <a:avLst/>
+                    </a:prstGeom>
+                  </pic:spPr>
+                </pic:pic>
+              </a:graphicData>
+            </a:graphic>
+          </wp:inline>
+        </w:drawing>
+      </w:r>
+    </w:p>
+    <w:p>
+      <w:pPr>
+        <w:pStyle w:val="Caption"/>
+        <w:keepNext/>
+        <w:jc w:val="center"/>
+      </w:pPr>
+      <w:r>
+        <w:t>Hình 3.14 Phân bố cấp AQI trong báo cáo Tuần 1 và mẫu Tuần 2</w:t>
+      </w:r>
+    </w:p>
+    <w:p>
+      <w:pPr>
+        <w:pStyle w:val="BodyText"/>
+      </w:pPr>
+      <w:r>
+        <w:t>Bộ báo cáo Tuần 1 của TP. Hồ Chí Minh có 25,0% mẫu mức trung bình, 67,3% mức không tốt cho nhóm nhạy cảm và 7,7% mức không tốt. Trong mẫu Tuần 2, toàn bộ mẫu TP. Hồ Chí Minh ở mức trung bình; Hà Nội ở mức không tốt và Đà Nẵng ở mức tốt. Mẫu số là 52 cho Tuần 1, 9 cho sinh viên Tiến Sơn và 19 cho sinh viên Ngọc Quyên ở Tuần 2. Các tỷ lệ mô tả từng tập mẫu đã lưu.</w:t>
+      </w:r>
+    </w:p>
+    <w:p>
+      <w:pPr>
+        <w:keepNext/>
+        <w:pageBreakBefore/>
+        <w:spacing w:after="80"/>
+        <w:jc w:val="center"/>
+      </w:pPr>
+      <w:r>
+        <w:rPr>
+          <w:noProof/>
+        </w:rPr>
+        <w:lastRenderedPageBreak/>
+        <w:drawing>
+          <wp:inline distT="0" distB="0" distL="0" distR="0" wp14:anchorId="31C66FFC" wp14:editId="24C2E260">
+            <wp:extent cx="5715000" cy="2908845"/>
+            <wp:effectExtent l="0" t="0" r="0" b="0"/>
+            <wp:docPr id="22" name="Picture 22"/>
+            <wp:cNvGraphicFramePr>
+              <a:graphicFrameLocks xmlns:a="http://schemas.openxmlformats.org/drawingml/2006/main" noChangeAspect="1"/>
+            </wp:cNvGraphicFramePr>
+            <a:graphic xmlns:a="http://schemas.openxmlformats.org/drawingml/2006/main">
+              <a:graphicData uri="http://schemas.openxmlformats.org/drawingml/2006/picture">
+                <pic:pic xmlns:pic="http://schemas.openxmlformats.org/drawingml/2006/picture">
+                  <pic:nvPicPr>
+                    <pic:cNvPr id="0" name="20_week1_weather_correlation_comparison.png"/>
+                    <pic:cNvPicPr/>
+                  </pic:nvPicPr>
+                  <pic:blipFill>
+                    <a:blip r:embed="rId29"/>
+                    <a:stretch>
+                      <a:fillRect/>
+                    </a:stretch>
+                  </pic:blipFill>
+                  <pic:spPr>
+                    <a:xfrm>
+                      <a:off x="0" y="0"/>
+                      <a:ext cx="5715000" cy="2908845"/>
+                    </a:xfrm>
+                    <a:prstGeom prst="rect">
+                      <a:avLst/>
+                    </a:prstGeom>
+                  </pic:spPr>
+                </pic:pic>
+              </a:graphicData>
+            </a:graphic>
+          </wp:inline>
+        </w:drawing>
+      </w:r>
+    </w:p>
+    <w:p>
+      <w:pPr>
+        <w:pStyle w:val="Caption"/>
+        <w:keepNext/>
+        <w:jc w:val="center"/>
+      </w:pPr>
+      <w:r>
+        <w:t>Hình 3.15 Tương quan PM2.5 với khí tượng trong hai phạm vi tuần</w:t>
+      </w:r>
+    </w:p>
+    <w:p>
+      <w:pPr>
+        <w:pStyle w:val="BodyText"/>
+      </w:pPr>
+      <w:r>
+        <w:t>Hình giữ cùng cách tính Pearson cho nhiệt độ, độ ẩm và tốc độ gió với PM2.5 trong từng đô thị. Bộ Tuần 1 dùng 52 cặp mỗi đô thị; hai bộ Tuần 2 lần lượt dùng 9 và 19 cặp. Các hệ số được đọc cùng cỡ mẫu và phạm vi thời gian; sự thay đổi dấu hoặc độ lớn của r chưa đủ kết luận một cơ chế tác động hay xu hướng dài hạn.</w:t>
+      </w:r>
+    </w:p>
+    <w:p>
+      <w:pPr>
         <w:pStyle w:val="BodyText"/>
         <w:keepNext/>
         <w:pageBreakBefore/>
@@ -17825,7 +18077,7 @@
         <w:pStyle w:val="BodyText"/>
       </w:pPr>
       <w:r>
-        <w:t>Phép đối chiếu tiếp theo lọc hai tuần từ cùng lần xuất mới trong bộ dữ liệu của từng sinh viên. Mẫu Tuần 1 có 42 dòng mỗi đô thị trong bộ của sinh viên Tiến Sơn và 41 trong bộ của sinh viên Ngọc Quyên. Phạm vi này khác mốc 52 mẫu trong hai bảng trên; Hình 3.14 minh họa riêng phép lọc này.</w:t>
+        <w:t>Phép đối chiếu tiếp theo lọc hai tuần từ cùng lần xuất mới trong bộ dữ liệu của từng sinh viên. Mẫu Tuần 1 có 42 dòng mỗi đô thị trong bộ của sinh viên Tiến Sơn và 41 trong bộ của sinh viên Ngọc Quyên. Phạm vi này khác mốc 52 mẫu trong hai bảng trên; Hình 3.16 minh họa riêng phép lọc này.</w:t>
       </w:r>
     </w:p>
     <w:p>
@@ -18731,7 +18983,7 @@
                     <pic:cNvPicPr/>
                   </pic:nvPicPr>
                   <pic:blipFill>
-                    <a:blip r:embed="rId28"/>
+                    <a:blip r:embed="rId30"/>
                     <a:stretch>
                       <a:fillRect/>
                     </a:stretch>
@@ -18759,7 +19011,7 @@
         <w:jc w:val="center"/>
       </w:pPr>
       <w:r>
-        <w:t>Hình 3.14 So sánh các mẫu thuộc Tuần 1 và Tuần 2 trong dữ liệu vừa tải</w:t>
+        <w:t>Hình 3.16 So sánh các mẫu thuộc Tuần 1 và Tuần 2 trong dữ liệu vừa tải</w:t>
       </w:r>
     </w:p>
     <w:p>
@@ -18777,7 +19029,7 @@
         <w:ind w:firstLine="504"/>
       </w:pPr>
       <w:r>
-        <w:t>Bảng 3.12 và Hình 3.14 dùng mẫu lọc theo ranh giới tuần trong lần xuất mới. Bảng 3.10 và Bảng 3.11 dùng bộ báo cáo Tuần 1 đã lưu, bao gồm phần lịch sử nạp bổ sung. Hai phạm vi được giữ riêng để giải thích rõ sự khác biệt về số mẫu và giá trị trung bình.</w:t>
+        <w:t>Bảng 3.12 và Hình 3.16 dùng mẫu lọc theo ranh giới tuần trong lần xuất mới. Bảng 3.10 và Bảng 3.11 dùng bộ báo cáo Tuần 1 đã lưu, bao gồm phần lịch sử nạp bổ sung. Hai phạm vi được giữ riêng để giải thích rõ sự khác biệt về số mẫu và giá trị trung bình.</w:t>
       </w:r>
     </w:p>
     <w:p>
@@ -18796,7 +19048,7 @@
       <w:bookmarkStart w:id="280" w:name="_Toc242875964"/>
       <w:bookmarkStart w:id="281" w:name="_Toc242876929"/>
       <w:bookmarkStart w:id="282" w:name="_Toc242877914"/>
-      <w:bookmarkStart w:id="283" w:name="_Toc242878522"/>
+      <w:bookmarkStart w:id="283" w:name="_Toc242892842"/>
       <w:r>
         <w:lastRenderedPageBreak/>
         <w:t>Chương 4 Phân tích vận hành Lambda và SNS</w:t>
@@ -18827,7 +19079,7 @@
       <w:bookmarkStart w:id="291" w:name="_Toc242875965"/>
       <w:bookmarkStart w:id="292" w:name="_Toc242876930"/>
       <w:bookmarkStart w:id="293" w:name="_Toc242877915"/>
-      <w:bookmarkStart w:id="294" w:name="_Toc242878523"/>
+      <w:bookmarkStart w:id="294" w:name="_Toc242892843"/>
       <w:r>
         <w:t>4.1 Thời gian thực thi và bộ nhớ Lambda</w:t>
       </w:r>
@@ -19264,7 +19516,7 @@
                     <pic:cNvPicPr/>
                   </pic:nvPicPr>
                   <pic:blipFill>
-                    <a:blip r:embed="rId29"/>
+                    <a:blip r:embed="rId31"/>
                     <a:stretch>
                       <a:fillRect/>
                     </a:stretch>
@@ -19328,7 +19580,7 @@
       <w:bookmarkStart w:id="302" w:name="_Toc242875966"/>
       <w:bookmarkStart w:id="303" w:name="_Toc242876931"/>
       <w:bookmarkStart w:id="304" w:name="_Toc242877916"/>
-      <w:bookmarkStart w:id="305" w:name="_Toc242878524"/>
+      <w:bookmarkStart w:id="305" w:name="_Toc242892844"/>
       <w:r>
         <w:lastRenderedPageBreak/>
         <w:t>4.2 Lịch thu thập và thông báo SNS</w:t>
@@ -19714,7 +19966,7 @@
       <w:bookmarkStart w:id="313" w:name="_Toc242875967"/>
       <w:bookmarkStart w:id="314" w:name="_Toc242876932"/>
       <w:bookmarkStart w:id="315" w:name="_Toc242877917"/>
-      <w:bookmarkStart w:id="316" w:name="_Toc242878525"/>
+      <w:bookmarkStart w:id="316" w:name="_Toc242892845"/>
       <w:r>
         <w:t>4.3 Đối chiếu sự nhất quán của chỉ số vận hành</w:t>
       </w:r>
@@ -20101,7 +20353,7 @@
       <w:bookmarkStart w:id="324" w:name="_Toc242875968"/>
       <w:bookmarkStart w:id="325" w:name="_Toc242876933"/>
       <w:bookmarkStart w:id="326" w:name="_Toc242877918"/>
-      <w:bookmarkStart w:id="327" w:name="_Toc242878526"/>
+      <w:bookmarkStart w:id="327" w:name="_Toc242892846"/>
       <w:r>
         <w:lastRenderedPageBreak/>
         <w:t>Chương 5 Phân tích truy vấn và sử dụng tài nguyên</w:t>
@@ -20132,7 +20384,7 @@
       <w:bookmarkStart w:id="335" w:name="_Toc242875969"/>
       <w:bookmarkStart w:id="336" w:name="_Toc242876934"/>
       <w:bookmarkStart w:id="337" w:name="_Toc242877919"/>
-      <w:bookmarkStart w:id="338" w:name="_Toc242878527"/>
+      <w:bookmarkStart w:id="338" w:name="_Toc242892847"/>
       <w:r>
         <w:t>5.1 Đối chứng hiệu quả lọc phân vùng</w:t>
       </w:r>
@@ -20510,7 +20762,7 @@
                     <pic:cNvPicPr/>
                   </pic:nvPicPr>
                   <pic:blipFill>
-                    <a:blip r:embed="rId30"/>
+                    <a:blip r:embed="rId32"/>
                     <a:stretch>
                       <a:fillRect/>
                     </a:stretch>
@@ -20574,7 +20826,7 @@
       <w:bookmarkStart w:id="346" w:name="_Toc242875970"/>
       <w:bookmarkStart w:id="347" w:name="_Toc242876935"/>
       <w:bookmarkStart w:id="348" w:name="_Toc242877920"/>
-      <w:bookmarkStart w:id="349" w:name="_Toc242878528"/>
+      <w:bookmarkStart w:id="349" w:name="_Toc242892848"/>
       <w:r>
         <w:lastRenderedPageBreak/>
         <w:t>5.2 Hai mươi bốn truy vấn phân tích mới</w:t>
@@ -21908,7 +22160,7 @@
                     <pic:cNvPicPr/>
                   </pic:nvPicPr>
                   <pic:blipFill>
-                    <a:blip r:embed="rId31"/>
+                    <a:blip r:embed="rId33"/>
                     <a:stretch>
                       <a:fillRect/>
                     </a:stretch>
@@ -21963,7 +22215,7 @@
       <w:bookmarkStart w:id="357" w:name="_Toc242875971"/>
       <w:bookmarkStart w:id="358" w:name="_Toc242876936"/>
       <w:bookmarkStart w:id="359" w:name="_Toc242877921"/>
-      <w:bookmarkStart w:id="360" w:name="_Toc242878529"/>
+      <w:bookmarkStart w:id="360" w:name="_Toc242892849"/>
       <w:r>
         <w:t>5.3 Lịch sử truy vấn và phạm vi lỗi</w:t>
       </w:r>
@@ -22281,7 +22533,7 @@
       <w:bookmarkStart w:id="368" w:name="_Toc242875972"/>
       <w:bookmarkStart w:id="369" w:name="_Toc242876937"/>
       <w:bookmarkStart w:id="370" w:name="_Toc242877922"/>
-      <w:bookmarkStart w:id="371" w:name="_Toc242878530"/>
+      <w:bookmarkStart w:id="371" w:name="_Toc242892850"/>
       <w:r>
         <w:lastRenderedPageBreak/>
         <w:t>5.4 Chi phí từ Cost Explorer</w:t>
@@ -22306,7 +22558,7 @@
         <w:jc w:val="center"/>
       </w:pPr>
       <w:r>
-        <w:t>Bảng 5.4 UnblendedCost do Cost Explorer trả về cho phạm vi Tuần 2</w:t>
+        <w:t>Bảng 5.4 Chi phí ghi nhận trong phạm vi Tuần 2 làm tròn đến cent</w:t>
       </w:r>
     </w:p>
     <w:tbl>
@@ -22367,7 +22619,7 @@
                 <w:b/>
                 <w:sz w:val="22"/>
               </w:rPr>
-              <w:t>Giá trị gốc</w:t>
+              <w:t>Hiển thị đến cent</w:t>
             </w:r>
           </w:p>
         </w:tc>
@@ -22453,7 +22705,7 @@
               <w:rPr>
                 <w:sz w:val="22"/>
               </w:rPr>
-              <w:t>-0,0000000764</w:t>
+              <w:t>0,00</w:t>
             </w:r>
           </w:p>
         </w:tc>
@@ -22533,7 +22785,7 @@
               <w:rPr>
                 <w:sz w:val="22"/>
               </w:rPr>
-              <w:t>0,0267146366</w:t>
+              <w:t>0,03</w:t>
             </w:r>
           </w:p>
         </w:tc>
@@ -22582,7 +22834,7 @@
         <w:ind w:firstLine="504"/>
       </w:pPr>
       <w:r>
-        <w:t>Báo cáo dữ liệu của sinh viên Tiến Sơn ghi nhận UnblendedCost là −0,0000000764 USD; báo cáo của sinh viên Ngọc Quyên ghi nhận 0,0267146366 USD trong phạm vi Tuần 2. Giá trị gốc được giữ nguyên. Khi làm tròn đến cent, các giá trị lần lượt xấp xỉ 0,00 USD và 0,03 USD.</w:t>
+        <w:t>Chi phí UnblendedCost hiển thị đến cent là 0,00 USD trong báo cáo dữ liệu của sinh viên Tiến Sơn và 0,03 USD trong báo cáo của sinh viên Ngọc Quyên. Phản hồi gốc của sinh viên Tiến Sơn chứa tổng −0,0000000764 USD từ các dòng rất nhỏ ở Secrets Manager và CloudWatch; tổng này làm tròn thành 0,00 USD. Bộ dữ liệu hiện không có loại khoản phí để xác định nguyên nhân cụ thể của phần âm. CSV giữ nguyên giá trị gốc, không đổi số âm thành số dương hoặc xóa khoản đó.</w:t>
       </w:r>
     </w:p>
     <w:p>
@@ -22610,7 +22862,7 @@
       <w:bookmarkStart w:id="379" w:name="_Toc242875973"/>
       <w:bookmarkStart w:id="380" w:name="_Toc242876938"/>
       <w:bookmarkStart w:id="381" w:name="_Toc242877923"/>
-      <w:bookmarkStart w:id="382" w:name="_Toc242878531"/>
+      <w:bookmarkStart w:id="382" w:name="_Toc242892851"/>
       <w:r>
         <w:lastRenderedPageBreak/>
         <w:t>Chương 6 Tổng hợp kết quả Tuần 2</w:t>
@@ -22641,7 +22893,7 @@
       <w:bookmarkStart w:id="390" w:name="_Toc242875974"/>
       <w:bookmarkStart w:id="391" w:name="_Toc242876939"/>
       <w:bookmarkStart w:id="392" w:name="_Toc242877924"/>
-      <w:bookmarkStart w:id="393" w:name="_Toc242878532"/>
+      <w:bookmarkStart w:id="393" w:name="_Toc242892852"/>
       <w:r>
         <w:t>6.1 Sản phẩm dữ liệu và phân tích</w:t>
       </w:r>
@@ -22899,7 +23151,7 @@
               <w:rPr>
                 <w:sz w:val="22"/>
               </w:rPr>
-              <w:t>25 CSV tổng hợp và đối chiếu về môi trường, chất lượng, dịch vụ, truy vấn và chi phí.</w:t>
+              <w:t>27 CSV tổng hợp và đối chiếu về môi trường, chất lượng, dịch vụ, truy vấn và chi phí.</w:t>
             </w:r>
           </w:p>
         </w:tc>
@@ -22943,7 +23195,7 @@
               <w:rPr>
                 <w:sz w:val="22"/>
               </w:rPr>
-              <w:t>18 biểu đồ được dựng từ các CSV tương ứng; cùng dữ liệu trong Excel và báo cáo.</w:t>
+              <w:t>20 biểu đồ được dựng từ các CSV tương ứng; cùng dữ liệu trong Excel và báo cáo.</w:t>
             </w:r>
           </w:p>
         </w:tc>
@@ -23005,7 +23257,7 @@
       <w:bookmarkStart w:id="401" w:name="_Toc242875975"/>
       <w:bookmarkStart w:id="402" w:name="_Toc242876940"/>
       <w:bookmarkStart w:id="403" w:name="_Toc242877925"/>
-      <w:bookmarkStart w:id="404" w:name="_Toc242878533"/>
+      <w:bookmarkStart w:id="404" w:name="_Toc242892853"/>
       <w:r>
         <w:t>6.2 Kết luận trong phạm vi mẫu đã thu thập</w:t>
       </w:r>
@@ -23049,7 +23301,7 @@
       </w:r>
     </w:p>
     <w:sectPr>
-      <w:footerReference w:type="default" r:id="rId32"/>
+      <w:footerReference w:type="default" r:id="rId34"/>
       <w:pgSz w:w="12240" w:h="15840"/>
       <w:pgMar w:top="1224" w:right="1080" w:bottom="1080" w:left="1224" w:header="432" w:footer="576" w:gutter="0"/>
       <w:pgNumType w:start="1"/>

--- a/tuan_2/docs/Bao_cao_Tuan_2_24110054_24110051.docx
+++ b/tuan_2/docs/Bao_cao_Tuan_2_24110054_24110051.docx
@@ -551,7 +551,7 @@
         </w:rPr>
         <w:fldChar w:fldCharType="separate"/>
       </w:r>
-      <w:hyperlink w:anchor="_Toc242892816" w:history="1">
+      <w:hyperlink w:anchor="_Toc242904384" w:history="1">
         <w:r>
           <w:rPr>
             <w:rStyle w:val="Hyperlink"/>
@@ -578,7 +578,7 @@
             <w:noProof/>
             <w:webHidden/>
           </w:rPr>
-          <w:instrText xml:space="preserve"> PAGEREF _Toc242892816 \h </w:instrText>
+          <w:instrText xml:space="preserve"> PAGEREF _Toc242904384 \h </w:instrText>
         </w:r>
         <w:r>
           <w:rPr>
@@ -625,7 +625,7 @@
           <w14:ligatures w14:val="standardContextual"/>
         </w:rPr>
       </w:pPr>
-      <w:hyperlink w:anchor="_Toc242892817" w:history="1">
+      <w:hyperlink w:anchor="_Toc242904385" w:history="1">
         <w:r>
           <w:rPr>
             <w:rStyle w:val="Hyperlink"/>
@@ -652,7 +652,7 @@
             <w:noProof/>
             <w:webHidden/>
           </w:rPr>
-          <w:instrText xml:space="preserve"> PAGEREF _Toc242892817 \h </w:instrText>
+          <w:instrText xml:space="preserve"> PAGEREF _Toc242904385 \h </w:instrText>
         </w:r>
         <w:r>
           <w:rPr>
@@ -699,7 +699,7 @@
           <w14:ligatures w14:val="standardContextual"/>
         </w:rPr>
       </w:pPr>
-      <w:hyperlink w:anchor="_Toc242892818" w:history="1">
+      <w:hyperlink w:anchor="_Toc242904386" w:history="1">
         <w:r>
           <w:rPr>
             <w:rStyle w:val="Hyperlink"/>
@@ -726,7 +726,7 @@
             <w:noProof/>
             <w:webHidden/>
           </w:rPr>
-          <w:instrText xml:space="preserve"> PAGEREF _Toc242892818 \h </w:instrText>
+          <w:instrText xml:space="preserve"> PAGEREF _Toc242904386 \h </w:instrText>
         </w:r>
         <w:r>
           <w:rPr>
@@ -773,7 +773,7 @@
           <w14:ligatures w14:val="standardContextual"/>
         </w:rPr>
       </w:pPr>
-      <w:hyperlink w:anchor="_Toc242892819" w:history="1">
+      <w:hyperlink w:anchor="_Toc242904387" w:history="1">
         <w:r>
           <w:rPr>
             <w:rStyle w:val="Hyperlink"/>
@@ -800,7 +800,7 @@
             <w:noProof/>
             <w:webHidden/>
           </w:rPr>
-          <w:instrText xml:space="preserve"> PAGEREF _Toc242892819 \h </w:instrText>
+          <w:instrText xml:space="preserve"> PAGEREF _Toc242904387 \h </w:instrText>
         </w:r>
         <w:r>
           <w:rPr>
@@ -847,7 +847,7 @@
           <w14:ligatures w14:val="standardContextual"/>
         </w:rPr>
       </w:pPr>
-      <w:hyperlink w:anchor="_Toc242892820" w:history="1">
+      <w:hyperlink w:anchor="_Toc242904388" w:history="1">
         <w:r>
           <w:rPr>
             <w:rStyle w:val="Hyperlink"/>
@@ -874,7 +874,7 @@
             <w:noProof/>
             <w:webHidden/>
           </w:rPr>
-          <w:instrText xml:space="preserve"> PAGEREF _Toc242892820 \h </w:instrText>
+          <w:instrText xml:space="preserve"> PAGEREF _Toc242904388 \h </w:instrText>
         </w:r>
         <w:r>
           <w:rPr>
@@ -922,7 +922,7 @@
           <w14:ligatures w14:val="standardContextual"/>
         </w:rPr>
       </w:pPr>
-      <w:hyperlink w:anchor="_Toc242892821" w:history="1">
+      <w:hyperlink w:anchor="_Toc242904389" w:history="1">
         <w:r>
           <w:rPr>
             <w:rStyle w:val="Hyperlink"/>
@@ -949,7 +949,7 @@
             <w:noProof/>
             <w:webHidden/>
           </w:rPr>
-          <w:instrText xml:space="preserve"> PAGEREF _Toc242892821 \h </w:instrText>
+          <w:instrText xml:space="preserve"> PAGEREF _Toc242904389 \h </w:instrText>
         </w:r>
         <w:r>
           <w:rPr>
@@ -996,7 +996,7 @@
           <w14:ligatures w14:val="standardContextual"/>
         </w:rPr>
       </w:pPr>
-      <w:hyperlink w:anchor="_Toc242892822" w:history="1">
+      <w:hyperlink w:anchor="_Toc242904390" w:history="1">
         <w:r>
           <w:rPr>
             <w:rStyle w:val="Hyperlink"/>
@@ -1023,7 +1023,7 @@
             <w:noProof/>
             <w:webHidden/>
           </w:rPr>
-          <w:instrText xml:space="preserve"> PAGEREF _Toc242892822 \h </w:instrText>
+          <w:instrText xml:space="preserve"> PAGEREF _Toc242904390 \h </w:instrText>
         </w:r>
         <w:r>
           <w:rPr>
@@ -1070,7 +1070,7 @@
           <w14:ligatures w14:val="standardContextual"/>
         </w:rPr>
       </w:pPr>
-      <w:hyperlink w:anchor="_Toc242892823" w:history="1">
+      <w:hyperlink w:anchor="_Toc242904391" w:history="1">
         <w:r>
           <w:rPr>
             <w:rStyle w:val="Hyperlink"/>
@@ -1097,7 +1097,7 @@
             <w:noProof/>
             <w:webHidden/>
           </w:rPr>
-          <w:instrText xml:space="preserve"> PAGEREF _Toc242892823 \h </w:instrText>
+          <w:instrText xml:space="preserve"> PAGEREF _Toc242904391 \h </w:instrText>
         </w:r>
         <w:r>
           <w:rPr>
@@ -1144,7 +1144,7 @@
           <w14:ligatures w14:val="standardContextual"/>
         </w:rPr>
       </w:pPr>
-      <w:hyperlink w:anchor="_Toc242892824" w:history="1">
+      <w:hyperlink w:anchor="_Toc242904392" w:history="1">
         <w:r>
           <w:rPr>
             <w:rStyle w:val="Hyperlink"/>
@@ -1171,7 +1171,7 @@
             <w:noProof/>
             <w:webHidden/>
           </w:rPr>
-          <w:instrText xml:space="preserve"> PAGEREF _Toc242892824 \h </w:instrText>
+          <w:instrText xml:space="preserve"> PAGEREF _Toc242904392 \h </w:instrText>
         </w:r>
         <w:r>
           <w:rPr>
@@ -1218,7 +1218,7 @@
           <w14:ligatures w14:val="standardContextual"/>
         </w:rPr>
       </w:pPr>
-      <w:hyperlink w:anchor="_Toc242892825" w:history="1">
+      <w:hyperlink w:anchor="_Toc242904393" w:history="1">
         <w:r>
           <w:rPr>
             <w:rStyle w:val="Hyperlink"/>
@@ -1245,7 +1245,7 @@
             <w:noProof/>
             <w:webHidden/>
           </w:rPr>
-          <w:instrText xml:space="preserve"> PAGEREF _Toc242892825 \h </w:instrText>
+          <w:instrText xml:space="preserve"> PAGEREF _Toc242904393 \h </w:instrText>
         </w:r>
         <w:r>
           <w:rPr>
@@ -1292,7 +1292,7 @@
           <w14:ligatures w14:val="standardContextual"/>
         </w:rPr>
       </w:pPr>
-      <w:hyperlink w:anchor="_Toc242892826" w:history="1">
+      <w:hyperlink w:anchor="_Toc242904394" w:history="1">
         <w:r>
           <w:rPr>
             <w:rStyle w:val="Hyperlink"/>
@@ -1319,7 +1319,7 @@
             <w:noProof/>
             <w:webHidden/>
           </w:rPr>
-          <w:instrText xml:space="preserve"> PAGEREF _Toc242892826 \h </w:instrText>
+          <w:instrText xml:space="preserve"> PAGEREF _Toc242904394 \h </w:instrText>
         </w:r>
         <w:r>
           <w:rPr>
@@ -1366,7 +1366,7 @@
           <w14:ligatures w14:val="standardContextual"/>
         </w:rPr>
       </w:pPr>
-      <w:hyperlink w:anchor="_Toc242892827" w:history="1">
+      <w:hyperlink w:anchor="_Toc242904395" w:history="1">
         <w:r>
           <w:rPr>
             <w:rStyle w:val="Hyperlink"/>
@@ -1393,7 +1393,7 @@
             <w:noProof/>
             <w:webHidden/>
           </w:rPr>
-          <w:instrText xml:space="preserve"> PAGEREF _Toc242892827 \h </w:instrText>
+          <w:instrText xml:space="preserve"> PAGEREF _Toc242904395 \h </w:instrText>
         </w:r>
         <w:r>
           <w:rPr>
@@ -1440,7 +1440,7 @@
           <w14:ligatures w14:val="standardContextual"/>
         </w:rPr>
       </w:pPr>
-      <w:hyperlink w:anchor="_Toc242892828" w:history="1">
+      <w:hyperlink w:anchor="_Toc242904396" w:history="1">
         <w:r>
           <w:rPr>
             <w:rStyle w:val="Hyperlink"/>
@@ -1467,7 +1467,7 @@
             <w:noProof/>
             <w:webHidden/>
           </w:rPr>
-          <w:instrText xml:space="preserve"> PAGEREF _Toc242892828 \h </w:instrText>
+          <w:instrText xml:space="preserve"> PAGEREF _Toc242904396 \h </w:instrText>
         </w:r>
         <w:r>
           <w:rPr>
@@ -1515,7 +1515,7 @@
           <w14:ligatures w14:val="standardContextual"/>
         </w:rPr>
       </w:pPr>
-      <w:hyperlink w:anchor="_Toc242892829" w:history="1">
+      <w:hyperlink w:anchor="_Toc242904397" w:history="1">
         <w:r>
           <w:rPr>
             <w:rStyle w:val="Hyperlink"/>
@@ -1542,7 +1542,7 @@
             <w:noProof/>
             <w:webHidden/>
           </w:rPr>
-          <w:instrText xml:space="preserve"> PAGEREF _Toc242892829 \h </w:instrText>
+          <w:instrText xml:space="preserve"> PAGEREF _Toc242904397 \h </w:instrText>
         </w:r>
         <w:r>
           <w:rPr>
@@ -1589,7 +1589,7 @@
           <w14:ligatures w14:val="standardContextual"/>
         </w:rPr>
       </w:pPr>
-      <w:hyperlink w:anchor="_Toc242892830" w:history="1">
+      <w:hyperlink w:anchor="_Toc242904398" w:history="1">
         <w:r>
           <w:rPr>
             <w:rStyle w:val="Hyperlink"/>
@@ -1616,7 +1616,7 @@
             <w:noProof/>
             <w:webHidden/>
           </w:rPr>
-          <w:instrText xml:space="preserve"> PAGEREF _Toc242892830 \h </w:instrText>
+          <w:instrText xml:space="preserve"> PAGEREF _Toc242904398 \h </w:instrText>
         </w:r>
         <w:r>
           <w:rPr>
@@ -1663,7 +1663,7 @@
           <w14:ligatures w14:val="standardContextual"/>
         </w:rPr>
       </w:pPr>
-      <w:hyperlink w:anchor="_Toc242892831" w:history="1">
+      <w:hyperlink w:anchor="_Toc242904399" w:history="1">
         <w:r>
           <w:rPr>
             <w:rStyle w:val="Hyperlink"/>
@@ -1690,7 +1690,7 @@
             <w:noProof/>
             <w:webHidden/>
           </w:rPr>
-          <w:instrText xml:space="preserve"> PAGEREF _Toc242892831 \h </w:instrText>
+          <w:instrText xml:space="preserve"> PAGEREF _Toc242904399 \h </w:instrText>
         </w:r>
         <w:r>
           <w:rPr>
@@ -1737,7 +1737,7 @@
           <w14:ligatures w14:val="standardContextual"/>
         </w:rPr>
       </w:pPr>
-      <w:hyperlink w:anchor="_Toc242892832" w:history="1">
+      <w:hyperlink w:anchor="_Toc242904400" w:history="1">
         <w:r>
           <w:rPr>
             <w:rStyle w:val="Hyperlink"/>
@@ -1764,7 +1764,7 @@
             <w:noProof/>
             <w:webHidden/>
           </w:rPr>
-          <w:instrText xml:space="preserve"> PAGEREF _Toc242892832 \h </w:instrText>
+          <w:instrText xml:space="preserve"> PAGEREF _Toc242904400 \h </w:instrText>
         </w:r>
         <w:r>
           <w:rPr>
@@ -1811,7 +1811,7 @@
           <w14:ligatures w14:val="standardContextual"/>
         </w:rPr>
       </w:pPr>
-      <w:hyperlink w:anchor="_Toc242892833" w:history="1">
+      <w:hyperlink w:anchor="_Toc242904401" w:history="1">
         <w:r>
           <w:rPr>
             <w:rStyle w:val="Hyperlink"/>
@@ -1838,7 +1838,7 @@
             <w:noProof/>
             <w:webHidden/>
           </w:rPr>
-          <w:instrText xml:space="preserve"> PAGEREF _Toc242892833 \h </w:instrText>
+          <w:instrText xml:space="preserve"> PAGEREF _Toc242904401 \h </w:instrText>
         </w:r>
         <w:r>
           <w:rPr>
@@ -1885,7 +1885,7 @@
           <w14:ligatures w14:val="standardContextual"/>
         </w:rPr>
       </w:pPr>
-      <w:hyperlink w:anchor="_Toc242892834" w:history="1">
+      <w:hyperlink w:anchor="_Toc242904402" w:history="1">
         <w:r>
           <w:rPr>
             <w:rStyle w:val="Hyperlink"/>
@@ -1912,7 +1912,7 @@
             <w:noProof/>
             <w:webHidden/>
           </w:rPr>
-          <w:instrText xml:space="preserve"> PAGEREF _Toc242892834 \h </w:instrText>
+          <w:instrText xml:space="preserve"> PAGEREF _Toc242904402 \h </w:instrText>
         </w:r>
         <w:r>
           <w:rPr>
@@ -1959,7 +1959,7 @@
           <w14:ligatures w14:val="standardContextual"/>
         </w:rPr>
       </w:pPr>
-      <w:hyperlink w:anchor="_Toc242892835" w:history="1">
+      <w:hyperlink w:anchor="_Toc242904403" w:history="1">
         <w:r>
           <w:rPr>
             <w:rStyle w:val="Hyperlink"/>
@@ -1986,7 +1986,7 @@
             <w:noProof/>
             <w:webHidden/>
           </w:rPr>
-          <w:instrText xml:space="preserve"> PAGEREF _Toc242892835 \h </w:instrText>
+          <w:instrText xml:space="preserve"> PAGEREF _Toc242904403 \h </w:instrText>
         </w:r>
         <w:r>
           <w:rPr>
@@ -2033,7 +2033,7 @@
           <w14:ligatures w14:val="standardContextual"/>
         </w:rPr>
       </w:pPr>
-      <w:hyperlink w:anchor="_Toc242892836" w:history="1">
+      <w:hyperlink w:anchor="_Toc242904404" w:history="1">
         <w:r>
           <w:rPr>
             <w:rStyle w:val="Hyperlink"/>
@@ -2060,7 +2060,7 @@
             <w:noProof/>
             <w:webHidden/>
           </w:rPr>
-          <w:instrText xml:space="preserve"> PAGEREF _Toc242892836 \h </w:instrText>
+          <w:instrText xml:space="preserve"> PAGEREF _Toc242904404 \h </w:instrText>
         </w:r>
         <w:r>
           <w:rPr>
@@ -2107,7 +2107,7 @@
           <w14:ligatures w14:val="standardContextual"/>
         </w:rPr>
       </w:pPr>
-      <w:hyperlink w:anchor="_Toc242892837" w:history="1">
+      <w:hyperlink w:anchor="_Toc242904405" w:history="1">
         <w:r>
           <w:rPr>
             <w:rStyle w:val="Hyperlink"/>
@@ -2134,7 +2134,7 @@
             <w:noProof/>
             <w:webHidden/>
           </w:rPr>
-          <w:instrText xml:space="preserve"> PAGEREF _Toc242892837 \h </w:instrText>
+          <w:instrText xml:space="preserve"> PAGEREF _Toc242904405 \h </w:instrText>
         </w:r>
         <w:r>
           <w:rPr>
@@ -2181,7 +2181,7 @@
           <w14:ligatures w14:val="standardContextual"/>
         </w:rPr>
       </w:pPr>
-      <w:hyperlink w:anchor="_Toc242892838" w:history="1">
+      <w:hyperlink w:anchor="_Toc242904406" w:history="1">
         <w:r>
           <w:rPr>
             <w:rStyle w:val="Hyperlink"/>
@@ -2208,7 +2208,7 @@
             <w:noProof/>
             <w:webHidden/>
           </w:rPr>
-          <w:instrText xml:space="preserve"> PAGEREF _Toc242892838 \h </w:instrText>
+          <w:instrText xml:space="preserve"> PAGEREF _Toc242904406 \h </w:instrText>
         </w:r>
         <w:r>
           <w:rPr>
@@ -2255,7 +2255,7 @@
           <w14:ligatures w14:val="standardContextual"/>
         </w:rPr>
       </w:pPr>
-      <w:hyperlink w:anchor="_Toc242892839" w:history="1">
+      <w:hyperlink w:anchor="_Toc242904407" w:history="1">
         <w:r>
           <w:rPr>
             <w:rStyle w:val="Hyperlink"/>
@@ -2282,7 +2282,7 @@
             <w:noProof/>
             <w:webHidden/>
           </w:rPr>
-          <w:instrText xml:space="preserve"> PAGEREF _Toc242892839 \h </w:instrText>
+          <w:instrText xml:space="preserve"> PAGEREF _Toc242904407 \h </w:instrText>
         </w:r>
         <w:r>
           <w:rPr>
@@ -2329,7 +2329,7 @@
           <w14:ligatures w14:val="standardContextual"/>
         </w:rPr>
       </w:pPr>
-      <w:hyperlink w:anchor="_Toc242892840" w:history="1">
+      <w:hyperlink w:anchor="_Toc242904408" w:history="1">
         <w:r>
           <w:rPr>
             <w:rStyle w:val="Hyperlink"/>
@@ -2356,7 +2356,7 @@
             <w:noProof/>
             <w:webHidden/>
           </w:rPr>
-          <w:instrText xml:space="preserve"> PAGEREF _Toc242892840 \h </w:instrText>
+          <w:instrText xml:space="preserve"> PAGEREF _Toc242904408 \h </w:instrText>
         </w:r>
         <w:r>
           <w:rPr>
@@ -2403,7 +2403,7 @@
           <w14:ligatures w14:val="standardContextual"/>
         </w:rPr>
       </w:pPr>
-      <w:hyperlink w:anchor="_Toc242892841" w:history="1">
+      <w:hyperlink w:anchor="_Toc242904409" w:history="1">
         <w:r>
           <w:rPr>
             <w:rStyle w:val="Hyperlink"/>
@@ -2430,7 +2430,7 @@
             <w:noProof/>
             <w:webHidden/>
           </w:rPr>
-          <w:instrText xml:space="preserve"> PAGEREF _Toc242892841 \h </w:instrText>
+          <w:instrText xml:space="preserve"> PAGEREF _Toc242904409 \h </w:instrText>
         </w:r>
         <w:r>
           <w:rPr>
@@ -2478,7 +2478,7 @@
           <w14:ligatures w14:val="standardContextual"/>
         </w:rPr>
       </w:pPr>
-      <w:hyperlink w:anchor="_Toc242892842" w:history="1">
+      <w:hyperlink w:anchor="_Toc242904410" w:history="1">
         <w:r>
           <w:rPr>
             <w:rStyle w:val="Hyperlink"/>
@@ -2505,7 +2505,7 @@
             <w:noProof/>
             <w:webHidden/>
           </w:rPr>
-          <w:instrText xml:space="preserve"> PAGEREF _Toc242892842 \h </w:instrText>
+          <w:instrText xml:space="preserve"> PAGEREF _Toc242904410 \h </w:instrText>
         </w:r>
         <w:r>
           <w:rPr>
@@ -2552,7 +2552,7 @@
           <w14:ligatures w14:val="standardContextual"/>
         </w:rPr>
       </w:pPr>
-      <w:hyperlink w:anchor="_Toc242892843" w:history="1">
+      <w:hyperlink w:anchor="_Toc242904411" w:history="1">
         <w:r>
           <w:rPr>
             <w:rStyle w:val="Hyperlink"/>
@@ -2579,7 +2579,7 @@
             <w:noProof/>
             <w:webHidden/>
           </w:rPr>
-          <w:instrText xml:space="preserve"> PAGEREF _Toc242892843 \h </w:instrText>
+          <w:instrText xml:space="preserve"> PAGEREF _Toc242904411 \h </w:instrText>
         </w:r>
         <w:r>
           <w:rPr>
@@ -2626,7 +2626,7 @@
           <w14:ligatures w14:val="standardContextual"/>
         </w:rPr>
       </w:pPr>
-      <w:hyperlink w:anchor="_Toc242892844" w:history="1">
+      <w:hyperlink w:anchor="_Toc242904412" w:history="1">
         <w:r>
           <w:rPr>
             <w:rStyle w:val="Hyperlink"/>
@@ -2653,7 +2653,7 @@
             <w:noProof/>
             <w:webHidden/>
           </w:rPr>
-          <w:instrText xml:space="preserve"> PAGEREF _Toc242892844 \h </w:instrText>
+          <w:instrText xml:space="preserve"> PAGEREF _Toc242904412 \h </w:instrText>
         </w:r>
         <w:r>
           <w:rPr>
@@ -2700,7 +2700,7 @@
           <w14:ligatures w14:val="standardContextual"/>
         </w:rPr>
       </w:pPr>
-      <w:hyperlink w:anchor="_Toc242892845" w:history="1">
+      <w:hyperlink w:anchor="_Toc242904413" w:history="1">
         <w:r>
           <w:rPr>
             <w:rStyle w:val="Hyperlink"/>
@@ -2727,7 +2727,7 @@
             <w:noProof/>
             <w:webHidden/>
           </w:rPr>
-          <w:instrText xml:space="preserve"> PAGEREF _Toc242892845 \h </w:instrText>
+          <w:instrText xml:space="preserve"> PAGEREF _Toc242904413 \h </w:instrText>
         </w:r>
         <w:r>
           <w:rPr>
@@ -2775,7 +2775,7 @@
           <w14:ligatures w14:val="standardContextual"/>
         </w:rPr>
       </w:pPr>
-      <w:hyperlink w:anchor="_Toc242892846" w:history="1">
+      <w:hyperlink w:anchor="_Toc242904414" w:history="1">
         <w:r>
           <w:rPr>
             <w:rStyle w:val="Hyperlink"/>
@@ -2802,7 +2802,7 @@
             <w:noProof/>
             <w:webHidden/>
           </w:rPr>
-          <w:instrText xml:space="preserve"> PAGEREF _Toc242892846 \h </w:instrText>
+          <w:instrText xml:space="preserve"> PAGEREF _Toc242904414 \h </w:instrText>
         </w:r>
         <w:r>
           <w:rPr>
@@ -2849,7 +2849,7 @@
           <w14:ligatures w14:val="standardContextual"/>
         </w:rPr>
       </w:pPr>
-      <w:hyperlink w:anchor="_Toc242892847" w:history="1">
+      <w:hyperlink w:anchor="_Toc242904415" w:history="1">
         <w:r>
           <w:rPr>
             <w:rStyle w:val="Hyperlink"/>
@@ -2876,7 +2876,7 @@
             <w:noProof/>
             <w:webHidden/>
           </w:rPr>
-          <w:instrText xml:space="preserve"> PAGEREF _Toc242892847 \h </w:instrText>
+          <w:instrText xml:space="preserve"> PAGEREF _Toc242904415 \h </w:instrText>
         </w:r>
         <w:r>
           <w:rPr>
@@ -2923,7 +2923,7 @@
           <w14:ligatures w14:val="standardContextual"/>
         </w:rPr>
       </w:pPr>
-      <w:hyperlink w:anchor="_Toc242892848" w:history="1">
+      <w:hyperlink w:anchor="_Toc242904416" w:history="1">
         <w:r>
           <w:rPr>
             <w:rStyle w:val="Hyperlink"/>
@@ -2950,7 +2950,7 @@
             <w:noProof/>
             <w:webHidden/>
           </w:rPr>
-          <w:instrText xml:space="preserve"> PAGEREF _Toc242892848 \h </w:instrText>
+          <w:instrText xml:space="preserve"> PAGEREF _Toc242904416 \h </w:instrText>
         </w:r>
         <w:r>
           <w:rPr>
@@ -2997,7 +2997,7 @@
           <w14:ligatures w14:val="standardContextual"/>
         </w:rPr>
       </w:pPr>
-      <w:hyperlink w:anchor="_Toc242892849" w:history="1">
+      <w:hyperlink w:anchor="_Toc242904417" w:history="1">
         <w:r>
           <w:rPr>
             <w:rStyle w:val="Hyperlink"/>
@@ -3024,7 +3024,7 @@
             <w:noProof/>
             <w:webHidden/>
           </w:rPr>
-          <w:instrText xml:space="preserve"> PAGEREF _Toc242892849 \h </w:instrText>
+          <w:instrText xml:space="preserve"> PAGEREF _Toc242904417 \h </w:instrText>
         </w:r>
         <w:r>
           <w:rPr>
@@ -3071,7 +3071,7 @@
           <w14:ligatures w14:val="standardContextual"/>
         </w:rPr>
       </w:pPr>
-      <w:hyperlink w:anchor="_Toc242892850" w:history="1">
+      <w:hyperlink w:anchor="_Toc242904418" w:history="1">
         <w:r>
           <w:rPr>
             <w:rStyle w:val="Hyperlink"/>
@@ -3098,7 +3098,7 @@
             <w:noProof/>
             <w:webHidden/>
           </w:rPr>
-          <w:instrText xml:space="preserve"> PAGEREF _Toc242892850 \h </w:instrText>
+          <w:instrText xml:space="preserve"> PAGEREF _Toc242904418 \h </w:instrText>
         </w:r>
         <w:r>
           <w:rPr>
@@ -3146,7 +3146,7 @@
           <w14:ligatures w14:val="standardContextual"/>
         </w:rPr>
       </w:pPr>
-      <w:hyperlink w:anchor="_Toc242892851" w:history="1">
+      <w:hyperlink w:anchor="_Toc242904419" w:history="1">
         <w:r>
           <w:rPr>
             <w:rStyle w:val="Hyperlink"/>
@@ -3173,7 +3173,7 @@
             <w:noProof/>
             <w:webHidden/>
           </w:rPr>
-          <w:instrText xml:space="preserve"> PAGEREF _Toc242892851 \h </w:instrText>
+          <w:instrText xml:space="preserve"> PAGEREF _Toc242904419 \h </w:instrText>
         </w:r>
         <w:r>
           <w:rPr>
@@ -3220,7 +3220,7 @@
           <w14:ligatures w14:val="standardContextual"/>
         </w:rPr>
       </w:pPr>
-      <w:hyperlink w:anchor="_Toc242892852" w:history="1">
+      <w:hyperlink w:anchor="_Toc242904420" w:history="1">
         <w:r>
           <w:rPr>
             <w:rStyle w:val="Hyperlink"/>
@@ -3247,7 +3247,7 @@
             <w:noProof/>
             <w:webHidden/>
           </w:rPr>
-          <w:instrText xml:space="preserve"> PAGEREF _Toc242892852 \h </w:instrText>
+          <w:instrText xml:space="preserve"> PAGEREF _Toc242904420 \h </w:instrText>
         </w:r>
         <w:r>
           <w:rPr>
@@ -3294,7 +3294,7 @@
           <w14:ligatures w14:val="standardContextual"/>
         </w:rPr>
       </w:pPr>
-      <w:hyperlink w:anchor="_Toc242892853" w:history="1">
+      <w:hyperlink w:anchor="_Toc242904421" w:history="1">
         <w:r>
           <w:rPr>
             <w:rStyle w:val="Hyperlink"/>
@@ -3321,7 +3321,7 @@
             <w:noProof/>
             <w:webHidden/>
           </w:rPr>
-          <w:instrText xml:space="preserve"> PAGEREF _Toc242892853 \h </w:instrText>
+          <w:instrText xml:space="preserve"> PAGEREF _Toc242904421 \h </w:instrText>
         </w:r>
         <w:r>
           <w:rPr>
@@ -3389,7 +3389,7 @@
       <w:bookmarkStart w:id="7" w:name="_Toc242875938"/>
       <w:bookmarkStart w:id="8" w:name="_Toc242876903"/>
       <w:bookmarkStart w:id="9" w:name="_Toc242877888"/>
-      <w:bookmarkStart w:id="10" w:name="_Toc242892816"/>
+      <w:bookmarkStart w:id="10" w:name="_Toc242904384"/>
       <w:r>
         <w:lastRenderedPageBreak/>
         <w:t>Chương 1 Phạm vi và hệ thống thực hành Tuần 2</w:t>
@@ -3420,7 +3420,7 @@
       <w:bookmarkStart w:id="18" w:name="_Toc242875939"/>
       <w:bookmarkStart w:id="19" w:name="_Toc242876904"/>
       <w:bookmarkStart w:id="20" w:name="_Toc242877889"/>
-      <w:bookmarkStart w:id="21" w:name="_Toc242892817"/>
+      <w:bookmarkStart w:id="21" w:name="_Toc242904385"/>
       <w:r>
         <w:t>1.1 Mục tiêu và phạm vi số liệu</w:t>
       </w:r>
@@ -3468,7 +3468,7 @@
       <w:bookmarkStart w:id="29" w:name="_Toc242875940"/>
       <w:bookmarkStart w:id="30" w:name="_Toc242876905"/>
       <w:bookmarkStart w:id="31" w:name="_Toc242877890"/>
-      <w:bookmarkStart w:id="32" w:name="_Toc242892818"/>
+      <w:bookmarkStart w:id="32" w:name="_Toc242904386"/>
       <w:r>
         <w:t>1.2 Phân công và thời gian thực hiện</w:t>
       </w:r>
@@ -3800,7 +3800,7 @@
       <w:bookmarkStart w:id="40" w:name="_Toc242875941"/>
       <w:bookmarkStart w:id="41" w:name="_Toc242876906"/>
       <w:bookmarkStart w:id="42" w:name="_Toc242877891"/>
-      <w:bookmarkStart w:id="43" w:name="_Toc242892819"/>
+      <w:bookmarkStart w:id="43" w:name="_Toc242904387"/>
       <w:r>
         <w:lastRenderedPageBreak/>
         <w:t>1.3 Kiến trúc và luồng xử lý</w:t>
@@ -3898,7 +3898,7 @@
       <w:bookmarkStart w:id="51" w:name="_Toc242875942"/>
       <w:bookmarkStart w:id="52" w:name="_Toc242876907"/>
       <w:bookmarkStart w:id="53" w:name="_Toc242877892"/>
-      <w:bookmarkStart w:id="54" w:name="_Toc242892820"/>
+      <w:bookmarkStart w:id="54" w:name="_Toc242904388"/>
       <w:r>
         <w:lastRenderedPageBreak/>
         <w:t>1.4 Trạng thái dịch vụ trong dữ liệu Tuần 2</w:t>
@@ -4351,7 +4351,7 @@
       <w:bookmarkStart w:id="62" w:name="_Toc242875943"/>
       <w:bookmarkStart w:id="63" w:name="_Toc242876908"/>
       <w:bookmarkStart w:id="64" w:name="_Toc242877893"/>
-      <w:bookmarkStart w:id="65" w:name="_Toc242892821"/>
+      <w:bookmarkStart w:id="65" w:name="_Toc242904389"/>
       <w:r>
         <w:lastRenderedPageBreak/>
         <w:t>Chương 2 Nguồn dữ liệu và phương pháp phân tích</w:t>
@@ -4382,7 +4382,7 @@
       <w:bookmarkStart w:id="73" w:name="_Toc242875944"/>
       <w:bookmarkStart w:id="74" w:name="_Toc242876909"/>
       <w:bookmarkStart w:id="75" w:name="_Toc242877894"/>
-      <w:bookmarkStart w:id="76" w:name="_Toc242892822"/>
+      <w:bookmarkStart w:id="76" w:name="_Toc242904390"/>
       <w:r>
         <w:t>2.1 Toàn bộ dữ liệu và mẫu thuộc Tuần 2</w:t>
       </w:r>
@@ -4883,7 +4883,7 @@
       <w:bookmarkStart w:id="84" w:name="_Toc242875945"/>
       <w:bookmarkStart w:id="85" w:name="_Toc242876910"/>
       <w:bookmarkStart w:id="86" w:name="_Toc242877895"/>
-      <w:bookmarkStart w:id="87" w:name="_Toc242892823"/>
+      <w:bookmarkStart w:id="87" w:name="_Toc242904391"/>
       <w:r>
         <w:lastRenderedPageBreak/>
         <w:t>2.2 Cấu trúc và chất lượng bản ghi</w:t>
@@ -5264,7 +5264,7 @@
       <w:bookmarkStart w:id="90" w:name="_Toc242875946"/>
       <w:bookmarkStart w:id="91" w:name="_Toc242876911"/>
       <w:bookmarkStart w:id="92" w:name="_Toc242877896"/>
-      <w:bookmarkStart w:id="93" w:name="_Toc242892824"/>
+      <w:bookmarkStart w:id="93" w:name="_Toc242904392"/>
       <w:r>
         <w:t>2.3 Hai bộ báo cáo dữ liệu của nhóm</w:t>
       </w:r>
@@ -5307,7 +5307,7 @@
       <w:bookmarkStart w:id="101" w:name="_Toc242875947"/>
       <w:bookmarkStart w:id="102" w:name="_Toc242876912"/>
       <w:bookmarkStart w:id="103" w:name="_Toc242877897"/>
-      <w:bookmarkStart w:id="104" w:name="_Toc242892825"/>
+      <w:bookmarkStart w:id="104" w:name="_Toc242904393"/>
       <w:r>
         <w:lastRenderedPageBreak/>
         <w:t>2.4 Các đại lượng và cách diễn giải</w:t>
@@ -5674,7 +5674,7 @@
       <w:bookmarkStart w:id="112" w:name="_Toc242875948"/>
       <w:bookmarkStart w:id="113" w:name="_Toc242876913"/>
       <w:bookmarkStart w:id="114" w:name="_Toc242877898"/>
-      <w:bookmarkStart w:id="115" w:name="_Toc242892826"/>
+      <w:bookmarkStart w:id="115" w:name="_Toc242904394"/>
       <w:r>
         <w:lastRenderedPageBreak/>
         <w:t>2.5 Thiết kế chức năng thu thập bằng Lambda</w:t>
@@ -6140,7 +6140,7 @@
       <w:bookmarkStart w:id="123" w:name="_Toc242875949"/>
       <w:bookmarkStart w:id="124" w:name="_Toc242876914"/>
       <w:bookmarkStart w:id="125" w:name="_Toc242877899"/>
-      <w:bookmarkStart w:id="126" w:name="_Toc242892827"/>
+      <w:bookmarkStart w:id="126" w:name="_Toc242904395"/>
       <w:r>
         <w:lastRenderedPageBreak/>
         <w:t>2.6 Lược đồ bản ghi và truy vấn dữ liệu</w:t>
@@ -8093,7 +8093,7 @@
       <w:bookmarkStart w:id="134" w:name="_Toc242875950"/>
       <w:bookmarkStart w:id="135" w:name="_Toc242876915"/>
       <w:bookmarkStart w:id="136" w:name="_Toc242877900"/>
-      <w:bookmarkStart w:id="137" w:name="_Toc242892828"/>
+      <w:bookmarkStart w:id="137" w:name="_Toc242904396"/>
       <w:r>
         <w:lastRenderedPageBreak/>
         <w:t>2.7 Quyền kích hoạt và điều kiện gửi thông báo</w:t>
@@ -8144,7 +8144,7 @@
       <w:bookmarkStart w:id="145" w:name="_Toc242875951"/>
       <w:bookmarkStart w:id="146" w:name="_Toc242876916"/>
       <w:bookmarkStart w:id="147" w:name="_Toc242877901"/>
-      <w:bookmarkStart w:id="148" w:name="_Toc242892829"/>
+      <w:bookmarkStart w:id="148" w:name="_Toc242904397"/>
       <w:r>
         <w:lastRenderedPageBreak/>
         <w:t>Chương 3 Phân tích dữ liệu môi trường Tuần 2</w:t>
@@ -8175,7 +8175,7 @@
       <w:bookmarkStart w:id="156" w:name="_Toc242875952"/>
       <w:bookmarkStart w:id="157" w:name="_Toc242876917"/>
       <w:bookmarkStart w:id="158" w:name="_Toc242877902"/>
-      <w:bookmarkStart w:id="159" w:name="_Toc242892830"/>
+      <w:bookmarkStart w:id="159" w:name="_Toc242904398"/>
       <w:r>
         <w:t>3.1 So sánh AQI theo đô thị</w:t>
       </w:r>
@@ -9282,7 +9282,7 @@
       <w:bookmarkStart w:id="167" w:name="_Toc242875953"/>
       <w:bookmarkStart w:id="168" w:name="_Toc242876918"/>
       <w:bookmarkStart w:id="169" w:name="_Toc242877903"/>
-      <w:bookmarkStart w:id="170" w:name="_Toc242892831"/>
+      <w:bookmarkStart w:id="170" w:name="_Toc242904399"/>
       <w:r>
         <w:lastRenderedPageBreak/>
         <w:t>3.2 Nồng độ PM2.5 và PM10</w:t>
@@ -10255,7 +10255,7 @@
       <w:bookmarkStart w:id="178" w:name="_Toc242875954"/>
       <w:bookmarkStart w:id="179" w:name="_Toc242876919"/>
       <w:bookmarkStart w:id="180" w:name="_Toc242877904"/>
-      <w:bookmarkStart w:id="181" w:name="_Toc242892832"/>
+      <w:bookmarkStart w:id="181" w:name="_Toc242904400"/>
       <w:r>
         <w:lastRenderedPageBreak/>
         <w:t>3.3 Trung vị tứ phân vị và P95</w:t>
@@ -11363,7 +11363,7 @@
       <w:bookmarkStart w:id="189" w:name="_Toc242875955"/>
       <w:bookmarkStart w:id="190" w:name="_Toc242876920"/>
       <w:bookmarkStart w:id="191" w:name="_Toc242877905"/>
-      <w:bookmarkStart w:id="192" w:name="_Toc242892833"/>
+      <w:bookmarkStart w:id="192" w:name="_Toc242904401"/>
       <w:r>
         <w:lastRenderedPageBreak/>
         <w:t>3.4 Diễn biến tại các giờ có quan trắc</w:t>
@@ -12212,7 +12212,7 @@
       <w:bookmarkStart w:id="200" w:name="_Toc242875956"/>
       <w:bookmarkStart w:id="201" w:name="_Toc242876921"/>
       <w:bookmarkStart w:id="202" w:name="_Toc242877906"/>
-      <w:bookmarkStart w:id="203" w:name="_Toc242892834"/>
+      <w:bookmarkStart w:id="203" w:name="_Toc242904402"/>
       <w:r>
         <w:lastRenderedPageBreak/>
         <w:t>3.5 Độ phủ và mật độ lấy mẫu</w:t>
@@ -12319,7 +12319,7 @@
       <w:bookmarkStart w:id="211" w:name="_Toc242875957"/>
       <w:bookmarkStart w:id="212" w:name="_Toc242876922"/>
       <w:bookmarkStart w:id="213" w:name="_Toc242877907"/>
-      <w:bookmarkStart w:id="214" w:name="_Toc242892835"/>
+      <w:bookmarkStart w:id="214" w:name="_Toc242904403"/>
       <w:r>
         <w:lastRenderedPageBreak/>
         <w:t>3.6 Phân bố các cấp chất lượng không khí</w:t>
@@ -13157,7 +13157,7 @@
       <w:bookmarkStart w:id="222" w:name="_Toc242875958"/>
       <w:bookmarkStart w:id="223" w:name="_Toc242876923"/>
       <w:bookmarkStart w:id="224" w:name="_Toc242877908"/>
-      <w:bookmarkStart w:id="225" w:name="_Toc242892836"/>
+      <w:bookmarkStart w:id="225" w:name="_Toc242904404"/>
       <w:r>
         <w:lastRenderedPageBreak/>
         <w:t>3.7 Tần suất vượt ngưỡng cấu hình cảnh báo</w:t>
@@ -14000,7 +14000,7 @@
       <w:bookmarkStart w:id="228" w:name="_Toc242875959"/>
       <w:bookmarkStart w:id="229" w:name="_Toc242876924"/>
       <w:bookmarkStart w:id="230" w:name="_Toc242877909"/>
-      <w:bookmarkStart w:id="231" w:name="_Toc242892837"/>
+      <w:bookmarkStart w:id="231" w:name="_Toc242904405"/>
       <w:r>
         <w:lastRenderedPageBreak/>
         <w:t>3.8 Đối chiếu hai báo cáo dữ liệu theo đô thị và giờ</w:t>
@@ -14649,7 +14649,7 @@
       <w:bookmarkStart w:id="239" w:name="_Toc242875960"/>
       <w:bookmarkStart w:id="240" w:name="_Toc242876925"/>
       <w:bookmarkStart w:id="241" w:name="_Toc242877910"/>
-      <w:bookmarkStart w:id="242" w:name="_Toc242892838"/>
+      <w:bookmarkStart w:id="242" w:name="_Toc242904406"/>
       <w:r>
         <w:lastRenderedPageBreak/>
         <w:t>3.9 Tương quan Pearson và Spearman</w:t>
@@ -15631,7 +15631,7 @@
       <w:bookmarkStart w:id="250" w:name="_Toc242875961"/>
       <w:bookmarkStart w:id="251" w:name="_Toc242876926"/>
       <w:bookmarkStart w:id="252" w:name="_Toc242877911"/>
-      <w:bookmarkStart w:id="253" w:name="_Toc242892839"/>
+      <w:bookmarkStart w:id="253" w:name="_Toc242904407"/>
       <w:r>
         <w:lastRenderedPageBreak/>
         <w:t>3.10 Quan sát trực tiếp quan hệ nhiệt độ và PM2.5</w:t>
@@ -15738,7 +15738,7 @@
       <w:bookmarkStart w:id="261" w:name="_Toc242875962"/>
       <w:bookmarkStart w:id="262" w:name="_Toc242876927"/>
       <w:bookmarkStart w:id="263" w:name="_Toc242877912"/>
-      <w:bookmarkStart w:id="264" w:name="_Toc242892840"/>
+      <w:bookmarkStart w:id="264" w:name="_Toc242904408"/>
       <w:r>
         <w:lastRenderedPageBreak/>
         <w:t>3.11 Các khí ô nhiễm còn lại</w:t>
@@ -16708,7 +16708,7 @@
       <w:bookmarkStart w:id="269" w:name="_Toc242875963"/>
       <w:bookmarkStart w:id="270" w:name="_Toc242876928"/>
       <w:bookmarkStart w:id="271" w:name="_Toc242877913"/>
-      <w:bookmarkStart w:id="272" w:name="_Toc242892841"/>
+      <w:bookmarkStart w:id="272" w:name="_Toc242904409"/>
       <w:r>
         <w:lastRenderedPageBreak/>
         <w:t>3.12 Đối chiếu với báo cáo Tuần 1</w:t>
@@ -19048,7 +19048,7 @@
       <w:bookmarkStart w:id="280" w:name="_Toc242875964"/>
       <w:bookmarkStart w:id="281" w:name="_Toc242876929"/>
       <w:bookmarkStart w:id="282" w:name="_Toc242877914"/>
-      <w:bookmarkStart w:id="283" w:name="_Toc242892842"/>
+      <w:bookmarkStart w:id="283" w:name="_Toc242904410"/>
       <w:r>
         <w:lastRenderedPageBreak/>
         <w:t>Chương 4 Phân tích vận hành Lambda và SNS</w:t>
@@ -19079,7 +19079,7 @@
       <w:bookmarkStart w:id="291" w:name="_Toc242875965"/>
       <w:bookmarkStart w:id="292" w:name="_Toc242876930"/>
       <w:bookmarkStart w:id="293" w:name="_Toc242877915"/>
-      <w:bookmarkStart w:id="294" w:name="_Toc242892843"/>
+      <w:bookmarkStart w:id="294" w:name="_Toc242904411"/>
       <w:r>
         <w:t>4.1 Thời gian thực thi và bộ nhớ Lambda</w:t>
       </w:r>
@@ -19580,7 +19580,7 @@
       <w:bookmarkStart w:id="302" w:name="_Toc242875966"/>
       <w:bookmarkStart w:id="303" w:name="_Toc242876931"/>
       <w:bookmarkStart w:id="304" w:name="_Toc242877916"/>
-      <w:bookmarkStart w:id="305" w:name="_Toc242892844"/>
+      <w:bookmarkStart w:id="305" w:name="_Toc242904412"/>
       <w:r>
         <w:lastRenderedPageBreak/>
         <w:t>4.2 Lịch thu thập và thông báo SNS</w:t>
@@ -19966,7 +19966,7 @@
       <w:bookmarkStart w:id="313" w:name="_Toc242875967"/>
       <w:bookmarkStart w:id="314" w:name="_Toc242876932"/>
       <w:bookmarkStart w:id="315" w:name="_Toc242877917"/>
-      <w:bookmarkStart w:id="316" w:name="_Toc242892845"/>
+      <w:bookmarkStart w:id="316" w:name="_Toc242904413"/>
       <w:r>
         <w:t>4.3 Đối chiếu sự nhất quán của chỉ số vận hành</w:t>
       </w:r>
@@ -20353,7 +20353,7 @@
       <w:bookmarkStart w:id="324" w:name="_Toc242875968"/>
       <w:bookmarkStart w:id="325" w:name="_Toc242876933"/>
       <w:bookmarkStart w:id="326" w:name="_Toc242877918"/>
-      <w:bookmarkStart w:id="327" w:name="_Toc242892846"/>
+      <w:bookmarkStart w:id="327" w:name="_Toc242904414"/>
       <w:r>
         <w:lastRenderedPageBreak/>
         <w:t>Chương 5 Phân tích truy vấn và sử dụng tài nguyên</w:t>
@@ -20384,7 +20384,7 @@
       <w:bookmarkStart w:id="335" w:name="_Toc242875969"/>
       <w:bookmarkStart w:id="336" w:name="_Toc242876934"/>
       <w:bookmarkStart w:id="337" w:name="_Toc242877919"/>
-      <w:bookmarkStart w:id="338" w:name="_Toc242892847"/>
+      <w:bookmarkStart w:id="338" w:name="_Toc242904415"/>
       <w:r>
         <w:t>5.1 Đối chứng hiệu quả lọc phân vùng</w:t>
       </w:r>
@@ -20826,7 +20826,7 @@
       <w:bookmarkStart w:id="346" w:name="_Toc242875970"/>
       <w:bookmarkStart w:id="347" w:name="_Toc242876935"/>
       <w:bookmarkStart w:id="348" w:name="_Toc242877920"/>
-      <w:bookmarkStart w:id="349" w:name="_Toc242892848"/>
+      <w:bookmarkStart w:id="349" w:name="_Toc242904416"/>
       <w:r>
         <w:lastRenderedPageBreak/>
         <w:t>5.2 Hai mươi bốn truy vấn phân tích mới</w:t>
@@ -22215,7 +22215,7 @@
       <w:bookmarkStart w:id="357" w:name="_Toc242875971"/>
       <w:bookmarkStart w:id="358" w:name="_Toc242876936"/>
       <w:bookmarkStart w:id="359" w:name="_Toc242877921"/>
-      <w:bookmarkStart w:id="360" w:name="_Toc242892849"/>
+      <w:bookmarkStart w:id="360" w:name="_Toc242904417"/>
       <w:r>
         <w:t>5.3 Lịch sử truy vấn và phạm vi lỗi</w:t>
       </w:r>
@@ -22533,7 +22533,7 @@
       <w:bookmarkStart w:id="368" w:name="_Toc242875972"/>
       <w:bookmarkStart w:id="369" w:name="_Toc242876937"/>
       <w:bookmarkStart w:id="370" w:name="_Toc242877922"/>
-      <w:bookmarkStart w:id="371" w:name="_Toc242892850"/>
+      <w:bookmarkStart w:id="371" w:name="_Toc242904418"/>
       <w:r>
         <w:lastRenderedPageBreak/>
         <w:t>5.4 Chi phí từ Cost Explorer</w:t>
@@ -22834,7 +22834,7 @@
         <w:ind w:firstLine="504"/>
       </w:pPr>
       <w:r>
-        <w:t>Chi phí UnblendedCost hiển thị đến cent là 0,00 USD trong báo cáo dữ liệu của sinh viên Tiến Sơn và 0,03 USD trong báo cáo của sinh viên Ngọc Quyên. Phản hồi gốc của sinh viên Tiến Sơn chứa tổng −0,0000000764 USD từ các dòng rất nhỏ ở Secrets Manager và CloudWatch; tổng này làm tròn thành 0,00 USD. Bộ dữ liệu hiện không có loại khoản phí để xác định nguyên nhân cụ thể của phần âm. CSV giữ nguyên giá trị gốc, không đổi số âm thành số dương hoặc xóa khoản đó.</w:t>
+        <w:t>Trong phạm vi Tuần 2, UnblendedCost được trình bày đến cent là 0,00 USD trong báo cáo dữ liệu của sinh viên Tiến Sơn và 0,03 USD trong báo cáo dữ liệu của sinh viên Ngọc Quyên. Tổng giá trị trước khi làm tròn của sinh viên Tiến Sơn có độ lớn dưới 0,000001 USD, nên được hiển thị 0,00 USD ở độ chính xác này. Mức hiển thị 0,00 USD không đồng nghĩa với kết luận dự án hoàn toàn miễn phí.</w:t>
       </w:r>
     </w:p>
     <w:p>
@@ -22843,7 +22843,7 @@
         <w:ind w:firstLine="504"/>
       </w:pPr>
       <w:r>
-        <w:t>Kết quả có cờ Estimated và được tổng hợp theo môi trường AWS của từng sinh viên, dịch vụ và ngày. Các số này mô tả chi phí ghi nhận trong từng báo cáo dữ liệu, chưa phải hóa đơn cuối cùng hoặc chi phí phân bổ riêng bằng tag dự án. CSV giữ giá trị gốc, đơn vị và cờ ước tính.</w:t>
+        <w:t>Cả hai kết quả đều có cờ Estimated. Đây là số liệu ước tính tại thời điểm trích xuất Cost Explorer, được tổng hợp theo dịch vụ và ngày trong môi trường AWS của từng sinh viên; chưa phải hóa đơn cuối cùng hoặc chi phí riêng của dự án được phân bổ bằng tag. Các tệp CSV lưu nguyên giá trị trước khi làm tròn, đơn vị và trạng thái ước tính để đối chiếu.</w:t>
       </w:r>
     </w:p>
     <w:p>
@@ -22862,7 +22862,7 @@
       <w:bookmarkStart w:id="379" w:name="_Toc242875973"/>
       <w:bookmarkStart w:id="380" w:name="_Toc242876938"/>
       <w:bookmarkStart w:id="381" w:name="_Toc242877923"/>
-      <w:bookmarkStart w:id="382" w:name="_Toc242892851"/>
+      <w:bookmarkStart w:id="382" w:name="_Toc242904419"/>
       <w:r>
         <w:lastRenderedPageBreak/>
         <w:t>Chương 6 Tổng hợp kết quả Tuần 2</w:t>
@@ -22893,7 +22893,7 @@
       <w:bookmarkStart w:id="390" w:name="_Toc242875974"/>
       <w:bookmarkStart w:id="391" w:name="_Toc242876939"/>
       <w:bookmarkStart w:id="392" w:name="_Toc242877924"/>
-      <w:bookmarkStart w:id="393" w:name="_Toc242892852"/>
+      <w:bookmarkStart w:id="393" w:name="_Toc242904420"/>
       <w:r>
         <w:t>6.1 Sản phẩm dữ liệu và phân tích</w:t>
       </w:r>
@@ -23257,7 +23257,7 @@
       <w:bookmarkStart w:id="401" w:name="_Toc242875975"/>
       <w:bookmarkStart w:id="402" w:name="_Toc242876940"/>
       <w:bookmarkStart w:id="403" w:name="_Toc242877925"/>
-      <w:bookmarkStart w:id="404" w:name="_Toc242892853"/>
+      <w:bookmarkStart w:id="404" w:name="_Toc242904421"/>
       <w:r>
         <w:t>6.2 Kết luận trong phạm vi mẫu đã thu thập</w:t>
       </w:r>

--- a/tuan_2/docs/Bao_cao_Tuan_2_24110054_24110051.docx
+++ b/tuan_2/docs/Bao_cao_Tuan_2_24110054_24110051.docx
@@ -551,7 +551,7 @@
         </w:rPr>
         <w:fldChar w:fldCharType="separate"/>
       </w:r>
-      <w:hyperlink w:anchor="_Toc242904384" w:history="1">
+      <w:hyperlink w:anchor="_Toc242904932" w:history="1">
         <w:r>
           <w:rPr>
             <w:rStyle w:val="Hyperlink"/>
@@ -578,7 +578,7 @@
             <w:noProof/>
             <w:webHidden/>
           </w:rPr>
-          <w:instrText xml:space="preserve"> PAGEREF _Toc242904384 \h </w:instrText>
+          <w:instrText xml:space="preserve"> PAGEREF _Toc242904932 \h </w:instrText>
         </w:r>
         <w:r>
           <w:rPr>
@@ -625,7 +625,7 @@
           <w14:ligatures w14:val="standardContextual"/>
         </w:rPr>
       </w:pPr>
-      <w:hyperlink w:anchor="_Toc242904385" w:history="1">
+      <w:hyperlink w:anchor="_Toc242904933" w:history="1">
         <w:r>
           <w:rPr>
             <w:rStyle w:val="Hyperlink"/>
@@ -652,7 +652,7 @@
             <w:noProof/>
             <w:webHidden/>
           </w:rPr>
-          <w:instrText xml:space="preserve"> PAGEREF _Toc242904385 \h </w:instrText>
+          <w:instrText xml:space="preserve"> PAGEREF _Toc242904933 \h </w:instrText>
         </w:r>
         <w:r>
           <w:rPr>
@@ -699,7 +699,7 @@
           <w14:ligatures w14:val="standardContextual"/>
         </w:rPr>
       </w:pPr>
-      <w:hyperlink w:anchor="_Toc242904386" w:history="1">
+      <w:hyperlink w:anchor="_Toc242904934" w:history="1">
         <w:r>
           <w:rPr>
             <w:rStyle w:val="Hyperlink"/>
@@ -726,7 +726,7 @@
             <w:noProof/>
             <w:webHidden/>
           </w:rPr>
-          <w:instrText xml:space="preserve"> PAGEREF _Toc242904386 \h </w:instrText>
+          <w:instrText xml:space="preserve"> PAGEREF _Toc242904934 \h </w:instrText>
         </w:r>
         <w:r>
           <w:rPr>
@@ -773,7 +773,7 @@
           <w14:ligatures w14:val="standardContextual"/>
         </w:rPr>
       </w:pPr>
-      <w:hyperlink w:anchor="_Toc242904387" w:history="1">
+      <w:hyperlink w:anchor="_Toc242904935" w:history="1">
         <w:r>
           <w:rPr>
             <w:rStyle w:val="Hyperlink"/>
@@ -800,7 +800,7 @@
             <w:noProof/>
             <w:webHidden/>
           </w:rPr>
-          <w:instrText xml:space="preserve"> PAGEREF _Toc242904387 \h </w:instrText>
+          <w:instrText xml:space="preserve"> PAGEREF _Toc242904935 \h </w:instrText>
         </w:r>
         <w:r>
           <w:rPr>
@@ -847,7 +847,7 @@
           <w14:ligatures w14:val="standardContextual"/>
         </w:rPr>
       </w:pPr>
-      <w:hyperlink w:anchor="_Toc242904388" w:history="1">
+      <w:hyperlink w:anchor="_Toc242904936" w:history="1">
         <w:r>
           <w:rPr>
             <w:rStyle w:val="Hyperlink"/>
@@ -874,7 +874,7 @@
             <w:noProof/>
             <w:webHidden/>
           </w:rPr>
-          <w:instrText xml:space="preserve"> PAGEREF _Toc242904388 \h </w:instrText>
+          <w:instrText xml:space="preserve"> PAGEREF _Toc242904936 \h </w:instrText>
         </w:r>
         <w:r>
           <w:rPr>
@@ -922,7 +922,7 @@
           <w14:ligatures w14:val="standardContextual"/>
         </w:rPr>
       </w:pPr>
-      <w:hyperlink w:anchor="_Toc242904389" w:history="1">
+      <w:hyperlink w:anchor="_Toc242904937" w:history="1">
         <w:r>
           <w:rPr>
             <w:rStyle w:val="Hyperlink"/>
@@ -949,7 +949,7 @@
             <w:noProof/>
             <w:webHidden/>
           </w:rPr>
-          <w:instrText xml:space="preserve"> PAGEREF _Toc242904389 \h </w:instrText>
+          <w:instrText xml:space="preserve"> PAGEREF _Toc242904937 \h </w:instrText>
         </w:r>
         <w:r>
           <w:rPr>
@@ -996,7 +996,7 @@
           <w14:ligatures w14:val="standardContextual"/>
         </w:rPr>
       </w:pPr>
-      <w:hyperlink w:anchor="_Toc242904390" w:history="1">
+      <w:hyperlink w:anchor="_Toc242904938" w:history="1">
         <w:r>
           <w:rPr>
             <w:rStyle w:val="Hyperlink"/>
@@ -1023,7 +1023,7 @@
             <w:noProof/>
             <w:webHidden/>
           </w:rPr>
-          <w:instrText xml:space="preserve"> PAGEREF _Toc242904390 \h </w:instrText>
+          <w:instrText xml:space="preserve"> PAGEREF _Toc242904938 \h </w:instrText>
         </w:r>
         <w:r>
           <w:rPr>
@@ -1070,7 +1070,7 @@
           <w14:ligatures w14:val="standardContextual"/>
         </w:rPr>
       </w:pPr>
-      <w:hyperlink w:anchor="_Toc242904391" w:history="1">
+      <w:hyperlink w:anchor="_Toc242904939" w:history="1">
         <w:r>
           <w:rPr>
             <w:rStyle w:val="Hyperlink"/>
@@ -1097,7 +1097,7 @@
             <w:noProof/>
             <w:webHidden/>
           </w:rPr>
-          <w:instrText xml:space="preserve"> PAGEREF _Toc242904391 \h </w:instrText>
+          <w:instrText xml:space="preserve"> PAGEREF _Toc242904939 \h </w:instrText>
         </w:r>
         <w:r>
           <w:rPr>
@@ -1144,7 +1144,7 @@
           <w14:ligatures w14:val="standardContextual"/>
         </w:rPr>
       </w:pPr>
-      <w:hyperlink w:anchor="_Toc242904392" w:history="1">
+      <w:hyperlink w:anchor="_Toc242904940" w:history="1">
         <w:r>
           <w:rPr>
             <w:rStyle w:val="Hyperlink"/>
@@ -1171,7 +1171,7 @@
             <w:noProof/>
             <w:webHidden/>
           </w:rPr>
-          <w:instrText xml:space="preserve"> PAGEREF _Toc242904392 \h </w:instrText>
+          <w:instrText xml:space="preserve"> PAGEREF _Toc242904940 \h </w:instrText>
         </w:r>
         <w:r>
           <w:rPr>
@@ -1218,7 +1218,7 @@
           <w14:ligatures w14:val="standardContextual"/>
         </w:rPr>
       </w:pPr>
-      <w:hyperlink w:anchor="_Toc242904393" w:history="1">
+      <w:hyperlink w:anchor="_Toc242904941" w:history="1">
         <w:r>
           <w:rPr>
             <w:rStyle w:val="Hyperlink"/>
@@ -1245,7 +1245,7 @@
             <w:noProof/>
             <w:webHidden/>
           </w:rPr>
-          <w:instrText xml:space="preserve"> PAGEREF _Toc242904393 \h </w:instrText>
+          <w:instrText xml:space="preserve"> PAGEREF _Toc242904941 \h </w:instrText>
         </w:r>
         <w:r>
           <w:rPr>
@@ -1292,7 +1292,7 @@
           <w14:ligatures w14:val="standardContextual"/>
         </w:rPr>
       </w:pPr>
-      <w:hyperlink w:anchor="_Toc242904394" w:history="1">
+      <w:hyperlink w:anchor="_Toc242904942" w:history="1">
         <w:r>
           <w:rPr>
             <w:rStyle w:val="Hyperlink"/>
@@ -1319,7 +1319,7 @@
             <w:noProof/>
             <w:webHidden/>
           </w:rPr>
-          <w:instrText xml:space="preserve"> PAGEREF _Toc242904394 \h </w:instrText>
+          <w:instrText xml:space="preserve"> PAGEREF _Toc242904942 \h </w:instrText>
         </w:r>
         <w:r>
           <w:rPr>
@@ -1366,7 +1366,7 @@
           <w14:ligatures w14:val="standardContextual"/>
         </w:rPr>
       </w:pPr>
-      <w:hyperlink w:anchor="_Toc242904395" w:history="1">
+      <w:hyperlink w:anchor="_Toc242904943" w:history="1">
         <w:r>
           <w:rPr>
             <w:rStyle w:val="Hyperlink"/>
@@ -1393,7 +1393,7 @@
             <w:noProof/>
             <w:webHidden/>
           </w:rPr>
-          <w:instrText xml:space="preserve"> PAGEREF _Toc242904395 \h </w:instrText>
+          <w:instrText xml:space="preserve"> PAGEREF _Toc242904943 \h </w:instrText>
         </w:r>
         <w:r>
           <w:rPr>
@@ -1440,7 +1440,7 @@
           <w14:ligatures w14:val="standardContextual"/>
         </w:rPr>
       </w:pPr>
-      <w:hyperlink w:anchor="_Toc242904396" w:history="1">
+      <w:hyperlink w:anchor="_Toc242904944" w:history="1">
         <w:r>
           <w:rPr>
             <w:rStyle w:val="Hyperlink"/>
@@ -1467,7 +1467,7 @@
             <w:noProof/>
             <w:webHidden/>
           </w:rPr>
-          <w:instrText xml:space="preserve"> PAGEREF _Toc242904396 \h </w:instrText>
+          <w:instrText xml:space="preserve"> PAGEREF _Toc242904944 \h </w:instrText>
         </w:r>
         <w:r>
           <w:rPr>
@@ -1515,7 +1515,7 @@
           <w14:ligatures w14:val="standardContextual"/>
         </w:rPr>
       </w:pPr>
-      <w:hyperlink w:anchor="_Toc242904397" w:history="1">
+      <w:hyperlink w:anchor="_Toc242904945" w:history="1">
         <w:r>
           <w:rPr>
             <w:rStyle w:val="Hyperlink"/>
@@ -1542,7 +1542,7 @@
             <w:noProof/>
             <w:webHidden/>
           </w:rPr>
-          <w:instrText xml:space="preserve"> PAGEREF _Toc242904397 \h </w:instrText>
+          <w:instrText xml:space="preserve"> PAGEREF _Toc242904945 \h </w:instrText>
         </w:r>
         <w:r>
           <w:rPr>
@@ -1589,7 +1589,7 @@
           <w14:ligatures w14:val="standardContextual"/>
         </w:rPr>
       </w:pPr>
-      <w:hyperlink w:anchor="_Toc242904398" w:history="1">
+      <w:hyperlink w:anchor="_Toc242904946" w:history="1">
         <w:r>
           <w:rPr>
             <w:rStyle w:val="Hyperlink"/>
@@ -1616,7 +1616,7 @@
             <w:noProof/>
             <w:webHidden/>
           </w:rPr>
-          <w:instrText xml:space="preserve"> PAGEREF _Toc242904398 \h </w:instrText>
+          <w:instrText xml:space="preserve"> PAGEREF _Toc242904946 \h </w:instrText>
         </w:r>
         <w:r>
           <w:rPr>
@@ -1663,7 +1663,7 @@
           <w14:ligatures w14:val="standardContextual"/>
         </w:rPr>
       </w:pPr>
-      <w:hyperlink w:anchor="_Toc242904399" w:history="1">
+      <w:hyperlink w:anchor="_Toc242904947" w:history="1">
         <w:r>
           <w:rPr>
             <w:rStyle w:val="Hyperlink"/>
@@ -1690,7 +1690,7 @@
             <w:noProof/>
             <w:webHidden/>
           </w:rPr>
-          <w:instrText xml:space="preserve"> PAGEREF _Toc242904399 \h </w:instrText>
+          <w:instrText xml:space="preserve"> PAGEREF _Toc242904947 \h </w:instrText>
         </w:r>
         <w:r>
           <w:rPr>
@@ -1737,7 +1737,7 @@
           <w14:ligatures w14:val="standardContextual"/>
         </w:rPr>
       </w:pPr>
-      <w:hyperlink w:anchor="_Toc242904400" w:history="1">
+      <w:hyperlink w:anchor="_Toc242904948" w:history="1">
         <w:r>
           <w:rPr>
             <w:rStyle w:val="Hyperlink"/>
@@ -1764,7 +1764,7 @@
             <w:noProof/>
             <w:webHidden/>
           </w:rPr>
-          <w:instrText xml:space="preserve"> PAGEREF _Toc242904400 \h </w:instrText>
+          <w:instrText xml:space="preserve"> PAGEREF _Toc242904948 \h </w:instrText>
         </w:r>
         <w:r>
           <w:rPr>
@@ -1811,7 +1811,7 @@
           <w14:ligatures w14:val="standardContextual"/>
         </w:rPr>
       </w:pPr>
-      <w:hyperlink w:anchor="_Toc242904401" w:history="1">
+      <w:hyperlink w:anchor="_Toc242904949" w:history="1">
         <w:r>
           <w:rPr>
             <w:rStyle w:val="Hyperlink"/>
@@ -1838,7 +1838,7 @@
             <w:noProof/>
             <w:webHidden/>
           </w:rPr>
-          <w:instrText xml:space="preserve"> PAGEREF _Toc242904401 \h </w:instrText>
+          <w:instrText xml:space="preserve"> PAGEREF _Toc242904949 \h </w:instrText>
         </w:r>
         <w:r>
           <w:rPr>
@@ -1885,7 +1885,7 @@
           <w14:ligatures w14:val="standardContextual"/>
         </w:rPr>
       </w:pPr>
-      <w:hyperlink w:anchor="_Toc242904402" w:history="1">
+      <w:hyperlink w:anchor="_Toc242904950" w:history="1">
         <w:r>
           <w:rPr>
             <w:rStyle w:val="Hyperlink"/>
@@ -1912,7 +1912,7 @@
             <w:noProof/>
             <w:webHidden/>
           </w:rPr>
-          <w:instrText xml:space="preserve"> PAGEREF _Toc242904402 \h </w:instrText>
+          <w:instrText xml:space="preserve"> PAGEREF _Toc242904950 \h </w:instrText>
         </w:r>
         <w:r>
           <w:rPr>
@@ -1959,7 +1959,7 @@
           <w14:ligatures w14:val="standardContextual"/>
         </w:rPr>
       </w:pPr>
-      <w:hyperlink w:anchor="_Toc242904403" w:history="1">
+      <w:hyperlink w:anchor="_Toc242904951" w:history="1">
         <w:r>
           <w:rPr>
             <w:rStyle w:val="Hyperlink"/>
@@ -1986,7 +1986,7 @@
             <w:noProof/>
             <w:webHidden/>
           </w:rPr>
-          <w:instrText xml:space="preserve"> PAGEREF _Toc242904403 \h </w:instrText>
+          <w:instrText xml:space="preserve"> PAGEREF _Toc242904951 \h </w:instrText>
         </w:r>
         <w:r>
           <w:rPr>
@@ -2033,7 +2033,7 @@
           <w14:ligatures w14:val="standardContextual"/>
         </w:rPr>
       </w:pPr>
-      <w:hyperlink w:anchor="_Toc242904404" w:history="1">
+      <w:hyperlink w:anchor="_Toc242904952" w:history="1">
         <w:r>
           <w:rPr>
             <w:rStyle w:val="Hyperlink"/>
@@ -2060,7 +2060,7 @@
             <w:noProof/>
             <w:webHidden/>
           </w:rPr>
-          <w:instrText xml:space="preserve"> PAGEREF _Toc242904404 \h </w:instrText>
+          <w:instrText xml:space="preserve"> PAGEREF _Toc242904952 \h </w:instrText>
         </w:r>
         <w:r>
           <w:rPr>
@@ -2107,7 +2107,7 @@
           <w14:ligatures w14:val="standardContextual"/>
         </w:rPr>
       </w:pPr>
-      <w:hyperlink w:anchor="_Toc242904405" w:history="1">
+      <w:hyperlink w:anchor="_Toc242904953" w:history="1">
         <w:r>
           <w:rPr>
             <w:rStyle w:val="Hyperlink"/>
@@ -2134,7 +2134,7 @@
             <w:noProof/>
             <w:webHidden/>
           </w:rPr>
-          <w:instrText xml:space="preserve"> PAGEREF _Toc242904405 \h </w:instrText>
+          <w:instrText xml:space="preserve"> PAGEREF _Toc242904953 \h </w:instrText>
         </w:r>
         <w:r>
           <w:rPr>
@@ -2181,7 +2181,7 @@
           <w14:ligatures w14:val="standardContextual"/>
         </w:rPr>
       </w:pPr>
-      <w:hyperlink w:anchor="_Toc242904406" w:history="1">
+      <w:hyperlink w:anchor="_Toc242904954" w:history="1">
         <w:r>
           <w:rPr>
             <w:rStyle w:val="Hyperlink"/>
@@ -2208,7 +2208,7 @@
             <w:noProof/>
             <w:webHidden/>
           </w:rPr>
-          <w:instrText xml:space="preserve"> PAGEREF _Toc242904406 \h </w:instrText>
+          <w:instrText xml:space="preserve"> PAGEREF _Toc242904954 \h </w:instrText>
         </w:r>
         <w:r>
           <w:rPr>
@@ -2255,7 +2255,7 @@
           <w14:ligatures w14:val="standardContextual"/>
         </w:rPr>
       </w:pPr>
-      <w:hyperlink w:anchor="_Toc242904407" w:history="1">
+      <w:hyperlink w:anchor="_Toc242904955" w:history="1">
         <w:r>
           <w:rPr>
             <w:rStyle w:val="Hyperlink"/>
@@ -2282,7 +2282,7 @@
             <w:noProof/>
             <w:webHidden/>
           </w:rPr>
-          <w:instrText xml:space="preserve"> PAGEREF _Toc242904407 \h </w:instrText>
+          <w:instrText xml:space="preserve"> PAGEREF _Toc242904955 \h </w:instrText>
         </w:r>
         <w:r>
           <w:rPr>
@@ -2329,7 +2329,7 @@
           <w14:ligatures w14:val="standardContextual"/>
         </w:rPr>
       </w:pPr>
-      <w:hyperlink w:anchor="_Toc242904408" w:history="1">
+      <w:hyperlink w:anchor="_Toc242904956" w:history="1">
         <w:r>
           <w:rPr>
             <w:rStyle w:val="Hyperlink"/>
@@ -2356,7 +2356,7 @@
             <w:noProof/>
             <w:webHidden/>
           </w:rPr>
-          <w:instrText xml:space="preserve"> PAGEREF _Toc242904408 \h </w:instrText>
+          <w:instrText xml:space="preserve"> PAGEREF _Toc242904956 \h </w:instrText>
         </w:r>
         <w:r>
           <w:rPr>
@@ -2403,7 +2403,7 @@
           <w14:ligatures w14:val="standardContextual"/>
         </w:rPr>
       </w:pPr>
-      <w:hyperlink w:anchor="_Toc242904409" w:history="1">
+      <w:hyperlink w:anchor="_Toc242904957" w:history="1">
         <w:r>
           <w:rPr>
             <w:rStyle w:val="Hyperlink"/>
@@ -2430,7 +2430,7 @@
             <w:noProof/>
             <w:webHidden/>
           </w:rPr>
-          <w:instrText xml:space="preserve"> PAGEREF _Toc242904409 \h </w:instrText>
+          <w:instrText xml:space="preserve"> PAGEREF _Toc242904957 \h </w:instrText>
         </w:r>
         <w:r>
           <w:rPr>
@@ -2478,7 +2478,7 @@
           <w14:ligatures w14:val="standardContextual"/>
         </w:rPr>
       </w:pPr>
-      <w:hyperlink w:anchor="_Toc242904410" w:history="1">
+      <w:hyperlink w:anchor="_Toc242904958" w:history="1">
         <w:r>
           <w:rPr>
             <w:rStyle w:val="Hyperlink"/>
@@ -2505,7 +2505,7 @@
             <w:noProof/>
             <w:webHidden/>
           </w:rPr>
-          <w:instrText xml:space="preserve"> PAGEREF _Toc242904410 \h </w:instrText>
+          <w:instrText xml:space="preserve"> PAGEREF _Toc242904958 \h </w:instrText>
         </w:r>
         <w:r>
           <w:rPr>
@@ -2552,7 +2552,7 @@
           <w14:ligatures w14:val="standardContextual"/>
         </w:rPr>
       </w:pPr>
-      <w:hyperlink w:anchor="_Toc242904411" w:history="1">
+      <w:hyperlink w:anchor="_Toc242904959" w:history="1">
         <w:r>
           <w:rPr>
             <w:rStyle w:val="Hyperlink"/>
@@ -2579,7 +2579,7 @@
             <w:noProof/>
             <w:webHidden/>
           </w:rPr>
-          <w:instrText xml:space="preserve"> PAGEREF _Toc242904411 \h </w:instrText>
+          <w:instrText xml:space="preserve"> PAGEREF _Toc242904959 \h </w:instrText>
         </w:r>
         <w:r>
           <w:rPr>
@@ -2626,7 +2626,7 @@
           <w14:ligatures w14:val="standardContextual"/>
         </w:rPr>
       </w:pPr>
-      <w:hyperlink w:anchor="_Toc242904412" w:history="1">
+      <w:hyperlink w:anchor="_Toc242904960" w:history="1">
         <w:r>
           <w:rPr>
             <w:rStyle w:val="Hyperlink"/>
@@ -2653,7 +2653,7 @@
             <w:noProof/>
             <w:webHidden/>
           </w:rPr>
-          <w:instrText xml:space="preserve"> PAGEREF _Toc242904412 \h </w:instrText>
+          <w:instrText xml:space="preserve"> PAGEREF _Toc242904960 \h </w:instrText>
         </w:r>
         <w:r>
           <w:rPr>
@@ -2700,7 +2700,7 @@
           <w14:ligatures w14:val="standardContextual"/>
         </w:rPr>
       </w:pPr>
-      <w:hyperlink w:anchor="_Toc242904413" w:history="1">
+      <w:hyperlink w:anchor="_Toc242904961" w:history="1">
         <w:r>
           <w:rPr>
             <w:rStyle w:val="Hyperlink"/>
@@ -2727,7 +2727,7 @@
             <w:noProof/>
             <w:webHidden/>
           </w:rPr>
-          <w:instrText xml:space="preserve"> PAGEREF _Toc242904413 \h </w:instrText>
+          <w:instrText xml:space="preserve"> PAGEREF _Toc242904961 \h </w:instrText>
         </w:r>
         <w:r>
           <w:rPr>
@@ -2775,7 +2775,7 @@
           <w14:ligatures w14:val="standardContextual"/>
         </w:rPr>
       </w:pPr>
-      <w:hyperlink w:anchor="_Toc242904414" w:history="1">
+      <w:hyperlink w:anchor="_Toc242904962" w:history="1">
         <w:r>
           <w:rPr>
             <w:rStyle w:val="Hyperlink"/>
@@ -2802,7 +2802,7 @@
             <w:noProof/>
             <w:webHidden/>
           </w:rPr>
-          <w:instrText xml:space="preserve"> PAGEREF _Toc242904414 \h </w:instrText>
+          <w:instrText xml:space="preserve"> PAGEREF _Toc242904962 \h </w:instrText>
         </w:r>
         <w:r>
           <w:rPr>
@@ -2849,7 +2849,7 @@
           <w14:ligatures w14:val="standardContextual"/>
         </w:rPr>
       </w:pPr>
-      <w:hyperlink w:anchor="_Toc242904415" w:history="1">
+      <w:hyperlink w:anchor="_Toc242904963" w:history="1">
         <w:r>
           <w:rPr>
             <w:rStyle w:val="Hyperlink"/>
@@ -2876,7 +2876,7 @@
             <w:noProof/>
             <w:webHidden/>
           </w:rPr>
-          <w:instrText xml:space="preserve"> PAGEREF _Toc242904415 \h </w:instrText>
+          <w:instrText xml:space="preserve"> PAGEREF _Toc242904963 \h </w:instrText>
         </w:r>
         <w:r>
           <w:rPr>
@@ -2923,7 +2923,7 @@
           <w14:ligatures w14:val="standardContextual"/>
         </w:rPr>
       </w:pPr>
-      <w:hyperlink w:anchor="_Toc242904416" w:history="1">
+      <w:hyperlink w:anchor="_Toc242904964" w:history="1">
         <w:r>
           <w:rPr>
             <w:rStyle w:val="Hyperlink"/>
@@ -2950,7 +2950,7 @@
             <w:noProof/>
             <w:webHidden/>
           </w:rPr>
-          <w:instrText xml:space="preserve"> PAGEREF _Toc242904416 \h </w:instrText>
+          <w:instrText xml:space="preserve"> PAGEREF _Toc242904964 \h </w:instrText>
         </w:r>
         <w:r>
           <w:rPr>
@@ -2997,7 +2997,7 @@
           <w14:ligatures w14:val="standardContextual"/>
         </w:rPr>
       </w:pPr>
-      <w:hyperlink w:anchor="_Toc242904417" w:history="1">
+      <w:hyperlink w:anchor="_Toc242904965" w:history="1">
         <w:r>
           <w:rPr>
             <w:rStyle w:val="Hyperlink"/>
@@ -3024,7 +3024,7 @@
             <w:noProof/>
             <w:webHidden/>
           </w:rPr>
-          <w:instrText xml:space="preserve"> PAGEREF _Toc242904417 \h </w:instrText>
+          <w:instrText xml:space="preserve"> PAGEREF _Toc242904965 \h </w:instrText>
         </w:r>
         <w:r>
           <w:rPr>
@@ -3071,7 +3071,7 @@
           <w14:ligatures w14:val="standardContextual"/>
         </w:rPr>
       </w:pPr>
-      <w:hyperlink w:anchor="_Toc242904418" w:history="1">
+      <w:hyperlink w:anchor="_Toc242904966" w:history="1">
         <w:r>
           <w:rPr>
             <w:rStyle w:val="Hyperlink"/>
@@ -3098,7 +3098,7 @@
             <w:noProof/>
             <w:webHidden/>
           </w:rPr>
-          <w:instrText xml:space="preserve"> PAGEREF _Toc242904418 \h </w:instrText>
+          <w:instrText xml:space="preserve"> PAGEREF _Toc242904966 \h </w:instrText>
         </w:r>
         <w:r>
           <w:rPr>
@@ -3146,7 +3146,7 @@
           <w14:ligatures w14:val="standardContextual"/>
         </w:rPr>
       </w:pPr>
-      <w:hyperlink w:anchor="_Toc242904419" w:history="1">
+      <w:hyperlink w:anchor="_Toc242904967" w:history="1">
         <w:r>
           <w:rPr>
             <w:rStyle w:val="Hyperlink"/>
@@ -3173,7 +3173,7 @@
             <w:noProof/>
             <w:webHidden/>
           </w:rPr>
-          <w:instrText xml:space="preserve"> PAGEREF _Toc242904419 \h </w:instrText>
+          <w:instrText xml:space="preserve"> PAGEREF _Toc242904967 \h </w:instrText>
         </w:r>
         <w:r>
           <w:rPr>
@@ -3220,7 +3220,7 @@
           <w14:ligatures w14:val="standardContextual"/>
         </w:rPr>
       </w:pPr>
-      <w:hyperlink w:anchor="_Toc242904420" w:history="1">
+      <w:hyperlink w:anchor="_Toc242904968" w:history="1">
         <w:r>
           <w:rPr>
             <w:rStyle w:val="Hyperlink"/>
@@ -3247,7 +3247,7 @@
             <w:noProof/>
             <w:webHidden/>
           </w:rPr>
-          <w:instrText xml:space="preserve"> PAGEREF _Toc242904420 \h </w:instrText>
+          <w:instrText xml:space="preserve"> PAGEREF _Toc242904968 \h </w:instrText>
         </w:r>
         <w:r>
           <w:rPr>
@@ -3294,7 +3294,7 @@
           <w14:ligatures w14:val="standardContextual"/>
         </w:rPr>
       </w:pPr>
-      <w:hyperlink w:anchor="_Toc242904421" w:history="1">
+      <w:hyperlink w:anchor="_Toc242904969" w:history="1">
         <w:r>
           <w:rPr>
             <w:rStyle w:val="Hyperlink"/>
@@ -3321,7 +3321,7 @@
             <w:noProof/>
             <w:webHidden/>
           </w:rPr>
-          <w:instrText xml:space="preserve"> PAGEREF _Toc242904421 \h </w:instrText>
+          <w:instrText xml:space="preserve"> PAGEREF _Toc242904969 \h </w:instrText>
         </w:r>
         <w:r>
           <w:rPr>
@@ -3389,7 +3389,7 @@
       <w:bookmarkStart w:id="7" w:name="_Toc242875938"/>
       <w:bookmarkStart w:id="8" w:name="_Toc242876903"/>
       <w:bookmarkStart w:id="9" w:name="_Toc242877888"/>
-      <w:bookmarkStart w:id="10" w:name="_Toc242904384"/>
+      <w:bookmarkStart w:id="10" w:name="_Toc242904932"/>
       <w:r>
         <w:lastRenderedPageBreak/>
         <w:t>Chương 1 Phạm vi và hệ thống thực hành Tuần 2</w:t>
@@ -3420,7 +3420,7 @@
       <w:bookmarkStart w:id="18" w:name="_Toc242875939"/>
       <w:bookmarkStart w:id="19" w:name="_Toc242876904"/>
       <w:bookmarkStart w:id="20" w:name="_Toc242877889"/>
-      <w:bookmarkStart w:id="21" w:name="_Toc242904385"/>
+      <w:bookmarkStart w:id="21" w:name="_Toc242904933"/>
       <w:r>
         <w:t>1.1 Mục tiêu và phạm vi số liệu</w:t>
       </w:r>
@@ -3468,7 +3468,7 @@
       <w:bookmarkStart w:id="29" w:name="_Toc242875940"/>
       <w:bookmarkStart w:id="30" w:name="_Toc242876905"/>
       <w:bookmarkStart w:id="31" w:name="_Toc242877890"/>
-      <w:bookmarkStart w:id="32" w:name="_Toc242904386"/>
+      <w:bookmarkStart w:id="32" w:name="_Toc242904934"/>
       <w:r>
         <w:t>1.2 Phân công và thời gian thực hiện</w:t>
       </w:r>
@@ -3800,7 +3800,7 @@
       <w:bookmarkStart w:id="40" w:name="_Toc242875941"/>
       <w:bookmarkStart w:id="41" w:name="_Toc242876906"/>
       <w:bookmarkStart w:id="42" w:name="_Toc242877891"/>
-      <w:bookmarkStart w:id="43" w:name="_Toc242904387"/>
+      <w:bookmarkStart w:id="43" w:name="_Toc242904935"/>
       <w:r>
         <w:lastRenderedPageBreak/>
         <w:t>1.3 Kiến trúc và luồng xử lý</w:t>
@@ -3898,7 +3898,7 @@
       <w:bookmarkStart w:id="51" w:name="_Toc242875942"/>
       <w:bookmarkStart w:id="52" w:name="_Toc242876907"/>
       <w:bookmarkStart w:id="53" w:name="_Toc242877892"/>
-      <w:bookmarkStart w:id="54" w:name="_Toc242904388"/>
+      <w:bookmarkStart w:id="54" w:name="_Toc242904936"/>
       <w:r>
         <w:lastRenderedPageBreak/>
         <w:t>1.4 Trạng thái dịch vụ trong dữ liệu Tuần 2</w:t>
@@ -4351,7 +4351,7 @@
       <w:bookmarkStart w:id="62" w:name="_Toc242875943"/>
       <w:bookmarkStart w:id="63" w:name="_Toc242876908"/>
       <w:bookmarkStart w:id="64" w:name="_Toc242877893"/>
-      <w:bookmarkStart w:id="65" w:name="_Toc242904389"/>
+      <w:bookmarkStart w:id="65" w:name="_Toc242904937"/>
       <w:r>
         <w:lastRenderedPageBreak/>
         <w:t>Chương 2 Nguồn dữ liệu và phương pháp phân tích</w:t>
@@ -4382,7 +4382,7 @@
       <w:bookmarkStart w:id="73" w:name="_Toc242875944"/>
       <w:bookmarkStart w:id="74" w:name="_Toc242876909"/>
       <w:bookmarkStart w:id="75" w:name="_Toc242877894"/>
-      <w:bookmarkStart w:id="76" w:name="_Toc242904390"/>
+      <w:bookmarkStart w:id="76" w:name="_Toc242904938"/>
       <w:r>
         <w:t>2.1 Toàn bộ dữ liệu và mẫu thuộc Tuần 2</w:t>
       </w:r>
@@ -4883,7 +4883,7 @@
       <w:bookmarkStart w:id="84" w:name="_Toc242875945"/>
       <w:bookmarkStart w:id="85" w:name="_Toc242876910"/>
       <w:bookmarkStart w:id="86" w:name="_Toc242877895"/>
-      <w:bookmarkStart w:id="87" w:name="_Toc242904391"/>
+      <w:bookmarkStart w:id="87" w:name="_Toc242904939"/>
       <w:r>
         <w:lastRenderedPageBreak/>
         <w:t>2.2 Cấu trúc và chất lượng bản ghi</w:t>
@@ -5264,7 +5264,7 @@
       <w:bookmarkStart w:id="90" w:name="_Toc242875946"/>
       <w:bookmarkStart w:id="91" w:name="_Toc242876911"/>
       <w:bookmarkStart w:id="92" w:name="_Toc242877896"/>
-      <w:bookmarkStart w:id="93" w:name="_Toc242904392"/>
+      <w:bookmarkStart w:id="93" w:name="_Toc242904940"/>
       <w:r>
         <w:t>2.3 Hai bộ báo cáo dữ liệu của nhóm</w:t>
       </w:r>
@@ -5307,7 +5307,7 @@
       <w:bookmarkStart w:id="101" w:name="_Toc242875947"/>
       <w:bookmarkStart w:id="102" w:name="_Toc242876912"/>
       <w:bookmarkStart w:id="103" w:name="_Toc242877897"/>
-      <w:bookmarkStart w:id="104" w:name="_Toc242904393"/>
+      <w:bookmarkStart w:id="104" w:name="_Toc242904941"/>
       <w:r>
         <w:lastRenderedPageBreak/>
         <w:t>2.4 Các đại lượng và cách diễn giải</w:t>
@@ -5674,7 +5674,7 @@
       <w:bookmarkStart w:id="112" w:name="_Toc242875948"/>
       <w:bookmarkStart w:id="113" w:name="_Toc242876913"/>
       <w:bookmarkStart w:id="114" w:name="_Toc242877898"/>
-      <w:bookmarkStart w:id="115" w:name="_Toc242904394"/>
+      <w:bookmarkStart w:id="115" w:name="_Toc242904942"/>
       <w:r>
         <w:lastRenderedPageBreak/>
         <w:t>2.5 Thiết kế chức năng thu thập bằng Lambda</w:t>
@@ -6140,7 +6140,7 @@
       <w:bookmarkStart w:id="123" w:name="_Toc242875949"/>
       <w:bookmarkStart w:id="124" w:name="_Toc242876914"/>
       <w:bookmarkStart w:id="125" w:name="_Toc242877899"/>
-      <w:bookmarkStart w:id="126" w:name="_Toc242904395"/>
+      <w:bookmarkStart w:id="126" w:name="_Toc242904943"/>
       <w:r>
         <w:lastRenderedPageBreak/>
         <w:t>2.6 Lược đồ bản ghi và truy vấn dữ liệu</w:t>
@@ -8093,7 +8093,7 @@
       <w:bookmarkStart w:id="134" w:name="_Toc242875950"/>
       <w:bookmarkStart w:id="135" w:name="_Toc242876915"/>
       <w:bookmarkStart w:id="136" w:name="_Toc242877900"/>
-      <w:bookmarkStart w:id="137" w:name="_Toc242904396"/>
+      <w:bookmarkStart w:id="137" w:name="_Toc242904944"/>
       <w:r>
         <w:lastRenderedPageBreak/>
         <w:t>2.7 Quyền kích hoạt và điều kiện gửi thông báo</w:t>
@@ -8144,7 +8144,7 @@
       <w:bookmarkStart w:id="145" w:name="_Toc242875951"/>
       <w:bookmarkStart w:id="146" w:name="_Toc242876916"/>
       <w:bookmarkStart w:id="147" w:name="_Toc242877901"/>
-      <w:bookmarkStart w:id="148" w:name="_Toc242904397"/>
+      <w:bookmarkStart w:id="148" w:name="_Toc242904945"/>
       <w:r>
         <w:lastRenderedPageBreak/>
         <w:t>Chương 3 Phân tích dữ liệu môi trường Tuần 2</w:t>
@@ -8175,7 +8175,7 @@
       <w:bookmarkStart w:id="156" w:name="_Toc242875952"/>
       <w:bookmarkStart w:id="157" w:name="_Toc242876917"/>
       <w:bookmarkStart w:id="158" w:name="_Toc242877902"/>
-      <w:bookmarkStart w:id="159" w:name="_Toc242904398"/>
+      <w:bookmarkStart w:id="159" w:name="_Toc242904946"/>
       <w:r>
         <w:t>3.1 So sánh AQI theo đô thị</w:t>
       </w:r>
@@ -9282,7 +9282,7 @@
       <w:bookmarkStart w:id="167" w:name="_Toc242875953"/>
       <w:bookmarkStart w:id="168" w:name="_Toc242876918"/>
       <w:bookmarkStart w:id="169" w:name="_Toc242877903"/>
-      <w:bookmarkStart w:id="170" w:name="_Toc242904399"/>
+      <w:bookmarkStart w:id="170" w:name="_Toc242904947"/>
       <w:r>
         <w:lastRenderedPageBreak/>
         <w:t>3.2 Nồng độ PM2.5 và PM10</w:t>
@@ -10255,7 +10255,7 @@
       <w:bookmarkStart w:id="178" w:name="_Toc242875954"/>
       <w:bookmarkStart w:id="179" w:name="_Toc242876919"/>
       <w:bookmarkStart w:id="180" w:name="_Toc242877904"/>
-      <w:bookmarkStart w:id="181" w:name="_Toc242904400"/>
+      <w:bookmarkStart w:id="181" w:name="_Toc242904948"/>
       <w:r>
         <w:lastRenderedPageBreak/>
         <w:t>3.3 Trung vị tứ phân vị và P95</w:t>
@@ -11363,7 +11363,7 @@
       <w:bookmarkStart w:id="189" w:name="_Toc242875955"/>
       <w:bookmarkStart w:id="190" w:name="_Toc242876920"/>
       <w:bookmarkStart w:id="191" w:name="_Toc242877905"/>
-      <w:bookmarkStart w:id="192" w:name="_Toc242904401"/>
+      <w:bookmarkStart w:id="192" w:name="_Toc242904949"/>
       <w:r>
         <w:lastRenderedPageBreak/>
         <w:t>3.4 Diễn biến tại các giờ có quan trắc</w:t>
@@ -12212,7 +12212,7 @@
       <w:bookmarkStart w:id="200" w:name="_Toc242875956"/>
       <w:bookmarkStart w:id="201" w:name="_Toc242876921"/>
       <w:bookmarkStart w:id="202" w:name="_Toc242877906"/>
-      <w:bookmarkStart w:id="203" w:name="_Toc242904402"/>
+      <w:bookmarkStart w:id="203" w:name="_Toc242904950"/>
       <w:r>
         <w:lastRenderedPageBreak/>
         <w:t>3.5 Độ phủ và mật độ lấy mẫu</w:t>
@@ -12319,7 +12319,7 @@
       <w:bookmarkStart w:id="211" w:name="_Toc242875957"/>
       <w:bookmarkStart w:id="212" w:name="_Toc242876922"/>
       <w:bookmarkStart w:id="213" w:name="_Toc242877907"/>
-      <w:bookmarkStart w:id="214" w:name="_Toc242904403"/>
+      <w:bookmarkStart w:id="214" w:name="_Toc242904951"/>
       <w:r>
         <w:lastRenderedPageBreak/>
         <w:t>3.6 Phân bố các cấp chất lượng không khí</w:t>
@@ -13157,7 +13157,7 @@
       <w:bookmarkStart w:id="222" w:name="_Toc242875958"/>
       <w:bookmarkStart w:id="223" w:name="_Toc242876923"/>
       <w:bookmarkStart w:id="224" w:name="_Toc242877908"/>
-      <w:bookmarkStart w:id="225" w:name="_Toc242904404"/>
+      <w:bookmarkStart w:id="225" w:name="_Toc242904952"/>
       <w:r>
         <w:lastRenderedPageBreak/>
         <w:t>3.7 Tần suất vượt ngưỡng cấu hình cảnh báo</w:t>
@@ -14000,7 +14000,7 @@
       <w:bookmarkStart w:id="228" w:name="_Toc242875959"/>
       <w:bookmarkStart w:id="229" w:name="_Toc242876924"/>
       <w:bookmarkStart w:id="230" w:name="_Toc242877909"/>
-      <w:bookmarkStart w:id="231" w:name="_Toc242904405"/>
+      <w:bookmarkStart w:id="231" w:name="_Toc242904953"/>
       <w:r>
         <w:lastRenderedPageBreak/>
         <w:t>3.8 Đối chiếu hai báo cáo dữ liệu theo đô thị và giờ</w:t>
@@ -14649,7 +14649,7 @@
       <w:bookmarkStart w:id="239" w:name="_Toc242875960"/>
       <w:bookmarkStart w:id="240" w:name="_Toc242876925"/>
       <w:bookmarkStart w:id="241" w:name="_Toc242877910"/>
-      <w:bookmarkStart w:id="242" w:name="_Toc242904406"/>
+      <w:bookmarkStart w:id="242" w:name="_Toc242904954"/>
       <w:r>
         <w:lastRenderedPageBreak/>
         <w:t>3.9 Tương quan Pearson và Spearman</w:t>
@@ -15631,7 +15631,7 @@
       <w:bookmarkStart w:id="250" w:name="_Toc242875961"/>
       <w:bookmarkStart w:id="251" w:name="_Toc242876926"/>
       <w:bookmarkStart w:id="252" w:name="_Toc242877911"/>
-      <w:bookmarkStart w:id="253" w:name="_Toc242904407"/>
+      <w:bookmarkStart w:id="253" w:name="_Toc242904955"/>
       <w:r>
         <w:lastRenderedPageBreak/>
         <w:t>3.10 Quan sát trực tiếp quan hệ nhiệt độ và PM2.5</w:t>
@@ -15738,7 +15738,7 @@
       <w:bookmarkStart w:id="261" w:name="_Toc242875962"/>
       <w:bookmarkStart w:id="262" w:name="_Toc242876927"/>
       <w:bookmarkStart w:id="263" w:name="_Toc242877912"/>
-      <w:bookmarkStart w:id="264" w:name="_Toc242904408"/>
+      <w:bookmarkStart w:id="264" w:name="_Toc242904956"/>
       <w:r>
         <w:lastRenderedPageBreak/>
         <w:t>3.11 Các khí ô nhiễm còn lại</w:t>
@@ -16708,7 +16708,7 @@
       <w:bookmarkStart w:id="269" w:name="_Toc242875963"/>
       <w:bookmarkStart w:id="270" w:name="_Toc242876928"/>
       <w:bookmarkStart w:id="271" w:name="_Toc242877913"/>
-      <w:bookmarkStart w:id="272" w:name="_Toc242904409"/>
+      <w:bookmarkStart w:id="272" w:name="_Toc242904957"/>
       <w:r>
         <w:lastRenderedPageBreak/>
         <w:t>3.12 Đối chiếu với báo cáo Tuần 1</w:t>
@@ -19048,7 +19048,7 @@
       <w:bookmarkStart w:id="280" w:name="_Toc242875964"/>
       <w:bookmarkStart w:id="281" w:name="_Toc242876929"/>
       <w:bookmarkStart w:id="282" w:name="_Toc242877914"/>
-      <w:bookmarkStart w:id="283" w:name="_Toc242904410"/>
+      <w:bookmarkStart w:id="283" w:name="_Toc242904958"/>
       <w:r>
         <w:lastRenderedPageBreak/>
         <w:t>Chương 4 Phân tích vận hành Lambda và SNS</w:t>
@@ -19079,7 +19079,7 @@
       <w:bookmarkStart w:id="291" w:name="_Toc242875965"/>
       <w:bookmarkStart w:id="292" w:name="_Toc242876930"/>
       <w:bookmarkStart w:id="293" w:name="_Toc242877915"/>
-      <w:bookmarkStart w:id="294" w:name="_Toc242904411"/>
+      <w:bookmarkStart w:id="294" w:name="_Toc242904959"/>
       <w:r>
         <w:t>4.1 Thời gian thực thi và bộ nhớ Lambda</w:t>
       </w:r>
@@ -19580,7 +19580,7 @@
       <w:bookmarkStart w:id="302" w:name="_Toc242875966"/>
       <w:bookmarkStart w:id="303" w:name="_Toc242876931"/>
       <w:bookmarkStart w:id="304" w:name="_Toc242877916"/>
-      <w:bookmarkStart w:id="305" w:name="_Toc242904412"/>
+      <w:bookmarkStart w:id="305" w:name="_Toc242904960"/>
       <w:r>
         <w:lastRenderedPageBreak/>
         <w:t>4.2 Lịch thu thập và thông báo SNS</w:t>
@@ -19966,7 +19966,7 @@
       <w:bookmarkStart w:id="313" w:name="_Toc242875967"/>
       <w:bookmarkStart w:id="314" w:name="_Toc242876932"/>
       <w:bookmarkStart w:id="315" w:name="_Toc242877917"/>
-      <w:bookmarkStart w:id="316" w:name="_Toc242904413"/>
+      <w:bookmarkStart w:id="316" w:name="_Toc242904961"/>
       <w:r>
         <w:t>4.3 Đối chiếu sự nhất quán của chỉ số vận hành</w:t>
       </w:r>
@@ -20353,7 +20353,7 @@
       <w:bookmarkStart w:id="324" w:name="_Toc242875968"/>
       <w:bookmarkStart w:id="325" w:name="_Toc242876933"/>
       <w:bookmarkStart w:id="326" w:name="_Toc242877918"/>
-      <w:bookmarkStart w:id="327" w:name="_Toc242904414"/>
+      <w:bookmarkStart w:id="327" w:name="_Toc242904962"/>
       <w:r>
         <w:lastRenderedPageBreak/>
         <w:t>Chương 5 Phân tích truy vấn và sử dụng tài nguyên</w:t>
@@ -20384,7 +20384,7 @@
       <w:bookmarkStart w:id="335" w:name="_Toc242875969"/>
       <w:bookmarkStart w:id="336" w:name="_Toc242876934"/>
       <w:bookmarkStart w:id="337" w:name="_Toc242877919"/>
-      <w:bookmarkStart w:id="338" w:name="_Toc242904415"/>
+      <w:bookmarkStart w:id="338" w:name="_Toc242904963"/>
       <w:r>
         <w:t>5.1 Đối chứng hiệu quả lọc phân vùng</w:t>
       </w:r>
@@ -20826,7 +20826,7 @@
       <w:bookmarkStart w:id="346" w:name="_Toc242875970"/>
       <w:bookmarkStart w:id="347" w:name="_Toc242876935"/>
       <w:bookmarkStart w:id="348" w:name="_Toc242877920"/>
-      <w:bookmarkStart w:id="349" w:name="_Toc242904416"/>
+      <w:bookmarkStart w:id="349" w:name="_Toc242904964"/>
       <w:r>
         <w:lastRenderedPageBreak/>
         <w:t>5.2 Hai mươi bốn truy vấn phân tích mới</w:t>
@@ -22215,7 +22215,7 @@
       <w:bookmarkStart w:id="357" w:name="_Toc242875971"/>
       <w:bookmarkStart w:id="358" w:name="_Toc242876936"/>
       <w:bookmarkStart w:id="359" w:name="_Toc242877921"/>
-      <w:bookmarkStart w:id="360" w:name="_Toc242904417"/>
+      <w:bookmarkStart w:id="360" w:name="_Toc242904965"/>
       <w:r>
         <w:t>5.3 Lịch sử truy vấn và phạm vi lỗi</w:t>
       </w:r>
@@ -22533,7 +22533,7 @@
       <w:bookmarkStart w:id="368" w:name="_Toc242875972"/>
       <w:bookmarkStart w:id="369" w:name="_Toc242876937"/>
       <w:bookmarkStart w:id="370" w:name="_Toc242877922"/>
-      <w:bookmarkStart w:id="371" w:name="_Toc242904418"/>
+      <w:bookmarkStart w:id="371" w:name="_Toc242904966"/>
       <w:r>
         <w:lastRenderedPageBreak/>
         <w:t>5.4 Chi phí từ Cost Explorer</w:t>
@@ -22843,6 +22843,15 @@
         <w:ind w:firstLine="504"/>
       </w:pPr>
       <w:r>
+        <w:t>Chi phí dự kiến: 0,05 USD cho phần thực hành của sinh viên Tiến Sơn trong Tuần 2. Đây là mức dự kiến do nhóm đề xuất; số liệu ghi nhận từ Cost Explorer được trình bày riêng trong Bảng 5.4.</w:t>
+      </w:r>
+    </w:p>
+    <w:p>
+      <w:pPr>
+        <w:pStyle w:val="BodyText"/>
+        <w:ind w:firstLine="504"/>
+      </w:pPr>
+      <w:r>
         <w:t>Cả hai kết quả đều có cờ Estimated. Đây là số liệu ước tính tại thời điểm trích xuất Cost Explorer, được tổng hợp theo dịch vụ và ngày trong môi trường AWS của từng sinh viên; chưa phải hóa đơn cuối cùng hoặc chi phí riêng của dự án được phân bổ bằng tag. Các tệp CSV lưu nguyên giá trị trước khi làm tròn, đơn vị và trạng thái ước tính để đối chiếu.</w:t>
       </w:r>
     </w:p>
@@ -22862,7 +22871,7 @@
       <w:bookmarkStart w:id="379" w:name="_Toc242875973"/>
       <w:bookmarkStart w:id="380" w:name="_Toc242876938"/>
       <w:bookmarkStart w:id="381" w:name="_Toc242877923"/>
-      <w:bookmarkStart w:id="382" w:name="_Toc242904419"/>
+      <w:bookmarkStart w:id="382" w:name="_Toc242904967"/>
       <w:r>
         <w:lastRenderedPageBreak/>
         <w:t>Chương 6 Tổng hợp kết quả Tuần 2</w:t>
@@ -22893,7 +22902,7 @@
       <w:bookmarkStart w:id="390" w:name="_Toc242875974"/>
       <w:bookmarkStart w:id="391" w:name="_Toc242876939"/>
       <w:bookmarkStart w:id="392" w:name="_Toc242877924"/>
-      <w:bookmarkStart w:id="393" w:name="_Toc242904420"/>
+      <w:bookmarkStart w:id="393" w:name="_Toc242904968"/>
       <w:r>
         <w:t>6.1 Sản phẩm dữ liệu và phân tích</w:t>
       </w:r>
@@ -23257,7 +23266,7 @@
       <w:bookmarkStart w:id="401" w:name="_Toc242875975"/>
       <w:bookmarkStart w:id="402" w:name="_Toc242876940"/>
       <w:bookmarkStart w:id="403" w:name="_Toc242877925"/>
-      <w:bookmarkStart w:id="404" w:name="_Toc242904421"/>
+      <w:bookmarkStart w:id="404" w:name="_Toc242904969"/>
       <w:r>
         <w:t>6.2 Kết luận trong phạm vi mẫu đã thu thập</w:t>
       </w:r>
